--- a/docx/fr/BUFRCREX_CodeFlag_fr_35.docx
+++ b/docx/fr/BUFRCREX_CodeFlag_fr_35.docx
@@ -8,17 +8,17 @@
       </w:pPr>
       <w:r>
         <w:rPr>
-          <w:rFonts w:ascii="Arial" w:hAnsi="Arial"/>
+          <w:rFonts w:ascii="Verdana" w:hAnsi="Verdana"/>
           <w:b/>
           <w:sz w:val="22"/>
         </w:rPr>
-        <w:t>BUFR/CREX Code/Flag Tables — Class 35</w:t>
+        <w:t>Classe 35</w:t>
       </w:r>
     </w:p>
     <w:p>
       <w:r>
         <w:rPr>
-          <w:rFonts w:ascii="Arial" w:hAnsi="Arial"/>
+          <w:rFonts w:ascii="Verdana" w:hAnsi="Verdana"/>
           <w:b/>
           <w:sz w:val="18"/>
         </w:rPr>
@@ -31,6 +31,20 @@
         <w:tblW w:type="auto" w:w="0"/>
         <w:jc w:val="center"/>
         <w:tblLook w:firstColumn="1" w:firstRow="1" w:lastColumn="0" w:lastRow="0" w:noHBand="0" w:noVBand="1" w:val="04A0"/>
+        <w:tblBorders>
+          <w:top w:val="single" w:sz="4" w:space="0" w:color="595959"/>
+          <w:left w:val="single" w:sz="4" w:space="0" w:color="595959"/>
+          <w:bottom w:val="single" w:sz="4" w:space="0" w:color="595959"/>
+          <w:right w:val="single" w:sz="4" w:space="0" w:color="595959"/>
+          <w:insideH w:val="single" w:sz="4" w:space="0" w:color="595959"/>
+          <w:insideV w:val="single" w:sz="4" w:space="0" w:color="595959"/>
+        </w:tblBorders>
+        <w:tblCellMar>
+          <w:top w:w="85" w:type="dxa"/>
+          <w:left w:w="85" w:type="dxa"/>
+          <w:bottom w:w="85" w:type="dxa"/>
+          <w:right w:w="85" w:type="dxa"/>
+        </w:tblCellMar>
       </w:tblPr>
       <w:tblGrid>
         <w:gridCol w:w="5046"/>
@@ -40,61 +54,52 @@
       <w:tr>
         <w:tc>
           <w:tcPr>
-            <w:tcW w:type="dxa" w:w="5046"/>
-            <w:shd w:val="clear" w:color="auto" w:fill="D9E2F3"/>
-          </w:tcPr>
-          <w:p>
-            <w:pPr>
-              <w:jc w:val="center"/>
-            </w:pPr>
-            <w:r/>
-            <w:r>
-              <w:rPr>
-                <w:rFonts w:ascii="Arial" w:hAnsi="Arial"/>
-                <w:b/>
-                <w:sz w:val="16"/>
-              </w:rPr>
-              <w:t>Code Figure</w:t>
-            </w:r>
-          </w:p>
-        </w:tc>
-        <w:tc>
-          <w:tcPr>
-            <w:tcW w:type="dxa" w:w="5046"/>
-            <w:shd w:val="clear" w:color="auto" w:fill="D9E2F3"/>
-          </w:tcPr>
-          <w:p>
-            <w:pPr>
-              <w:jc w:val="center"/>
-            </w:pPr>
-            <w:r/>
-            <w:r>
-              <w:rPr>
-                <w:rFonts w:ascii="Arial" w:hAnsi="Arial"/>
-                <w:b/>
-                <w:sz w:val="16"/>
-              </w:rPr>
-              <w:t>Entry Name</w:t>
-            </w:r>
-          </w:p>
-        </w:tc>
-        <w:tc>
-          <w:tcPr>
-            <w:tcW w:type="dxa" w:w="5046"/>
-            <w:shd w:val="clear" w:color="auto" w:fill="D9E2F3"/>
-          </w:tcPr>
-          <w:p>
-            <w:pPr>
-              <w:jc w:val="center"/>
-            </w:pPr>
-            <w:r/>
-            <w:r>
-              <w:rPr>
-                <w:rFonts w:ascii="Arial" w:hAnsi="Arial"/>
-                <w:b/>
-                <w:sz w:val="16"/>
-              </w:rPr>
-              <w:t>Note</w:t>
+            <w:tcW w:type="dxa" w:w="1134"/>
+            <w:shd w:val="clear" w:color="auto" w:fill="D9D9D9"/>
+          </w:tcPr>
+          <w:p>
+            <w:r/>
+            <w:r>
+              <w:rPr>
+                <w:rFonts w:ascii="Verdana" w:hAnsi="Verdana"/>
+                <w:b w:val="0"/>
+                <w:sz w:val="16"/>
+              </w:rPr>
+              <w:t>CHIFFRE DU CODE</w:t>
+            </w:r>
+          </w:p>
+        </w:tc>
+        <w:tc>
+          <w:tcPr>
+            <w:tcW w:type="dxa" w:w="5046"/>
+            <w:shd w:val="clear" w:color="auto" w:fill="D9D9D9"/>
+          </w:tcPr>
+          <w:p>
+            <w:r/>
+            <w:r>
+              <w:rPr>
+                <w:rFonts w:ascii="Verdana" w:hAnsi="Verdana"/>
+                <w:b w:val="0"/>
+                <w:sz w:val="16"/>
+              </w:rPr>
+              <w:t>SIGNIFICATION</w:t>
+            </w:r>
+          </w:p>
+        </w:tc>
+        <w:tc>
+          <w:tcPr>
+            <w:tcW w:type="dxa" w:w="5046"/>
+            <w:shd w:val="clear" w:color="auto" w:fill="D9D9D9"/>
+          </w:tcPr>
+          <w:p>
+            <w:r/>
+            <w:r>
+              <w:rPr>
+                <w:rFonts w:ascii="Verdana" w:hAnsi="Verdana"/>
+                <w:b w:val="0"/>
+                <w:sz w:val="16"/>
+              </w:rPr>
+              <w:t>NOTE</w:t>
             </w:r>
           </w:p>
         </w:tc>
@@ -108,7 +113,7 @@
             <w:r/>
             <w:r>
               <w:rPr>
-                <w:rFonts w:ascii="Arial" w:hAnsi="Arial"/>
+                <w:rFonts w:ascii="Verdana" w:hAnsi="Verdana"/>
                 <w:b w:val="0"/>
                 <w:sz w:val="16"/>
               </w:rPr>
@@ -124,7 +129,7 @@
             <w:r/>
             <w:r>
               <w:rPr>
-                <w:rFonts w:ascii="Arial" w:hAnsi="Arial"/>
+                <w:rFonts w:ascii="Verdana" w:hAnsi="Verdana"/>
                 <w:b w:val="0"/>
                 <w:sz w:val="16"/>
               </w:rPr>
@@ -140,7 +145,7 @@
             <w:r/>
             <w:r>
               <w:rPr>
-                <w:rFonts w:ascii="Arial" w:hAnsi="Arial"/>
+                <w:rFonts w:ascii="Verdana" w:hAnsi="Verdana"/>
                 <w:b w:val="0"/>
                 <w:sz w:val="16"/>
               </w:rPr>
@@ -157,7 +162,7 @@
             <w:r/>
             <w:r>
               <w:rPr>
-                <w:rFonts w:ascii="Arial" w:hAnsi="Arial"/>
+                <w:rFonts w:ascii="Verdana" w:hAnsi="Verdana"/>
                 <w:b w:val="0"/>
                 <w:sz w:val="16"/>
               </w:rPr>
@@ -173,7 +178,7 @@
             <w:r/>
             <w:r>
               <w:rPr>
-                <w:rFonts w:ascii="Arial" w:hAnsi="Arial"/>
+                <w:rFonts w:ascii="Verdana" w:hAnsi="Verdana"/>
                 <w:b w:val="0"/>
                 <w:sz w:val="16"/>
               </w:rPr>
@@ -189,7 +194,7 @@
             <w:r/>
             <w:r>
               <w:rPr>
-                <w:rFonts w:ascii="Arial" w:hAnsi="Arial"/>
+                <w:rFonts w:ascii="Verdana" w:hAnsi="Verdana"/>
                 <w:b w:val="0"/>
                 <w:sz w:val="16"/>
               </w:rPr>
@@ -206,7 +211,7 @@
             <w:r/>
             <w:r>
               <w:rPr>
-                <w:rFonts w:ascii="Arial" w:hAnsi="Arial"/>
+                <w:rFonts w:ascii="Verdana" w:hAnsi="Verdana"/>
                 <w:b w:val="0"/>
                 <w:sz w:val="16"/>
               </w:rPr>
@@ -222,7 +227,7 @@
             <w:r/>
             <w:r>
               <w:rPr>
-                <w:rFonts w:ascii="Arial" w:hAnsi="Arial"/>
+                <w:rFonts w:ascii="Verdana" w:hAnsi="Verdana"/>
                 <w:b w:val="0"/>
                 <w:sz w:val="16"/>
               </w:rPr>
@@ -238,7 +243,7 @@
             <w:r/>
             <w:r>
               <w:rPr>
-                <w:rFonts w:ascii="Arial" w:hAnsi="Arial"/>
+                <w:rFonts w:ascii="Verdana" w:hAnsi="Verdana"/>
                 <w:b w:val="0"/>
                 <w:sz w:val="16"/>
               </w:rPr>
@@ -255,7 +260,7 @@
             <w:r/>
             <w:r>
               <w:rPr>
-                <w:rFonts w:ascii="Arial" w:hAnsi="Arial"/>
+                <w:rFonts w:ascii="Verdana" w:hAnsi="Verdana"/>
                 <w:b w:val="0"/>
                 <w:sz w:val="16"/>
               </w:rPr>
@@ -271,7 +276,7 @@
             <w:r/>
             <w:r>
               <w:rPr>
-                <w:rFonts w:ascii="Arial" w:hAnsi="Arial"/>
+                <w:rFonts w:ascii="Verdana" w:hAnsi="Verdana"/>
                 <w:b w:val="0"/>
                 <w:sz w:val="16"/>
               </w:rPr>
@@ -287,7 +292,7 @@
             <w:r/>
             <w:r>
               <w:rPr>
-                <w:rFonts w:ascii="Arial" w:hAnsi="Arial"/>
+                <w:rFonts w:ascii="Verdana" w:hAnsi="Verdana"/>
                 <w:b w:val="0"/>
                 <w:sz w:val="16"/>
               </w:rPr>
@@ -304,7 +309,7 @@
             <w:r/>
             <w:r>
               <w:rPr>
-                <w:rFonts w:ascii="Arial" w:hAnsi="Arial"/>
+                <w:rFonts w:ascii="Verdana" w:hAnsi="Verdana"/>
                 <w:b w:val="0"/>
                 <w:sz w:val="16"/>
               </w:rPr>
@@ -320,7 +325,7 @@
             <w:r/>
             <w:r>
               <w:rPr>
-                <w:rFonts w:ascii="Arial" w:hAnsi="Arial"/>
+                <w:rFonts w:ascii="Verdana" w:hAnsi="Verdana"/>
                 <w:b w:val="0"/>
                 <w:sz w:val="16"/>
               </w:rPr>
@@ -336,7 +341,7 @@
             <w:r/>
             <w:r>
               <w:rPr>
-                <w:rFonts w:ascii="Arial" w:hAnsi="Arial"/>
+                <w:rFonts w:ascii="Verdana" w:hAnsi="Verdana"/>
                 <w:b w:val="0"/>
                 <w:sz w:val="16"/>
               </w:rPr>
@@ -353,7 +358,7 @@
             <w:r/>
             <w:r>
               <w:rPr>
-                <w:rFonts w:ascii="Arial" w:hAnsi="Arial"/>
+                <w:rFonts w:ascii="Verdana" w:hAnsi="Verdana"/>
                 <w:b w:val="0"/>
                 <w:sz w:val="16"/>
               </w:rPr>
@@ -369,7 +374,7 @@
             <w:r/>
             <w:r>
               <w:rPr>
-                <w:rFonts w:ascii="Arial" w:hAnsi="Arial"/>
+                <w:rFonts w:ascii="Verdana" w:hAnsi="Verdana"/>
                 <w:b w:val="0"/>
                 <w:sz w:val="16"/>
               </w:rPr>
@@ -385,7 +390,7 @@
             <w:r/>
             <w:r>
               <w:rPr>
-                <w:rFonts w:ascii="Arial" w:hAnsi="Arial"/>
+                <w:rFonts w:ascii="Verdana" w:hAnsi="Verdana"/>
                 <w:b w:val="0"/>
                 <w:sz w:val="16"/>
               </w:rPr>
@@ -402,7 +407,7 @@
             <w:r/>
             <w:r>
               <w:rPr>
-                <w:rFonts w:ascii="Arial" w:hAnsi="Arial"/>
+                <w:rFonts w:ascii="Verdana" w:hAnsi="Verdana"/>
                 <w:b w:val="0"/>
                 <w:sz w:val="16"/>
               </w:rPr>
@@ -418,7 +423,7 @@
             <w:r/>
             <w:r>
               <w:rPr>
-                <w:rFonts w:ascii="Arial" w:hAnsi="Arial"/>
+                <w:rFonts w:ascii="Verdana" w:hAnsi="Verdana"/>
                 <w:b w:val="0"/>
                 <w:sz w:val="16"/>
               </w:rPr>
@@ -434,7 +439,7 @@
             <w:r/>
             <w:r>
               <w:rPr>
-                <w:rFonts w:ascii="Arial" w:hAnsi="Arial"/>
+                <w:rFonts w:ascii="Verdana" w:hAnsi="Verdana"/>
                 <w:b w:val="0"/>
                 <w:sz w:val="16"/>
               </w:rPr>
@@ -451,7 +456,7 @@
             <w:r/>
             <w:r>
               <w:rPr>
-                <w:rFonts w:ascii="Arial" w:hAnsi="Arial"/>
+                <w:rFonts w:ascii="Verdana" w:hAnsi="Verdana"/>
                 <w:b w:val="0"/>
                 <w:sz w:val="16"/>
               </w:rPr>
@@ -467,7 +472,7 @@
             <w:r/>
             <w:r>
               <w:rPr>
-                <w:rFonts w:ascii="Arial" w:hAnsi="Arial"/>
+                <w:rFonts w:ascii="Verdana" w:hAnsi="Verdana"/>
                 <w:b w:val="0"/>
                 <w:sz w:val="16"/>
               </w:rPr>
@@ -483,7 +488,7 @@
             <w:r/>
             <w:r>
               <w:rPr>
-                <w:rFonts w:ascii="Arial" w:hAnsi="Arial"/>
+                <w:rFonts w:ascii="Verdana" w:hAnsi="Verdana"/>
                 <w:b w:val="0"/>
                 <w:sz w:val="16"/>
               </w:rPr>
@@ -500,7 +505,7 @@
             <w:r/>
             <w:r>
               <w:rPr>
-                <w:rFonts w:ascii="Arial" w:hAnsi="Arial"/>
+                <w:rFonts w:ascii="Verdana" w:hAnsi="Verdana"/>
                 <w:b w:val="0"/>
                 <w:sz w:val="16"/>
               </w:rPr>
@@ -516,7 +521,7 @@
             <w:r/>
             <w:r>
               <w:rPr>
-                <w:rFonts w:ascii="Arial" w:hAnsi="Arial"/>
+                <w:rFonts w:ascii="Verdana" w:hAnsi="Verdana"/>
                 <w:b w:val="0"/>
                 <w:sz w:val="16"/>
               </w:rPr>
@@ -532,7 +537,7 @@
             <w:r/>
             <w:r>
               <w:rPr>
-                <w:rFonts w:ascii="Arial" w:hAnsi="Arial"/>
+                <w:rFonts w:ascii="Verdana" w:hAnsi="Verdana"/>
                 <w:b w:val="0"/>
                 <w:sz w:val="16"/>
               </w:rPr>
@@ -549,7 +554,7 @@
             <w:r/>
             <w:r>
               <w:rPr>
-                <w:rFonts w:ascii="Arial" w:hAnsi="Arial"/>
+                <w:rFonts w:ascii="Verdana" w:hAnsi="Verdana"/>
                 <w:b w:val="0"/>
                 <w:sz w:val="16"/>
               </w:rPr>
@@ -565,7 +570,7 @@
             <w:r/>
             <w:r>
               <w:rPr>
-                <w:rFonts w:ascii="Arial" w:hAnsi="Arial"/>
+                <w:rFonts w:ascii="Verdana" w:hAnsi="Verdana"/>
                 <w:b w:val="0"/>
                 <w:sz w:val="16"/>
               </w:rPr>
@@ -581,7 +586,7 @@
             <w:r/>
             <w:r>
               <w:rPr>
-                <w:rFonts w:ascii="Arial" w:hAnsi="Arial"/>
+                <w:rFonts w:ascii="Verdana" w:hAnsi="Verdana"/>
                 <w:b w:val="0"/>
                 <w:sz w:val="16"/>
               </w:rPr>
@@ -598,7 +603,7 @@
             <w:r/>
             <w:r>
               <w:rPr>
-                <w:rFonts w:ascii="Arial" w:hAnsi="Arial"/>
+                <w:rFonts w:ascii="Verdana" w:hAnsi="Verdana"/>
                 <w:b w:val="0"/>
                 <w:sz w:val="16"/>
               </w:rPr>
@@ -614,7 +619,7 @@
             <w:r/>
             <w:r>
               <w:rPr>
-                <w:rFonts w:ascii="Arial" w:hAnsi="Arial"/>
+                <w:rFonts w:ascii="Verdana" w:hAnsi="Verdana"/>
                 <w:b w:val="0"/>
                 <w:sz w:val="16"/>
               </w:rPr>
@@ -630,7 +635,7 @@
             <w:r/>
             <w:r>
               <w:rPr>
-                <w:rFonts w:ascii="Arial" w:hAnsi="Arial"/>
+                <w:rFonts w:ascii="Verdana" w:hAnsi="Verdana"/>
                 <w:b w:val="0"/>
                 <w:sz w:val="16"/>
               </w:rPr>
@@ -643,7 +648,7 @@
     <w:p>
       <w:r>
         <w:rPr>
-          <w:rFonts w:ascii="Arial" w:hAnsi="Arial"/>
+          <w:rFonts w:ascii="Verdana" w:hAnsi="Verdana"/>
           <w:b/>
           <w:sz w:val="18"/>
         </w:rPr>
@@ -656,6 +661,20 @@
         <w:tblW w:type="auto" w:w="0"/>
         <w:jc w:val="center"/>
         <w:tblLook w:firstColumn="1" w:firstRow="1" w:lastColumn="0" w:lastRow="0" w:noHBand="0" w:noVBand="1" w:val="04A0"/>
+        <w:tblBorders>
+          <w:top w:val="single" w:sz="4" w:space="0" w:color="595959"/>
+          <w:left w:val="single" w:sz="4" w:space="0" w:color="595959"/>
+          <w:bottom w:val="single" w:sz="4" w:space="0" w:color="595959"/>
+          <w:right w:val="single" w:sz="4" w:space="0" w:color="595959"/>
+          <w:insideH w:val="single" w:sz="4" w:space="0" w:color="595959"/>
+          <w:insideV w:val="single" w:sz="4" w:space="0" w:color="595959"/>
+        </w:tblBorders>
+        <w:tblCellMar>
+          <w:top w:w="85" w:type="dxa"/>
+          <w:left w:w="85" w:type="dxa"/>
+          <w:bottom w:w="85" w:type="dxa"/>
+          <w:right w:w="85" w:type="dxa"/>
+        </w:tblCellMar>
       </w:tblPr>
       <w:tblGrid>
         <w:gridCol w:w="5046"/>
@@ -665,61 +684,52 @@
       <w:tr>
         <w:tc>
           <w:tcPr>
-            <w:tcW w:type="dxa" w:w="5046"/>
-            <w:shd w:val="clear" w:color="auto" w:fill="D9E2F3"/>
-          </w:tcPr>
-          <w:p>
-            <w:pPr>
-              <w:jc w:val="center"/>
-            </w:pPr>
-            <w:r/>
-            <w:r>
-              <w:rPr>
-                <w:rFonts w:ascii="Arial" w:hAnsi="Arial"/>
-                <w:b/>
-                <w:sz w:val="16"/>
-              </w:rPr>
-              <w:t>Code Figure</w:t>
-            </w:r>
-          </w:p>
-        </w:tc>
-        <w:tc>
-          <w:tcPr>
-            <w:tcW w:type="dxa" w:w="5046"/>
-            <w:shd w:val="clear" w:color="auto" w:fill="D9E2F3"/>
-          </w:tcPr>
-          <w:p>
-            <w:pPr>
-              <w:jc w:val="center"/>
-            </w:pPr>
-            <w:r/>
-            <w:r>
-              <w:rPr>
-                <w:rFonts w:ascii="Arial" w:hAnsi="Arial"/>
-                <w:b/>
-                <w:sz w:val="16"/>
-              </w:rPr>
-              <w:t>Entry Name</w:t>
-            </w:r>
-          </w:p>
-        </w:tc>
-        <w:tc>
-          <w:tcPr>
-            <w:tcW w:type="dxa" w:w="5046"/>
-            <w:shd w:val="clear" w:color="auto" w:fill="D9E2F3"/>
-          </w:tcPr>
-          <w:p>
-            <w:pPr>
-              <w:jc w:val="center"/>
-            </w:pPr>
-            <w:r/>
-            <w:r>
-              <w:rPr>
-                <w:rFonts w:ascii="Arial" w:hAnsi="Arial"/>
-                <w:b/>
-                <w:sz w:val="16"/>
-              </w:rPr>
-              <w:t>Note</w:t>
+            <w:tcW w:type="dxa" w:w="1134"/>
+            <w:shd w:val="clear" w:color="auto" w:fill="D9D9D9"/>
+          </w:tcPr>
+          <w:p>
+            <w:r/>
+            <w:r>
+              <w:rPr>
+                <w:rFonts w:ascii="Verdana" w:hAnsi="Verdana"/>
+                <w:b w:val="0"/>
+                <w:sz w:val="16"/>
+              </w:rPr>
+              <w:t>CHIFFRE DU CODE</w:t>
+            </w:r>
+          </w:p>
+        </w:tc>
+        <w:tc>
+          <w:tcPr>
+            <w:tcW w:type="dxa" w:w="5046"/>
+            <w:shd w:val="clear" w:color="auto" w:fill="D9D9D9"/>
+          </w:tcPr>
+          <w:p>
+            <w:r/>
+            <w:r>
+              <w:rPr>
+                <w:rFonts w:ascii="Verdana" w:hAnsi="Verdana"/>
+                <w:b w:val="0"/>
+                <w:sz w:val="16"/>
+              </w:rPr>
+              <w:t>SIGNIFICATION</w:t>
+            </w:r>
+          </w:p>
+        </w:tc>
+        <w:tc>
+          <w:tcPr>
+            <w:tcW w:type="dxa" w:w="5046"/>
+            <w:shd w:val="clear" w:color="auto" w:fill="D9D9D9"/>
+          </w:tcPr>
+          <w:p>
+            <w:r/>
+            <w:r>
+              <w:rPr>
+                <w:rFonts w:ascii="Verdana" w:hAnsi="Verdana"/>
+                <w:b w:val="0"/>
+                <w:sz w:val="16"/>
+              </w:rPr>
+              <w:t>NOTE</w:t>
             </w:r>
           </w:p>
         </w:tc>
@@ -733,7 +743,7 @@
             <w:r/>
             <w:r>
               <w:rPr>
-                <w:rFonts w:ascii="Arial" w:hAnsi="Arial"/>
+                <w:rFonts w:ascii="Verdana" w:hAnsi="Verdana"/>
                 <w:b w:val="0"/>
                 <w:sz w:val="16"/>
               </w:rPr>
@@ -749,7 +759,7 @@
             <w:r/>
             <w:r>
               <w:rPr>
-                <w:rFonts w:ascii="Arial" w:hAnsi="Arial"/>
+                <w:rFonts w:ascii="Verdana" w:hAnsi="Verdana"/>
                 <w:b w:val="0"/>
                 <w:sz w:val="16"/>
               </w:rPr>
@@ -765,7 +775,7 @@
             <w:r/>
             <w:r>
               <w:rPr>
-                <w:rFonts w:ascii="Arial" w:hAnsi="Arial"/>
+                <w:rFonts w:ascii="Verdana" w:hAnsi="Verdana"/>
                 <w:b w:val="0"/>
                 <w:sz w:val="16"/>
               </w:rPr>
@@ -782,7 +792,7 @@
             <w:r/>
             <w:r>
               <w:rPr>
-                <w:rFonts w:ascii="Arial" w:hAnsi="Arial"/>
+                <w:rFonts w:ascii="Verdana" w:hAnsi="Verdana"/>
                 <w:b w:val="0"/>
                 <w:sz w:val="16"/>
               </w:rPr>
@@ -798,7 +808,7 @@
             <w:r/>
             <w:r>
               <w:rPr>
-                <w:rFonts w:ascii="Arial" w:hAnsi="Arial"/>
+                <w:rFonts w:ascii="Verdana" w:hAnsi="Verdana"/>
                 <w:b w:val="0"/>
                 <w:sz w:val="16"/>
               </w:rPr>
@@ -814,7 +824,7 @@
             <w:r/>
             <w:r>
               <w:rPr>
-                <w:rFonts w:ascii="Arial" w:hAnsi="Arial"/>
+                <w:rFonts w:ascii="Verdana" w:hAnsi="Verdana"/>
                 <w:b w:val="0"/>
                 <w:sz w:val="16"/>
               </w:rPr>
@@ -831,7 +841,7 @@
             <w:r/>
             <w:r>
               <w:rPr>
-                <w:rFonts w:ascii="Arial" w:hAnsi="Arial"/>
+                <w:rFonts w:ascii="Verdana" w:hAnsi="Verdana"/>
                 <w:b w:val="0"/>
                 <w:sz w:val="16"/>
               </w:rPr>
@@ -847,7 +857,7 @@
             <w:r/>
             <w:r>
               <w:rPr>
-                <w:rFonts w:ascii="Arial" w:hAnsi="Arial"/>
+                <w:rFonts w:ascii="Verdana" w:hAnsi="Verdana"/>
                 <w:b w:val="0"/>
                 <w:sz w:val="16"/>
               </w:rPr>
@@ -863,7 +873,7 @@
             <w:r/>
             <w:r>
               <w:rPr>
-                <w:rFonts w:ascii="Arial" w:hAnsi="Arial"/>
+                <w:rFonts w:ascii="Verdana" w:hAnsi="Verdana"/>
                 <w:b w:val="0"/>
                 <w:sz w:val="16"/>
               </w:rPr>
@@ -880,7 +890,7 @@
             <w:r/>
             <w:r>
               <w:rPr>
-                <w:rFonts w:ascii="Arial" w:hAnsi="Arial"/>
+                <w:rFonts w:ascii="Verdana" w:hAnsi="Verdana"/>
                 <w:b w:val="0"/>
                 <w:sz w:val="16"/>
               </w:rPr>
@@ -896,7 +906,7 @@
             <w:r/>
             <w:r>
               <w:rPr>
-                <w:rFonts w:ascii="Arial" w:hAnsi="Arial"/>
+                <w:rFonts w:ascii="Verdana" w:hAnsi="Verdana"/>
                 <w:b w:val="0"/>
                 <w:sz w:val="16"/>
               </w:rPr>
@@ -912,7 +922,7 @@
             <w:r/>
             <w:r>
               <w:rPr>
-                <w:rFonts w:ascii="Arial" w:hAnsi="Arial"/>
+                <w:rFonts w:ascii="Verdana" w:hAnsi="Verdana"/>
                 <w:b w:val="0"/>
                 <w:sz w:val="16"/>
               </w:rPr>
@@ -929,7 +939,7 @@
             <w:r/>
             <w:r>
               <w:rPr>
-                <w:rFonts w:ascii="Arial" w:hAnsi="Arial"/>
+                <w:rFonts w:ascii="Verdana" w:hAnsi="Verdana"/>
                 <w:b w:val="0"/>
                 <w:sz w:val="16"/>
               </w:rPr>
@@ -945,7 +955,7 @@
             <w:r/>
             <w:r>
               <w:rPr>
-                <w:rFonts w:ascii="Arial" w:hAnsi="Arial"/>
+                <w:rFonts w:ascii="Verdana" w:hAnsi="Verdana"/>
                 <w:b w:val="0"/>
                 <w:sz w:val="16"/>
               </w:rPr>
@@ -961,7 +971,7 @@
             <w:r/>
             <w:r>
               <w:rPr>
-                <w:rFonts w:ascii="Arial" w:hAnsi="Arial"/>
+                <w:rFonts w:ascii="Verdana" w:hAnsi="Verdana"/>
                 <w:b w:val="0"/>
                 <w:sz w:val="16"/>
               </w:rPr>
@@ -974,7 +984,7 @@
     <w:p>
       <w:r>
         <w:rPr>
-          <w:rFonts w:ascii="Arial" w:hAnsi="Arial"/>
+          <w:rFonts w:ascii="Verdana" w:hAnsi="Verdana"/>
           <w:b/>
           <w:sz w:val="18"/>
         </w:rPr>
@@ -987,6 +997,20 @@
         <w:tblW w:type="auto" w:w="0"/>
         <w:jc w:val="center"/>
         <w:tblLook w:firstColumn="1" w:firstRow="1" w:lastColumn="0" w:lastRow="0" w:noHBand="0" w:noVBand="1" w:val="04A0"/>
+        <w:tblBorders>
+          <w:top w:val="single" w:sz="4" w:space="0" w:color="595959"/>
+          <w:left w:val="single" w:sz="4" w:space="0" w:color="595959"/>
+          <w:bottom w:val="single" w:sz="4" w:space="0" w:color="595959"/>
+          <w:right w:val="single" w:sz="4" w:space="0" w:color="595959"/>
+          <w:insideH w:val="single" w:sz="4" w:space="0" w:color="595959"/>
+          <w:insideV w:val="single" w:sz="4" w:space="0" w:color="595959"/>
+        </w:tblBorders>
+        <w:tblCellMar>
+          <w:top w:w="85" w:type="dxa"/>
+          <w:left w:w="85" w:type="dxa"/>
+          <w:bottom w:w="85" w:type="dxa"/>
+          <w:right w:w="85" w:type="dxa"/>
+        </w:tblCellMar>
       </w:tblPr>
       <w:tblGrid>
         <w:gridCol w:w="5046"/>
@@ -996,61 +1020,52 @@
       <w:tr>
         <w:tc>
           <w:tcPr>
-            <w:tcW w:type="dxa" w:w="5046"/>
-            <w:shd w:val="clear" w:color="auto" w:fill="D9E2F3"/>
-          </w:tcPr>
-          <w:p>
-            <w:pPr>
-              <w:jc w:val="center"/>
-            </w:pPr>
-            <w:r/>
-            <w:r>
-              <w:rPr>
-                <w:rFonts w:ascii="Arial" w:hAnsi="Arial"/>
-                <w:b/>
-                <w:sz w:val="16"/>
-              </w:rPr>
-              <w:t>Code Figure</w:t>
-            </w:r>
-          </w:p>
-        </w:tc>
-        <w:tc>
-          <w:tcPr>
-            <w:tcW w:type="dxa" w:w="5046"/>
-            <w:shd w:val="clear" w:color="auto" w:fill="D9E2F3"/>
-          </w:tcPr>
-          <w:p>
-            <w:pPr>
-              <w:jc w:val="center"/>
-            </w:pPr>
-            <w:r/>
-            <w:r>
-              <w:rPr>
-                <w:rFonts w:ascii="Arial" w:hAnsi="Arial"/>
-                <w:b/>
-                <w:sz w:val="16"/>
-              </w:rPr>
-              <w:t>Entry Name</w:t>
-            </w:r>
-          </w:p>
-        </w:tc>
-        <w:tc>
-          <w:tcPr>
-            <w:tcW w:type="dxa" w:w="5046"/>
-            <w:shd w:val="clear" w:color="auto" w:fill="D9E2F3"/>
-          </w:tcPr>
-          <w:p>
-            <w:pPr>
-              <w:jc w:val="center"/>
-            </w:pPr>
-            <w:r/>
-            <w:r>
-              <w:rPr>
-                <w:rFonts w:ascii="Arial" w:hAnsi="Arial"/>
-                <w:b/>
-                <w:sz w:val="16"/>
-              </w:rPr>
-              <w:t>Note</w:t>
+            <w:tcW w:type="dxa" w:w="1134"/>
+            <w:shd w:val="clear" w:color="auto" w:fill="D9D9D9"/>
+          </w:tcPr>
+          <w:p>
+            <w:r/>
+            <w:r>
+              <w:rPr>
+                <w:rFonts w:ascii="Verdana" w:hAnsi="Verdana"/>
+                <w:b w:val="0"/>
+                <w:sz w:val="16"/>
+              </w:rPr>
+              <w:t>CHIFFRE DU CODE</w:t>
+            </w:r>
+          </w:p>
+        </w:tc>
+        <w:tc>
+          <w:tcPr>
+            <w:tcW w:type="dxa" w:w="5046"/>
+            <w:shd w:val="clear" w:color="auto" w:fill="D9D9D9"/>
+          </w:tcPr>
+          <w:p>
+            <w:r/>
+            <w:r>
+              <w:rPr>
+                <w:rFonts w:ascii="Verdana" w:hAnsi="Verdana"/>
+                <w:b w:val="0"/>
+                <w:sz w:val="16"/>
+              </w:rPr>
+              <w:t>SIGNIFICATION</w:t>
+            </w:r>
+          </w:p>
+        </w:tc>
+        <w:tc>
+          <w:tcPr>
+            <w:tcW w:type="dxa" w:w="5046"/>
+            <w:shd w:val="clear" w:color="auto" w:fill="D9D9D9"/>
+          </w:tcPr>
+          <w:p>
+            <w:r/>
+            <w:r>
+              <w:rPr>
+                <w:rFonts w:ascii="Verdana" w:hAnsi="Verdana"/>
+                <w:b w:val="0"/>
+                <w:sz w:val="16"/>
+              </w:rPr>
+              <w:t>NOTE</w:t>
             </w:r>
           </w:p>
         </w:tc>
@@ -1064,7 +1079,7 @@
             <w:r/>
             <w:r>
               <w:rPr>
-                <w:rFonts w:ascii="Arial" w:hAnsi="Arial"/>
+                <w:rFonts w:ascii="Verdana" w:hAnsi="Verdana"/>
                 <w:b w:val="0"/>
                 <w:sz w:val="16"/>
               </w:rPr>
@@ -1080,7 +1095,7 @@
             <w:r/>
             <w:r>
               <w:rPr>
-                <w:rFonts w:ascii="Arial" w:hAnsi="Arial"/>
+                <w:rFonts w:ascii="Verdana" w:hAnsi="Verdana"/>
                 <w:b w:val="0"/>
                 <w:sz w:val="16"/>
               </w:rPr>
@@ -1096,7 +1111,7 @@
             <w:r/>
             <w:r>
               <w:rPr>
-                <w:rFonts w:ascii="Arial" w:hAnsi="Arial"/>
+                <w:rFonts w:ascii="Verdana" w:hAnsi="Verdana"/>
                 <w:b w:val="0"/>
                 <w:sz w:val="16"/>
               </w:rPr>
@@ -1113,7 +1128,7 @@
             <w:r/>
             <w:r>
               <w:rPr>
-                <w:rFonts w:ascii="Arial" w:hAnsi="Arial"/>
+                <w:rFonts w:ascii="Verdana" w:hAnsi="Verdana"/>
                 <w:b w:val="0"/>
                 <w:sz w:val="16"/>
               </w:rPr>
@@ -1129,7 +1144,7 @@
             <w:r/>
             <w:r>
               <w:rPr>
-                <w:rFonts w:ascii="Arial" w:hAnsi="Arial"/>
+                <w:rFonts w:ascii="Verdana" w:hAnsi="Verdana"/>
                 <w:b w:val="0"/>
                 <w:sz w:val="16"/>
               </w:rPr>
@@ -1145,7 +1160,7 @@
             <w:r/>
             <w:r>
               <w:rPr>
-                <w:rFonts w:ascii="Arial" w:hAnsi="Arial"/>
+                <w:rFonts w:ascii="Verdana" w:hAnsi="Verdana"/>
                 <w:b w:val="0"/>
                 <w:sz w:val="16"/>
               </w:rPr>
@@ -1162,7 +1177,7 @@
             <w:r/>
             <w:r>
               <w:rPr>
-                <w:rFonts w:ascii="Arial" w:hAnsi="Arial"/>
+                <w:rFonts w:ascii="Verdana" w:hAnsi="Verdana"/>
                 <w:b w:val="0"/>
                 <w:sz w:val="16"/>
               </w:rPr>
@@ -1178,7 +1193,7 @@
             <w:r/>
             <w:r>
               <w:rPr>
-                <w:rFonts w:ascii="Arial" w:hAnsi="Arial"/>
+                <w:rFonts w:ascii="Verdana" w:hAnsi="Verdana"/>
                 <w:b w:val="0"/>
                 <w:sz w:val="16"/>
               </w:rPr>
@@ -1194,7 +1209,7 @@
             <w:r/>
             <w:r>
               <w:rPr>
-                <w:rFonts w:ascii="Arial" w:hAnsi="Arial"/>
+                <w:rFonts w:ascii="Verdana" w:hAnsi="Verdana"/>
                 <w:b w:val="0"/>
                 <w:sz w:val="16"/>
               </w:rPr>
@@ -1211,7 +1226,7 @@
             <w:r/>
             <w:r>
               <w:rPr>
-                <w:rFonts w:ascii="Arial" w:hAnsi="Arial"/>
+                <w:rFonts w:ascii="Verdana" w:hAnsi="Verdana"/>
                 <w:b w:val="0"/>
                 <w:sz w:val="16"/>
               </w:rPr>
@@ -1227,7 +1242,7 @@
             <w:r/>
             <w:r>
               <w:rPr>
-                <w:rFonts w:ascii="Arial" w:hAnsi="Arial"/>
+                <w:rFonts w:ascii="Verdana" w:hAnsi="Verdana"/>
                 <w:b w:val="0"/>
                 <w:sz w:val="16"/>
               </w:rPr>
@@ -1243,7 +1258,7 @@
             <w:r/>
             <w:r>
               <w:rPr>
-                <w:rFonts w:ascii="Arial" w:hAnsi="Arial"/>
+                <w:rFonts w:ascii="Verdana" w:hAnsi="Verdana"/>
                 <w:b w:val="0"/>
                 <w:sz w:val="16"/>
               </w:rPr>
@@ -1260,7 +1275,7 @@
             <w:r/>
             <w:r>
               <w:rPr>
-                <w:rFonts w:ascii="Arial" w:hAnsi="Arial"/>
+                <w:rFonts w:ascii="Verdana" w:hAnsi="Verdana"/>
                 <w:b w:val="0"/>
                 <w:sz w:val="16"/>
               </w:rPr>
@@ -1276,7 +1291,7 @@
             <w:r/>
             <w:r>
               <w:rPr>
-                <w:rFonts w:ascii="Arial" w:hAnsi="Arial"/>
+                <w:rFonts w:ascii="Verdana" w:hAnsi="Verdana"/>
                 <w:b w:val="0"/>
                 <w:sz w:val="16"/>
               </w:rPr>
@@ -1292,7 +1307,7 @@
             <w:r/>
             <w:r>
               <w:rPr>
-                <w:rFonts w:ascii="Arial" w:hAnsi="Arial"/>
+                <w:rFonts w:ascii="Verdana" w:hAnsi="Verdana"/>
                 <w:b w:val="0"/>
                 <w:sz w:val="16"/>
               </w:rPr>
@@ -1309,7 +1324,7 @@
             <w:r/>
             <w:r>
               <w:rPr>
-                <w:rFonts w:ascii="Arial" w:hAnsi="Arial"/>
+                <w:rFonts w:ascii="Verdana" w:hAnsi="Verdana"/>
                 <w:b w:val="0"/>
                 <w:sz w:val="16"/>
               </w:rPr>
@@ -1325,7 +1340,7 @@
             <w:r/>
             <w:r>
               <w:rPr>
-                <w:rFonts w:ascii="Arial" w:hAnsi="Arial"/>
+                <w:rFonts w:ascii="Verdana" w:hAnsi="Verdana"/>
                 <w:b w:val="0"/>
                 <w:sz w:val="16"/>
               </w:rPr>
@@ -1341,7 +1356,7 @@
             <w:r/>
             <w:r>
               <w:rPr>
-                <w:rFonts w:ascii="Arial" w:hAnsi="Arial"/>
+                <w:rFonts w:ascii="Verdana" w:hAnsi="Verdana"/>
                 <w:b w:val="0"/>
                 <w:sz w:val="16"/>
               </w:rPr>
@@ -1358,7 +1373,7 @@
             <w:r/>
             <w:r>
               <w:rPr>
-                <w:rFonts w:ascii="Arial" w:hAnsi="Arial"/>
+                <w:rFonts w:ascii="Verdana" w:hAnsi="Verdana"/>
                 <w:b w:val="0"/>
                 <w:sz w:val="16"/>
               </w:rPr>
@@ -1374,7 +1389,7 @@
             <w:r/>
             <w:r>
               <w:rPr>
-                <w:rFonts w:ascii="Arial" w:hAnsi="Arial"/>
+                <w:rFonts w:ascii="Verdana" w:hAnsi="Verdana"/>
                 <w:b w:val="0"/>
                 <w:sz w:val="16"/>
               </w:rPr>
@@ -1390,7 +1405,7 @@
             <w:r/>
             <w:r>
               <w:rPr>
-                <w:rFonts w:ascii="Arial" w:hAnsi="Arial"/>
+                <w:rFonts w:ascii="Verdana" w:hAnsi="Verdana"/>
                 <w:b w:val="0"/>
                 <w:sz w:val="16"/>
               </w:rPr>
@@ -1407,7 +1422,7 @@
             <w:r/>
             <w:r>
               <w:rPr>
-                <w:rFonts w:ascii="Arial" w:hAnsi="Arial"/>
+                <w:rFonts w:ascii="Verdana" w:hAnsi="Verdana"/>
                 <w:b w:val="0"/>
                 <w:sz w:val="16"/>
               </w:rPr>
@@ -1423,7 +1438,7 @@
             <w:r/>
             <w:r>
               <w:rPr>
-                <w:rFonts w:ascii="Arial" w:hAnsi="Arial"/>
+                <w:rFonts w:ascii="Verdana" w:hAnsi="Verdana"/>
                 <w:b w:val="0"/>
                 <w:sz w:val="16"/>
               </w:rPr>
@@ -1439,7 +1454,7 @@
             <w:r/>
             <w:r>
               <w:rPr>
-                <w:rFonts w:ascii="Arial" w:hAnsi="Arial"/>
+                <w:rFonts w:ascii="Verdana" w:hAnsi="Verdana"/>
                 <w:b w:val="0"/>
                 <w:sz w:val="16"/>
               </w:rPr>
@@ -1456,7 +1471,7 @@
             <w:r/>
             <w:r>
               <w:rPr>
-                <w:rFonts w:ascii="Arial" w:hAnsi="Arial"/>
+                <w:rFonts w:ascii="Verdana" w:hAnsi="Verdana"/>
                 <w:b w:val="0"/>
                 <w:sz w:val="16"/>
               </w:rPr>
@@ -1472,7 +1487,7 @@
             <w:r/>
             <w:r>
               <w:rPr>
-                <w:rFonts w:ascii="Arial" w:hAnsi="Arial"/>
+                <w:rFonts w:ascii="Verdana" w:hAnsi="Verdana"/>
                 <w:b w:val="0"/>
                 <w:sz w:val="16"/>
               </w:rPr>
@@ -1488,7 +1503,7 @@
             <w:r/>
             <w:r>
               <w:rPr>
-                <w:rFonts w:ascii="Arial" w:hAnsi="Arial"/>
+                <w:rFonts w:ascii="Verdana" w:hAnsi="Verdana"/>
                 <w:b w:val="0"/>
                 <w:sz w:val="16"/>
               </w:rPr>
@@ -1505,7 +1520,7 @@
             <w:r/>
             <w:r>
               <w:rPr>
-                <w:rFonts w:ascii="Arial" w:hAnsi="Arial"/>
+                <w:rFonts w:ascii="Verdana" w:hAnsi="Verdana"/>
                 <w:b w:val="0"/>
                 <w:sz w:val="16"/>
               </w:rPr>
@@ -1521,7 +1536,7 @@
             <w:r/>
             <w:r>
               <w:rPr>
-                <w:rFonts w:ascii="Arial" w:hAnsi="Arial"/>
+                <w:rFonts w:ascii="Verdana" w:hAnsi="Verdana"/>
                 <w:b w:val="0"/>
                 <w:sz w:val="16"/>
               </w:rPr>
@@ -1537,7 +1552,7 @@
             <w:r/>
             <w:r>
               <w:rPr>
-                <w:rFonts w:ascii="Arial" w:hAnsi="Arial"/>
+                <w:rFonts w:ascii="Verdana" w:hAnsi="Verdana"/>
                 <w:b w:val="0"/>
                 <w:sz w:val="16"/>
               </w:rPr>
@@ -1554,7 +1569,7 @@
             <w:r/>
             <w:r>
               <w:rPr>
-                <w:rFonts w:ascii="Arial" w:hAnsi="Arial"/>
+                <w:rFonts w:ascii="Verdana" w:hAnsi="Verdana"/>
                 <w:b w:val="0"/>
                 <w:sz w:val="16"/>
               </w:rPr>
@@ -1570,7 +1585,7 @@
             <w:r/>
             <w:r>
               <w:rPr>
-                <w:rFonts w:ascii="Arial" w:hAnsi="Arial"/>
+                <w:rFonts w:ascii="Verdana" w:hAnsi="Verdana"/>
                 <w:b w:val="0"/>
                 <w:sz w:val="16"/>
               </w:rPr>
@@ -1586,7 +1601,7 @@
             <w:r/>
             <w:r>
               <w:rPr>
-                <w:rFonts w:ascii="Arial" w:hAnsi="Arial"/>
+                <w:rFonts w:ascii="Verdana" w:hAnsi="Verdana"/>
                 <w:b w:val="0"/>
                 <w:sz w:val="16"/>
               </w:rPr>
@@ -1599,7 +1614,7 @@
     <w:p>
       <w:r>
         <w:rPr>
-          <w:rFonts w:ascii="Arial" w:hAnsi="Arial"/>
+          <w:rFonts w:ascii="Verdana" w:hAnsi="Verdana"/>
           <w:b/>
           <w:sz w:val="18"/>
         </w:rPr>
@@ -1612,6 +1627,20 @@
         <w:tblW w:type="auto" w:w="0"/>
         <w:jc w:val="center"/>
         <w:tblLook w:firstColumn="1" w:firstRow="1" w:lastColumn="0" w:lastRow="0" w:noHBand="0" w:noVBand="1" w:val="04A0"/>
+        <w:tblBorders>
+          <w:top w:val="single" w:sz="4" w:space="0" w:color="595959"/>
+          <w:left w:val="single" w:sz="4" w:space="0" w:color="595959"/>
+          <w:bottom w:val="single" w:sz="4" w:space="0" w:color="595959"/>
+          <w:right w:val="single" w:sz="4" w:space="0" w:color="595959"/>
+          <w:insideH w:val="single" w:sz="4" w:space="0" w:color="595959"/>
+          <w:insideV w:val="single" w:sz="4" w:space="0" w:color="595959"/>
+        </w:tblBorders>
+        <w:tblCellMar>
+          <w:top w:w="85" w:type="dxa"/>
+          <w:left w:w="85" w:type="dxa"/>
+          <w:bottom w:w="85" w:type="dxa"/>
+          <w:right w:w="85" w:type="dxa"/>
+        </w:tblCellMar>
       </w:tblPr>
       <w:tblGrid>
         <w:gridCol w:w="5046"/>
@@ -1621,61 +1650,52 @@
       <w:tr>
         <w:tc>
           <w:tcPr>
-            <w:tcW w:type="dxa" w:w="5046"/>
-            <w:shd w:val="clear" w:color="auto" w:fill="D9E2F3"/>
-          </w:tcPr>
-          <w:p>
-            <w:pPr>
-              <w:jc w:val="center"/>
-            </w:pPr>
-            <w:r/>
-            <w:r>
-              <w:rPr>
-                <w:rFonts w:ascii="Arial" w:hAnsi="Arial"/>
-                <w:b/>
-                <w:sz w:val="16"/>
-              </w:rPr>
-              <w:t>Code Figure</w:t>
-            </w:r>
-          </w:p>
-        </w:tc>
-        <w:tc>
-          <w:tcPr>
-            <w:tcW w:type="dxa" w:w="5046"/>
-            <w:shd w:val="clear" w:color="auto" w:fill="D9E2F3"/>
-          </w:tcPr>
-          <w:p>
-            <w:pPr>
-              <w:jc w:val="center"/>
-            </w:pPr>
-            <w:r/>
-            <w:r>
-              <w:rPr>
-                <w:rFonts w:ascii="Arial" w:hAnsi="Arial"/>
-                <w:b/>
-                <w:sz w:val="16"/>
-              </w:rPr>
-              <w:t>Entry Name</w:t>
-            </w:r>
-          </w:p>
-        </w:tc>
-        <w:tc>
-          <w:tcPr>
-            <w:tcW w:type="dxa" w:w="5046"/>
-            <w:shd w:val="clear" w:color="auto" w:fill="D9E2F3"/>
-          </w:tcPr>
-          <w:p>
-            <w:pPr>
-              <w:jc w:val="center"/>
-            </w:pPr>
-            <w:r/>
-            <w:r>
-              <w:rPr>
-                <w:rFonts w:ascii="Arial" w:hAnsi="Arial"/>
-                <w:b/>
-                <w:sz w:val="16"/>
-              </w:rPr>
-              <w:t>Note</w:t>
+            <w:tcW w:type="dxa" w:w="1134"/>
+            <w:shd w:val="clear" w:color="auto" w:fill="D9D9D9"/>
+          </w:tcPr>
+          <w:p>
+            <w:r/>
+            <w:r>
+              <w:rPr>
+                <w:rFonts w:ascii="Verdana" w:hAnsi="Verdana"/>
+                <w:b w:val="0"/>
+                <w:sz w:val="16"/>
+              </w:rPr>
+              <w:t>CHIFFRE DU CODE</w:t>
+            </w:r>
+          </w:p>
+        </w:tc>
+        <w:tc>
+          <w:tcPr>
+            <w:tcW w:type="dxa" w:w="5046"/>
+            <w:shd w:val="clear" w:color="auto" w:fill="D9D9D9"/>
+          </w:tcPr>
+          <w:p>
+            <w:r/>
+            <w:r>
+              <w:rPr>
+                <w:rFonts w:ascii="Verdana" w:hAnsi="Verdana"/>
+                <w:b w:val="0"/>
+                <w:sz w:val="16"/>
+              </w:rPr>
+              <w:t>SIGNIFICATION</w:t>
+            </w:r>
+          </w:p>
+        </w:tc>
+        <w:tc>
+          <w:tcPr>
+            <w:tcW w:type="dxa" w:w="5046"/>
+            <w:shd w:val="clear" w:color="auto" w:fill="D9D9D9"/>
+          </w:tcPr>
+          <w:p>
+            <w:r/>
+            <w:r>
+              <w:rPr>
+                <w:rFonts w:ascii="Verdana" w:hAnsi="Verdana"/>
+                <w:b w:val="0"/>
+                <w:sz w:val="16"/>
+              </w:rPr>
+              <w:t>NOTE</w:t>
             </w:r>
           </w:p>
         </w:tc>
@@ -1689,7 +1709,7 @@
             <w:r/>
             <w:r>
               <w:rPr>
-                <w:rFonts w:ascii="Arial" w:hAnsi="Arial"/>
+                <w:rFonts w:ascii="Verdana" w:hAnsi="Verdana"/>
                 <w:b w:val="0"/>
                 <w:sz w:val="16"/>
               </w:rPr>
@@ -1705,7 +1725,7 @@
             <w:r/>
             <w:r>
               <w:rPr>
-                <w:rFonts w:ascii="Arial" w:hAnsi="Arial"/>
+                <w:rFonts w:ascii="Verdana" w:hAnsi="Verdana"/>
                 <w:b w:val="0"/>
                 <w:sz w:val="16"/>
               </w:rPr>
@@ -1721,7 +1741,7 @@
             <w:r/>
             <w:r>
               <w:rPr>
-                <w:rFonts w:ascii="Arial" w:hAnsi="Arial"/>
+                <w:rFonts w:ascii="Verdana" w:hAnsi="Verdana"/>
                 <w:b w:val="0"/>
                 <w:sz w:val="16"/>
               </w:rPr>
@@ -1738,7 +1758,7 @@
             <w:r/>
             <w:r>
               <w:rPr>
-                <w:rFonts w:ascii="Arial" w:hAnsi="Arial"/>
+                <w:rFonts w:ascii="Verdana" w:hAnsi="Verdana"/>
                 <w:b w:val="0"/>
                 <w:sz w:val="16"/>
               </w:rPr>
@@ -1754,7 +1774,7 @@
             <w:r/>
             <w:r>
               <w:rPr>
-                <w:rFonts w:ascii="Arial" w:hAnsi="Arial"/>
+                <w:rFonts w:ascii="Verdana" w:hAnsi="Verdana"/>
                 <w:b w:val="0"/>
                 <w:sz w:val="16"/>
               </w:rPr>
@@ -1770,7 +1790,7 @@
             <w:r/>
             <w:r>
               <w:rPr>
-                <w:rFonts w:ascii="Arial" w:hAnsi="Arial"/>
+                <w:rFonts w:ascii="Verdana" w:hAnsi="Verdana"/>
                 <w:b w:val="0"/>
                 <w:sz w:val="16"/>
               </w:rPr>
@@ -1787,7 +1807,7 @@
             <w:r/>
             <w:r>
               <w:rPr>
-                <w:rFonts w:ascii="Arial" w:hAnsi="Arial"/>
+                <w:rFonts w:ascii="Verdana" w:hAnsi="Verdana"/>
                 <w:b w:val="0"/>
                 <w:sz w:val="16"/>
               </w:rPr>
@@ -1803,7 +1823,7 @@
             <w:r/>
             <w:r>
               <w:rPr>
-                <w:rFonts w:ascii="Arial" w:hAnsi="Arial"/>
+                <w:rFonts w:ascii="Verdana" w:hAnsi="Verdana"/>
                 <w:b w:val="0"/>
                 <w:sz w:val="16"/>
               </w:rPr>
@@ -1819,7 +1839,7 @@
             <w:r/>
             <w:r>
               <w:rPr>
-                <w:rFonts w:ascii="Arial" w:hAnsi="Arial"/>
+                <w:rFonts w:ascii="Verdana" w:hAnsi="Verdana"/>
                 <w:b w:val="0"/>
                 <w:sz w:val="16"/>
               </w:rPr>
@@ -1836,7 +1856,7 @@
             <w:r/>
             <w:r>
               <w:rPr>
-                <w:rFonts w:ascii="Arial" w:hAnsi="Arial"/>
+                <w:rFonts w:ascii="Verdana" w:hAnsi="Verdana"/>
                 <w:b w:val="0"/>
                 <w:sz w:val="16"/>
               </w:rPr>
@@ -1852,7 +1872,7 @@
             <w:r/>
             <w:r>
               <w:rPr>
-                <w:rFonts w:ascii="Arial" w:hAnsi="Arial"/>
+                <w:rFonts w:ascii="Verdana" w:hAnsi="Verdana"/>
                 <w:b w:val="0"/>
                 <w:sz w:val="16"/>
               </w:rPr>
@@ -1868,7 +1888,7 @@
             <w:r/>
             <w:r>
               <w:rPr>
-                <w:rFonts w:ascii="Arial" w:hAnsi="Arial"/>
+                <w:rFonts w:ascii="Verdana" w:hAnsi="Verdana"/>
                 <w:b w:val="0"/>
                 <w:sz w:val="16"/>
               </w:rPr>
@@ -1885,7 +1905,7 @@
             <w:r/>
             <w:r>
               <w:rPr>
-                <w:rFonts w:ascii="Arial" w:hAnsi="Arial"/>
+                <w:rFonts w:ascii="Verdana" w:hAnsi="Verdana"/>
                 <w:b w:val="0"/>
                 <w:sz w:val="16"/>
               </w:rPr>
@@ -1901,7 +1921,7 @@
             <w:r/>
             <w:r>
               <w:rPr>
-                <w:rFonts w:ascii="Arial" w:hAnsi="Arial"/>
+                <w:rFonts w:ascii="Verdana" w:hAnsi="Verdana"/>
                 <w:b w:val="0"/>
                 <w:sz w:val="16"/>
               </w:rPr>
@@ -1917,7 +1937,7 @@
             <w:r/>
             <w:r>
               <w:rPr>
-                <w:rFonts w:ascii="Arial" w:hAnsi="Arial"/>
+                <w:rFonts w:ascii="Verdana" w:hAnsi="Verdana"/>
                 <w:b w:val="0"/>
                 <w:sz w:val="16"/>
               </w:rPr>
@@ -1934,7 +1954,7 @@
             <w:r/>
             <w:r>
               <w:rPr>
-                <w:rFonts w:ascii="Arial" w:hAnsi="Arial"/>
+                <w:rFonts w:ascii="Verdana" w:hAnsi="Verdana"/>
                 <w:b w:val="0"/>
                 <w:sz w:val="16"/>
               </w:rPr>
@@ -1950,7 +1970,7 @@
             <w:r/>
             <w:r>
               <w:rPr>
-                <w:rFonts w:ascii="Arial" w:hAnsi="Arial"/>
+                <w:rFonts w:ascii="Verdana" w:hAnsi="Verdana"/>
                 <w:b w:val="0"/>
                 <w:sz w:val="16"/>
               </w:rPr>
@@ -1966,7 +1986,7 @@
             <w:r/>
             <w:r>
               <w:rPr>
-                <w:rFonts w:ascii="Arial" w:hAnsi="Arial"/>
+                <w:rFonts w:ascii="Verdana" w:hAnsi="Verdana"/>
                 <w:b w:val="0"/>
                 <w:sz w:val="16"/>
               </w:rPr>
@@ -1983,7 +2003,7 @@
             <w:r/>
             <w:r>
               <w:rPr>
-                <w:rFonts w:ascii="Arial" w:hAnsi="Arial"/>
+                <w:rFonts w:ascii="Verdana" w:hAnsi="Verdana"/>
                 <w:b w:val="0"/>
                 <w:sz w:val="16"/>
               </w:rPr>
@@ -1999,7 +2019,7 @@
             <w:r/>
             <w:r>
               <w:rPr>
-                <w:rFonts w:ascii="Arial" w:hAnsi="Arial"/>
+                <w:rFonts w:ascii="Verdana" w:hAnsi="Verdana"/>
                 <w:b w:val="0"/>
                 <w:sz w:val="16"/>
               </w:rPr>
@@ -2015,7 +2035,7 @@
             <w:r/>
             <w:r>
               <w:rPr>
-                <w:rFonts w:ascii="Arial" w:hAnsi="Arial"/>
+                <w:rFonts w:ascii="Verdana" w:hAnsi="Verdana"/>
                 <w:b w:val="0"/>
                 <w:sz w:val="16"/>
               </w:rPr>
@@ -2032,7 +2052,7 @@
             <w:r/>
             <w:r>
               <w:rPr>
-                <w:rFonts w:ascii="Arial" w:hAnsi="Arial"/>
+                <w:rFonts w:ascii="Verdana" w:hAnsi="Verdana"/>
                 <w:b w:val="0"/>
                 <w:sz w:val="16"/>
               </w:rPr>
@@ -2048,7 +2068,7 @@
             <w:r/>
             <w:r>
               <w:rPr>
-                <w:rFonts w:ascii="Arial" w:hAnsi="Arial"/>
+                <w:rFonts w:ascii="Verdana" w:hAnsi="Verdana"/>
                 <w:b w:val="0"/>
                 <w:sz w:val="16"/>
               </w:rPr>
@@ -2064,7 +2084,7 @@
             <w:r/>
             <w:r>
               <w:rPr>
-                <w:rFonts w:ascii="Arial" w:hAnsi="Arial"/>
+                <w:rFonts w:ascii="Verdana" w:hAnsi="Verdana"/>
                 <w:b w:val="0"/>
                 <w:sz w:val="16"/>
               </w:rPr>
@@ -2081,7 +2101,7 @@
             <w:r/>
             <w:r>
               <w:rPr>
-                <w:rFonts w:ascii="Arial" w:hAnsi="Arial"/>
+                <w:rFonts w:ascii="Verdana" w:hAnsi="Verdana"/>
                 <w:b w:val="0"/>
                 <w:sz w:val="16"/>
               </w:rPr>
@@ -2097,7 +2117,7 @@
             <w:r/>
             <w:r>
               <w:rPr>
-                <w:rFonts w:ascii="Arial" w:hAnsi="Arial"/>
+                <w:rFonts w:ascii="Verdana" w:hAnsi="Verdana"/>
                 <w:b w:val="0"/>
                 <w:sz w:val="16"/>
               </w:rPr>
@@ -2113,7 +2133,7 @@
             <w:r/>
             <w:r>
               <w:rPr>
-                <w:rFonts w:ascii="Arial" w:hAnsi="Arial"/>
+                <w:rFonts w:ascii="Verdana" w:hAnsi="Verdana"/>
                 <w:b w:val="0"/>
                 <w:sz w:val="16"/>
               </w:rPr>
@@ -2130,7 +2150,7 @@
             <w:r/>
             <w:r>
               <w:rPr>
-                <w:rFonts w:ascii="Arial" w:hAnsi="Arial"/>
+                <w:rFonts w:ascii="Verdana" w:hAnsi="Verdana"/>
                 <w:b w:val="0"/>
                 <w:sz w:val="16"/>
               </w:rPr>
@@ -2146,7 +2166,7 @@
             <w:r/>
             <w:r>
               <w:rPr>
-                <w:rFonts w:ascii="Arial" w:hAnsi="Arial"/>
+                <w:rFonts w:ascii="Verdana" w:hAnsi="Verdana"/>
                 <w:b w:val="0"/>
                 <w:sz w:val="16"/>
               </w:rPr>
@@ -2162,7 +2182,7 @@
             <w:r/>
             <w:r>
               <w:rPr>
-                <w:rFonts w:ascii="Arial" w:hAnsi="Arial"/>
+                <w:rFonts w:ascii="Verdana" w:hAnsi="Verdana"/>
                 <w:b w:val="0"/>
                 <w:sz w:val="16"/>
               </w:rPr>
@@ -2179,7 +2199,7 @@
             <w:r/>
             <w:r>
               <w:rPr>
-                <w:rFonts w:ascii="Arial" w:hAnsi="Arial"/>
+                <w:rFonts w:ascii="Verdana" w:hAnsi="Verdana"/>
                 <w:b w:val="0"/>
                 <w:sz w:val="16"/>
               </w:rPr>
@@ -2195,7 +2215,7 @@
             <w:r/>
             <w:r>
               <w:rPr>
-                <w:rFonts w:ascii="Arial" w:hAnsi="Arial"/>
+                <w:rFonts w:ascii="Verdana" w:hAnsi="Verdana"/>
                 <w:b w:val="0"/>
                 <w:sz w:val="16"/>
               </w:rPr>
@@ -2211,7 +2231,7 @@
             <w:r/>
             <w:r>
               <w:rPr>
-                <w:rFonts w:ascii="Arial" w:hAnsi="Arial"/>
+                <w:rFonts w:ascii="Verdana" w:hAnsi="Verdana"/>
                 <w:b w:val="0"/>
                 <w:sz w:val="16"/>
               </w:rPr>
@@ -2228,7 +2248,7 @@
             <w:r/>
             <w:r>
               <w:rPr>
-                <w:rFonts w:ascii="Arial" w:hAnsi="Arial"/>
+                <w:rFonts w:ascii="Verdana" w:hAnsi="Verdana"/>
                 <w:b w:val="0"/>
                 <w:sz w:val="16"/>
               </w:rPr>
@@ -2244,7 +2264,7 @@
             <w:r/>
             <w:r>
               <w:rPr>
-                <w:rFonts w:ascii="Arial" w:hAnsi="Arial"/>
+                <w:rFonts w:ascii="Verdana" w:hAnsi="Verdana"/>
                 <w:b w:val="0"/>
                 <w:sz w:val="16"/>
               </w:rPr>
@@ -2260,7 +2280,7 @@
             <w:r/>
             <w:r>
               <w:rPr>
-                <w:rFonts w:ascii="Arial" w:hAnsi="Arial"/>
+                <w:rFonts w:ascii="Verdana" w:hAnsi="Verdana"/>
                 <w:b w:val="0"/>
                 <w:sz w:val="16"/>
               </w:rPr>
@@ -2277,7 +2297,7 @@
             <w:r/>
             <w:r>
               <w:rPr>
-                <w:rFonts w:ascii="Arial" w:hAnsi="Arial"/>
+                <w:rFonts w:ascii="Verdana" w:hAnsi="Verdana"/>
                 <w:b w:val="0"/>
                 <w:sz w:val="16"/>
               </w:rPr>
@@ -2293,7 +2313,7 @@
             <w:r/>
             <w:r>
               <w:rPr>
-                <w:rFonts w:ascii="Arial" w:hAnsi="Arial"/>
+                <w:rFonts w:ascii="Verdana" w:hAnsi="Verdana"/>
                 <w:b w:val="0"/>
                 <w:sz w:val="16"/>
               </w:rPr>
@@ -2309,7 +2329,7 @@
             <w:r/>
             <w:r>
               <w:rPr>
-                <w:rFonts w:ascii="Arial" w:hAnsi="Arial"/>
+                <w:rFonts w:ascii="Verdana" w:hAnsi="Verdana"/>
                 <w:b w:val="0"/>
                 <w:sz w:val="16"/>
               </w:rPr>
@@ -2326,7 +2346,7 @@
             <w:r/>
             <w:r>
               <w:rPr>
-                <w:rFonts w:ascii="Arial" w:hAnsi="Arial"/>
+                <w:rFonts w:ascii="Verdana" w:hAnsi="Verdana"/>
                 <w:b w:val="0"/>
                 <w:sz w:val="16"/>
               </w:rPr>
@@ -2342,7 +2362,7 @@
             <w:r/>
             <w:r>
               <w:rPr>
-                <w:rFonts w:ascii="Arial" w:hAnsi="Arial"/>
+                <w:rFonts w:ascii="Verdana" w:hAnsi="Verdana"/>
                 <w:b w:val="0"/>
                 <w:sz w:val="16"/>
               </w:rPr>
@@ -2358,7 +2378,7 @@
             <w:r/>
             <w:r>
               <w:rPr>
-                <w:rFonts w:ascii="Arial" w:hAnsi="Arial"/>
+                <w:rFonts w:ascii="Verdana" w:hAnsi="Verdana"/>
                 <w:b w:val="0"/>
                 <w:sz w:val="16"/>
               </w:rPr>
@@ -2375,7 +2395,7 @@
             <w:r/>
             <w:r>
               <w:rPr>
-                <w:rFonts w:ascii="Arial" w:hAnsi="Arial"/>
+                <w:rFonts w:ascii="Verdana" w:hAnsi="Verdana"/>
                 <w:b w:val="0"/>
                 <w:sz w:val="16"/>
               </w:rPr>
@@ -2391,7 +2411,7 @@
             <w:r/>
             <w:r>
               <w:rPr>
-                <w:rFonts w:ascii="Arial" w:hAnsi="Arial"/>
+                <w:rFonts w:ascii="Verdana" w:hAnsi="Verdana"/>
                 <w:b w:val="0"/>
                 <w:sz w:val="16"/>
               </w:rPr>
@@ -2407,7 +2427,7 @@
             <w:r/>
             <w:r>
               <w:rPr>
-                <w:rFonts w:ascii="Arial" w:hAnsi="Arial"/>
+                <w:rFonts w:ascii="Verdana" w:hAnsi="Verdana"/>
                 <w:b w:val="0"/>
                 <w:sz w:val="16"/>
               </w:rPr>
@@ -2424,7 +2444,7 @@
             <w:r/>
             <w:r>
               <w:rPr>
-                <w:rFonts w:ascii="Arial" w:hAnsi="Arial"/>
+                <w:rFonts w:ascii="Verdana" w:hAnsi="Verdana"/>
                 <w:b w:val="0"/>
                 <w:sz w:val="16"/>
               </w:rPr>
@@ -2440,7 +2460,7 @@
             <w:r/>
             <w:r>
               <w:rPr>
-                <w:rFonts w:ascii="Arial" w:hAnsi="Arial"/>
+                <w:rFonts w:ascii="Verdana" w:hAnsi="Verdana"/>
                 <w:b w:val="0"/>
                 <w:sz w:val="16"/>
               </w:rPr>
@@ -2456,7 +2476,7 @@
             <w:r/>
             <w:r>
               <w:rPr>
-                <w:rFonts w:ascii="Arial" w:hAnsi="Arial"/>
+                <w:rFonts w:ascii="Verdana" w:hAnsi="Verdana"/>
                 <w:b w:val="0"/>
                 <w:sz w:val="16"/>
               </w:rPr>
@@ -2473,7 +2493,7 @@
             <w:r/>
             <w:r>
               <w:rPr>
-                <w:rFonts w:ascii="Arial" w:hAnsi="Arial"/>
+                <w:rFonts w:ascii="Verdana" w:hAnsi="Verdana"/>
                 <w:b w:val="0"/>
                 <w:sz w:val="16"/>
               </w:rPr>
@@ -2489,7 +2509,7 @@
             <w:r/>
             <w:r>
               <w:rPr>
-                <w:rFonts w:ascii="Arial" w:hAnsi="Arial"/>
+                <w:rFonts w:ascii="Verdana" w:hAnsi="Verdana"/>
                 <w:b w:val="0"/>
                 <w:sz w:val="16"/>
               </w:rPr>
@@ -2505,7 +2525,7 @@
             <w:r/>
             <w:r>
               <w:rPr>
-                <w:rFonts w:ascii="Arial" w:hAnsi="Arial"/>
+                <w:rFonts w:ascii="Verdana" w:hAnsi="Verdana"/>
                 <w:b w:val="0"/>
                 <w:sz w:val="16"/>
               </w:rPr>
@@ -2522,7 +2542,7 @@
             <w:r/>
             <w:r>
               <w:rPr>
-                <w:rFonts w:ascii="Arial" w:hAnsi="Arial"/>
+                <w:rFonts w:ascii="Verdana" w:hAnsi="Verdana"/>
                 <w:b w:val="0"/>
                 <w:sz w:val="16"/>
               </w:rPr>
@@ -2538,7 +2558,7 @@
             <w:r/>
             <w:r>
               <w:rPr>
-                <w:rFonts w:ascii="Arial" w:hAnsi="Arial"/>
+                <w:rFonts w:ascii="Verdana" w:hAnsi="Verdana"/>
                 <w:b w:val="0"/>
                 <w:sz w:val="16"/>
               </w:rPr>
@@ -2554,7 +2574,7 @@
             <w:r/>
             <w:r>
               <w:rPr>
-                <w:rFonts w:ascii="Arial" w:hAnsi="Arial"/>
+                <w:rFonts w:ascii="Verdana" w:hAnsi="Verdana"/>
                 <w:b w:val="0"/>
                 <w:sz w:val="16"/>
               </w:rPr>
@@ -2571,7 +2591,7 @@
             <w:r/>
             <w:r>
               <w:rPr>
-                <w:rFonts w:ascii="Arial" w:hAnsi="Arial"/>
+                <w:rFonts w:ascii="Verdana" w:hAnsi="Verdana"/>
                 <w:b w:val="0"/>
                 <w:sz w:val="16"/>
               </w:rPr>
@@ -2587,7 +2607,7 @@
             <w:r/>
             <w:r>
               <w:rPr>
-                <w:rFonts w:ascii="Arial" w:hAnsi="Arial"/>
+                <w:rFonts w:ascii="Verdana" w:hAnsi="Verdana"/>
                 <w:b w:val="0"/>
                 <w:sz w:val="16"/>
               </w:rPr>
@@ -2603,7 +2623,7 @@
             <w:r/>
             <w:r>
               <w:rPr>
-                <w:rFonts w:ascii="Arial" w:hAnsi="Arial"/>
+                <w:rFonts w:ascii="Verdana" w:hAnsi="Verdana"/>
                 <w:b w:val="0"/>
                 <w:sz w:val="16"/>
               </w:rPr>
@@ -2620,7 +2640,7 @@
             <w:r/>
             <w:r>
               <w:rPr>
-                <w:rFonts w:ascii="Arial" w:hAnsi="Arial"/>
+                <w:rFonts w:ascii="Verdana" w:hAnsi="Verdana"/>
                 <w:b w:val="0"/>
                 <w:sz w:val="16"/>
               </w:rPr>
@@ -2636,7 +2656,7 @@
             <w:r/>
             <w:r>
               <w:rPr>
-                <w:rFonts w:ascii="Arial" w:hAnsi="Arial"/>
+                <w:rFonts w:ascii="Verdana" w:hAnsi="Verdana"/>
                 <w:b w:val="0"/>
                 <w:sz w:val="16"/>
               </w:rPr>
@@ -2652,7 +2672,7 @@
             <w:r/>
             <w:r>
               <w:rPr>
-                <w:rFonts w:ascii="Arial" w:hAnsi="Arial"/>
+                <w:rFonts w:ascii="Verdana" w:hAnsi="Verdana"/>
                 <w:b w:val="0"/>
                 <w:sz w:val="16"/>
               </w:rPr>
@@ -2669,7 +2689,7 @@
             <w:r/>
             <w:r>
               <w:rPr>
-                <w:rFonts w:ascii="Arial" w:hAnsi="Arial"/>
+                <w:rFonts w:ascii="Verdana" w:hAnsi="Verdana"/>
                 <w:b w:val="0"/>
                 <w:sz w:val="16"/>
               </w:rPr>
@@ -2685,7 +2705,7 @@
             <w:r/>
             <w:r>
               <w:rPr>
-                <w:rFonts w:ascii="Arial" w:hAnsi="Arial"/>
+                <w:rFonts w:ascii="Verdana" w:hAnsi="Verdana"/>
                 <w:b w:val="0"/>
                 <w:sz w:val="16"/>
               </w:rPr>
@@ -2701,7 +2721,7 @@
             <w:r/>
             <w:r>
               <w:rPr>
-                <w:rFonts w:ascii="Arial" w:hAnsi="Arial"/>
+                <w:rFonts w:ascii="Verdana" w:hAnsi="Verdana"/>
                 <w:b w:val="0"/>
                 <w:sz w:val="16"/>
               </w:rPr>
@@ -2718,7 +2738,7 @@
             <w:r/>
             <w:r>
               <w:rPr>
-                <w:rFonts w:ascii="Arial" w:hAnsi="Arial"/>
+                <w:rFonts w:ascii="Verdana" w:hAnsi="Verdana"/>
                 <w:b w:val="0"/>
                 <w:sz w:val="16"/>
               </w:rPr>
@@ -2734,7 +2754,7 @@
             <w:r/>
             <w:r>
               <w:rPr>
-                <w:rFonts w:ascii="Arial" w:hAnsi="Arial"/>
+                <w:rFonts w:ascii="Verdana" w:hAnsi="Verdana"/>
                 <w:b w:val="0"/>
                 <w:sz w:val="16"/>
               </w:rPr>
@@ -2750,7 +2770,7 @@
             <w:r/>
             <w:r>
               <w:rPr>
-                <w:rFonts w:ascii="Arial" w:hAnsi="Arial"/>
+                <w:rFonts w:ascii="Verdana" w:hAnsi="Verdana"/>
                 <w:b w:val="0"/>
                 <w:sz w:val="16"/>
               </w:rPr>
@@ -2763,7 +2783,7 @@
     <w:p>
       <w:r>
         <w:rPr>
-          <w:rFonts w:ascii="Arial" w:hAnsi="Arial"/>
+          <w:rFonts w:ascii="Verdana" w:hAnsi="Verdana"/>
           <w:b/>
           <w:sz w:val="18"/>
         </w:rPr>
@@ -2776,6 +2796,20 @@
         <w:tblW w:type="auto" w:w="0"/>
         <w:jc w:val="center"/>
         <w:tblLook w:firstColumn="1" w:firstRow="1" w:lastColumn="0" w:lastRow="0" w:noHBand="0" w:noVBand="1" w:val="04A0"/>
+        <w:tblBorders>
+          <w:top w:val="single" w:sz="4" w:space="0" w:color="595959"/>
+          <w:left w:val="single" w:sz="4" w:space="0" w:color="595959"/>
+          <w:bottom w:val="single" w:sz="4" w:space="0" w:color="595959"/>
+          <w:right w:val="single" w:sz="4" w:space="0" w:color="595959"/>
+          <w:insideH w:val="single" w:sz="4" w:space="0" w:color="595959"/>
+          <w:insideV w:val="single" w:sz="4" w:space="0" w:color="595959"/>
+        </w:tblBorders>
+        <w:tblCellMar>
+          <w:top w:w="85" w:type="dxa"/>
+          <w:left w:w="85" w:type="dxa"/>
+          <w:bottom w:w="85" w:type="dxa"/>
+          <w:right w:w="85" w:type="dxa"/>
+        </w:tblCellMar>
       </w:tblPr>
       <w:tblGrid>
         <w:gridCol w:w="5046"/>
@@ -2785,61 +2819,52 @@
       <w:tr>
         <w:tc>
           <w:tcPr>
-            <w:tcW w:type="dxa" w:w="5046"/>
-            <w:shd w:val="clear" w:color="auto" w:fill="D9E2F3"/>
-          </w:tcPr>
-          <w:p>
-            <w:pPr>
-              <w:jc w:val="center"/>
-            </w:pPr>
-            <w:r/>
-            <w:r>
-              <w:rPr>
-                <w:rFonts w:ascii="Arial" w:hAnsi="Arial"/>
-                <w:b/>
-                <w:sz w:val="16"/>
-              </w:rPr>
-              <w:t>Code Figure</w:t>
-            </w:r>
-          </w:p>
-        </w:tc>
-        <w:tc>
-          <w:tcPr>
-            <w:tcW w:type="dxa" w:w="5046"/>
-            <w:shd w:val="clear" w:color="auto" w:fill="D9E2F3"/>
-          </w:tcPr>
-          <w:p>
-            <w:pPr>
-              <w:jc w:val="center"/>
-            </w:pPr>
-            <w:r/>
-            <w:r>
-              <w:rPr>
-                <w:rFonts w:ascii="Arial" w:hAnsi="Arial"/>
-                <w:b/>
-                <w:sz w:val="16"/>
-              </w:rPr>
-              <w:t>Entry Name</w:t>
-            </w:r>
-          </w:p>
-        </w:tc>
-        <w:tc>
-          <w:tcPr>
-            <w:tcW w:type="dxa" w:w="5046"/>
-            <w:shd w:val="clear" w:color="auto" w:fill="D9E2F3"/>
-          </w:tcPr>
-          <w:p>
-            <w:pPr>
-              <w:jc w:val="center"/>
-            </w:pPr>
-            <w:r/>
-            <w:r>
-              <w:rPr>
-                <w:rFonts w:ascii="Arial" w:hAnsi="Arial"/>
-                <w:b/>
-                <w:sz w:val="16"/>
-              </w:rPr>
-              <w:t>Note</w:t>
+            <w:tcW w:type="dxa" w:w="1134"/>
+            <w:shd w:val="clear" w:color="auto" w:fill="D9D9D9"/>
+          </w:tcPr>
+          <w:p>
+            <w:r/>
+            <w:r>
+              <w:rPr>
+                <w:rFonts w:ascii="Verdana" w:hAnsi="Verdana"/>
+                <w:b w:val="0"/>
+                <w:sz w:val="16"/>
+              </w:rPr>
+              <w:t>CHIFFRE DU CODE</w:t>
+            </w:r>
+          </w:p>
+        </w:tc>
+        <w:tc>
+          <w:tcPr>
+            <w:tcW w:type="dxa" w:w="5046"/>
+            <w:shd w:val="clear" w:color="auto" w:fill="D9D9D9"/>
+          </w:tcPr>
+          <w:p>
+            <w:r/>
+            <w:r>
+              <w:rPr>
+                <w:rFonts w:ascii="Verdana" w:hAnsi="Verdana"/>
+                <w:b w:val="0"/>
+                <w:sz w:val="16"/>
+              </w:rPr>
+              <w:t>SIGNIFICATION</w:t>
+            </w:r>
+          </w:p>
+        </w:tc>
+        <w:tc>
+          <w:tcPr>
+            <w:tcW w:type="dxa" w:w="5046"/>
+            <w:shd w:val="clear" w:color="auto" w:fill="D9D9D9"/>
+          </w:tcPr>
+          <w:p>
+            <w:r/>
+            <w:r>
+              <w:rPr>
+                <w:rFonts w:ascii="Verdana" w:hAnsi="Verdana"/>
+                <w:b w:val="0"/>
+                <w:sz w:val="16"/>
+              </w:rPr>
+              <w:t>NOTE</w:t>
             </w:r>
           </w:p>
         </w:tc>
@@ -2853,7 +2878,7 @@
             <w:r/>
             <w:r>
               <w:rPr>
-                <w:rFonts w:ascii="Arial" w:hAnsi="Arial"/>
+                <w:rFonts w:ascii="Verdana" w:hAnsi="Verdana"/>
                 <w:b w:val="0"/>
                 <w:sz w:val="16"/>
               </w:rPr>
@@ -2869,7 +2894,7 @@
             <w:r/>
             <w:r>
               <w:rPr>
-                <w:rFonts w:ascii="Arial" w:hAnsi="Arial"/>
+                <w:rFonts w:ascii="Verdana" w:hAnsi="Verdana"/>
                 <w:b w:val="0"/>
                 <w:sz w:val="16"/>
               </w:rPr>
@@ -2885,7 +2910,7 @@
             <w:r/>
             <w:r>
               <w:rPr>
-                <w:rFonts w:ascii="Arial" w:hAnsi="Arial"/>
+                <w:rFonts w:ascii="Verdana" w:hAnsi="Verdana"/>
                 <w:b w:val="0"/>
                 <w:sz w:val="16"/>
               </w:rPr>
@@ -2902,7 +2927,7 @@
             <w:r/>
             <w:r>
               <w:rPr>
-                <w:rFonts w:ascii="Arial" w:hAnsi="Arial"/>
+                <w:rFonts w:ascii="Verdana" w:hAnsi="Verdana"/>
                 <w:b w:val="0"/>
                 <w:sz w:val="16"/>
               </w:rPr>
@@ -2918,7 +2943,7 @@
             <w:r/>
             <w:r>
               <w:rPr>
-                <w:rFonts w:ascii="Arial" w:hAnsi="Arial"/>
+                <w:rFonts w:ascii="Verdana" w:hAnsi="Verdana"/>
                 <w:b w:val="0"/>
                 <w:sz w:val="16"/>
               </w:rPr>
@@ -2934,7 +2959,7 @@
             <w:r/>
             <w:r>
               <w:rPr>
-                <w:rFonts w:ascii="Arial" w:hAnsi="Arial"/>
+                <w:rFonts w:ascii="Verdana" w:hAnsi="Verdana"/>
                 <w:b w:val="0"/>
                 <w:sz w:val="16"/>
               </w:rPr>
@@ -2951,7 +2976,7 @@
             <w:r/>
             <w:r>
               <w:rPr>
-                <w:rFonts w:ascii="Arial" w:hAnsi="Arial"/>
+                <w:rFonts w:ascii="Verdana" w:hAnsi="Verdana"/>
                 <w:b w:val="0"/>
                 <w:sz w:val="16"/>
               </w:rPr>
@@ -2967,7 +2992,7 @@
             <w:r/>
             <w:r>
               <w:rPr>
-                <w:rFonts w:ascii="Arial" w:hAnsi="Arial"/>
+                <w:rFonts w:ascii="Verdana" w:hAnsi="Verdana"/>
                 <w:b w:val="0"/>
                 <w:sz w:val="16"/>
               </w:rPr>
@@ -2983,7 +3008,7 @@
             <w:r/>
             <w:r>
               <w:rPr>
-                <w:rFonts w:ascii="Arial" w:hAnsi="Arial"/>
+                <w:rFonts w:ascii="Verdana" w:hAnsi="Verdana"/>
                 <w:b w:val="0"/>
                 <w:sz w:val="16"/>
               </w:rPr>
@@ -3000,7 +3025,7 @@
             <w:r/>
             <w:r>
               <w:rPr>
-                <w:rFonts w:ascii="Arial" w:hAnsi="Arial"/>
+                <w:rFonts w:ascii="Verdana" w:hAnsi="Verdana"/>
                 <w:b w:val="0"/>
                 <w:sz w:val="16"/>
               </w:rPr>
@@ -3016,7 +3041,7 @@
             <w:r/>
             <w:r>
               <w:rPr>
-                <w:rFonts w:ascii="Arial" w:hAnsi="Arial"/>
+                <w:rFonts w:ascii="Verdana" w:hAnsi="Verdana"/>
                 <w:b w:val="0"/>
                 <w:sz w:val="16"/>
               </w:rPr>
@@ -3032,7 +3057,7 @@
             <w:r/>
             <w:r>
               <w:rPr>
-                <w:rFonts w:ascii="Arial" w:hAnsi="Arial"/>
+                <w:rFonts w:ascii="Verdana" w:hAnsi="Verdana"/>
                 <w:b w:val="0"/>
                 <w:sz w:val="16"/>
               </w:rPr>
@@ -3049,7 +3074,7 @@
             <w:r/>
             <w:r>
               <w:rPr>
-                <w:rFonts w:ascii="Arial" w:hAnsi="Arial"/>
+                <w:rFonts w:ascii="Verdana" w:hAnsi="Verdana"/>
                 <w:b w:val="0"/>
                 <w:sz w:val="16"/>
               </w:rPr>
@@ -3065,7 +3090,7 @@
             <w:r/>
             <w:r>
               <w:rPr>
-                <w:rFonts w:ascii="Arial" w:hAnsi="Arial"/>
+                <w:rFonts w:ascii="Verdana" w:hAnsi="Verdana"/>
                 <w:b w:val="0"/>
                 <w:sz w:val="16"/>
               </w:rPr>
@@ -3081,7 +3106,7 @@
             <w:r/>
             <w:r>
               <w:rPr>
-                <w:rFonts w:ascii="Arial" w:hAnsi="Arial"/>
+                <w:rFonts w:ascii="Verdana" w:hAnsi="Verdana"/>
                 <w:b w:val="0"/>
                 <w:sz w:val="16"/>
               </w:rPr>
@@ -3098,7 +3123,7 @@
             <w:r/>
             <w:r>
               <w:rPr>
-                <w:rFonts w:ascii="Arial" w:hAnsi="Arial"/>
+                <w:rFonts w:ascii="Verdana" w:hAnsi="Verdana"/>
                 <w:b w:val="0"/>
                 <w:sz w:val="16"/>
               </w:rPr>
@@ -3114,7 +3139,7 @@
             <w:r/>
             <w:r>
               <w:rPr>
-                <w:rFonts w:ascii="Arial" w:hAnsi="Arial"/>
+                <w:rFonts w:ascii="Verdana" w:hAnsi="Verdana"/>
                 <w:b w:val="0"/>
                 <w:sz w:val="16"/>
               </w:rPr>
@@ -3130,7 +3155,7 @@
             <w:r/>
             <w:r>
               <w:rPr>
-                <w:rFonts w:ascii="Arial" w:hAnsi="Arial"/>
+                <w:rFonts w:ascii="Verdana" w:hAnsi="Verdana"/>
                 <w:b w:val="0"/>
                 <w:sz w:val="16"/>
               </w:rPr>
@@ -3147,7 +3172,7 @@
             <w:r/>
             <w:r>
               <w:rPr>
-                <w:rFonts w:ascii="Arial" w:hAnsi="Arial"/>
+                <w:rFonts w:ascii="Verdana" w:hAnsi="Verdana"/>
                 <w:b w:val="0"/>
                 <w:sz w:val="16"/>
               </w:rPr>
@@ -3163,7 +3188,7 @@
             <w:r/>
             <w:r>
               <w:rPr>
-                <w:rFonts w:ascii="Arial" w:hAnsi="Arial"/>
+                <w:rFonts w:ascii="Verdana" w:hAnsi="Verdana"/>
                 <w:b w:val="0"/>
                 <w:sz w:val="16"/>
               </w:rPr>
@@ -3179,7 +3204,7 @@
             <w:r/>
             <w:r>
               <w:rPr>
-                <w:rFonts w:ascii="Arial" w:hAnsi="Arial"/>
+                <w:rFonts w:ascii="Verdana" w:hAnsi="Verdana"/>
                 <w:b w:val="0"/>
                 <w:sz w:val="16"/>
               </w:rPr>
@@ -3196,7 +3221,7 @@
             <w:r/>
             <w:r>
               <w:rPr>
-                <w:rFonts w:ascii="Arial" w:hAnsi="Arial"/>
+                <w:rFonts w:ascii="Verdana" w:hAnsi="Verdana"/>
                 <w:b w:val="0"/>
                 <w:sz w:val="16"/>
               </w:rPr>
@@ -3212,7 +3237,7 @@
             <w:r/>
             <w:r>
               <w:rPr>
-                <w:rFonts w:ascii="Arial" w:hAnsi="Arial"/>
+                <w:rFonts w:ascii="Verdana" w:hAnsi="Verdana"/>
                 <w:b w:val="0"/>
                 <w:sz w:val="16"/>
               </w:rPr>
@@ -3228,7 +3253,7 @@
             <w:r/>
             <w:r>
               <w:rPr>
-                <w:rFonts w:ascii="Arial" w:hAnsi="Arial"/>
+                <w:rFonts w:ascii="Verdana" w:hAnsi="Verdana"/>
                 <w:b w:val="0"/>
                 <w:sz w:val="16"/>
               </w:rPr>
@@ -3245,7 +3270,7 @@
             <w:r/>
             <w:r>
               <w:rPr>
-                <w:rFonts w:ascii="Arial" w:hAnsi="Arial"/>
+                <w:rFonts w:ascii="Verdana" w:hAnsi="Verdana"/>
                 <w:b w:val="0"/>
                 <w:sz w:val="16"/>
               </w:rPr>
@@ -3261,7 +3286,7 @@
             <w:r/>
             <w:r>
               <w:rPr>
-                <w:rFonts w:ascii="Arial" w:hAnsi="Arial"/>
+                <w:rFonts w:ascii="Verdana" w:hAnsi="Verdana"/>
                 <w:b w:val="0"/>
                 <w:sz w:val="16"/>
               </w:rPr>
@@ -3277,7 +3302,7 @@
             <w:r/>
             <w:r>
               <w:rPr>
-                <w:rFonts w:ascii="Arial" w:hAnsi="Arial"/>
+                <w:rFonts w:ascii="Verdana" w:hAnsi="Verdana"/>
                 <w:b w:val="0"/>
                 <w:sz w:val="16"/>
               </w:rPr>
@@ -3294,7 +3319,7 @@
             <w:r/>
             <w:r>
               <w:rPr>
-                <w:rFonts w:ascii="Arial" w:hAnsi="Arial"/>
+                <w:rFonts w:ascii="Verdana" w:hAnsi="Verdana"/>
                 <w:b w:val="0"/>
                 <w:sz w:val="16"/>
               </w:rPr>
@@ -3310,7 +3335,7 @@
             <w:r/>
             <w:r>
               <w:rPr>
-                <w:rFonts w:ascii="Arial" w:hAnsi="Arial"/>
+                <w:rFonts w:ascii="Verdana" w:hAnsi="Verdana"/>
                 <w:b w:val="0"/>
                 <w:sz w:val="16"/>
               </w:rPr>
@@ -3326,7 +3351,7 @@
             <w:r/>
             <w:r>
               <w:rPr>
-                <w:rFonts w:ascii="Arial" w:hAnsi="Arial"/>
+                <w:rFonts w:ascii="Verdana" w:hAnsi="Verdana"/>
                 <w:b w:val="0"/>
                 <w:sz w:val="16"/>
               </w:rPr>
@@ -3343,7 +3368,7 @@
             <w:r/>
             <w:r>
               <w:rPr>
-                <w:rFonts w:ascii="Arial" w:hAnsi="Arial"/>
+                <w:rFonts w:ascii="Verdana" w:hAnsi="Verdana"/>
                 <w:b w:val="0"/>
                 <w:sz w:val="16"/>
               </w:rPr>
@@ -3359,7 +3384,7 @@
             <w:r/>
             <w:r>
               <w:rPr>
-                <w:rFonts w:ascii="Arial" w:hAnsi="Arial"/>
+                <w:rFonts w:ascii="Verdana" w:hAnsi="Verdana"/>
                 <w:b w:val="0"/>
                 <w:sz w:val="16"/>
               </w:rPr>
@@ -3375,7 +3400,7 @@
             <w:r/>
             <w:r>
               <w:rPr>
-                <w:rFonts w:ascii="Arial" w:hAnsi="Arial"/>
+                <w:rFonts w:ascii="Verdana" w:hAnsi="Verdana"/>
                 <w:b w:val="0"/>
                 <w:sz w:val="16"/>
               </w:rPr>
@@ -3388,7 +3413,7 @@
     <w:p>
       <w:r>
         <w:rPr>
-          <w:rFonts w:ascii="Arial" w:hAnsi="Arial"/>
+          <w:rFonts w:ascii="Verdana" w:hAnsi="Verdana"/>
           <w:b/>
           <w:sz w:val="18"/>
         </w:rPr>
@@ -3401,6 +3426,20 @@
         <w:tblW w:type="auto" w:w="0"/>
         <w:jc w:val="center"/>
         <w:tblLook w:firstColumn="1" w:firstRow="1" w:lastColumn="0" w:lastRow="0" w:noHBand="0" w:noVBand="1" w:val="04A0"/>
+        <w:tblBorders>
+          <w:top w:val="single" w:sz="4" w:space="0" w:color="595959"/>
+          <w:left w:val="single" w:sz="4" w:space="0" w:color="595959"/>
+          <w:bottom w:val="single" w:sz="4" w:space="0" w:color="595959"/>
+          <w:right w:val="single" w:sz="4" w:space="0" w:color="595959"/>
+          <w:insideH w:val="single" w:sz="4" w:space="0" w:color="595959"/>
+          <w:insideV w:val="single" w:sz="4" w:space="0" w:color="595959"/>
+        </w:tblBorders>
+        <w:tblCellMar>
+          <w:top w:w="85" w:type="dxa"/>
+          <w:left w:w="85" w:type="dxa"/>
+          <w:bottom w:w="85" w:type="dxa"/>
+          <w:right w:w="85" w:type="dxa"/>
+        </w:tblCellMar>
       </w:tblPr>
       <w:tblGrid>
         <w:gridCol w:w="5046"/>
@@ -3410,61 +3449,52 @@
       <w:tr>
         <w:tc>
           <w:tcPr>
-            <w:tcW w:type="dxa" w:w="5046"/>
-            <w:shd w:val="clear" w:color="auto" w:fill="D9E2F3"/>
-          </w:tcPr>
-          <w:p>
-            <w:pPr>
-              <w:jc w:val="center"/>
-            </w:pPr>
-            <w:r/>
-            <w:r>
-              <w:rPr>
-                <w:rFonts w:ascii="Arial" w:hAnsi="Arial"/>
-                <w:b/>
-                <w:sz w:val="16"/>
-              </w:rPr>
-              <w:t>Code Figure</w:t>
-            </w:r>
-          </w:p>
-        </w:tc>
-        <w:tc>
-          <w:tcPr>
-            <w:tcW w:type="dxa" w:w="5046"/>
-            <w:shd w:val="clear" w:color="auto" w:fill="D9E2F3"/>
-          </w:tcPr>
-          <w:p>
-            <w:pPr>
-              <w:jc w:val="center"/>
-            </w:pPr>
-            <w:r/>
-            <w:r>
-              <w:rPr>
-                <w:rFonts w:ascii="Arial" w:hAnsi="Arial"/>
-                <w:b/>
-                <w:sz w:val="16"/>
-              </w:rPr>
-              <w:t>Entry Name</w:t>
-            </w:r>
-          </w:p>
-        </w:tc>
-        <w:tc>
-          <w:tcPr>
-            <w:tcW w:type="dxa" w:w="5046"/>
-            <w:shd w:val="clear" w:color="auto" w:fill="D9E2F3"/>
-          </w:tcPr>
-          <w:p>
-            <w:pPr>
-              <w:jc w:val="center"/>
-            </w:pPr>
-            <w:r/>
-            <w:r>
-              <w:rPr>
-                <w:rFonts w:ascii="Arial" w:hAnsi="Arial"/>
-                <w:b/>
-                <w:sz w:val="16"/>
-              </w:rPr>
-              <w:t>Note</w:t>
+            <w:tcW w:type="dxa" w:w="1134"/>
+            <w:shd w:val="clear" w:color="auto" w:fill="D9D9D9"/>
+          </w:tcPr>
+          <w:p>
+            <w:r/>
+            <w:r>
+              <w:rPr>
+                <w:rFonts w:ascii="Verdana" w:hAnsi="Verdana"/>
+                <w:b w:val="0"/>
+                <w:sz w:val="16"/>
+              </w:rPr>
+              <w:t>CHIFFRE DU CODE</w:t>
+            </w:r>
+          </w:p>
+        </w:tc>
+        <w:tc>
+          <w:tcPr>
+            <w:tcW w:type="dxa" w:w="5046"/>
+            <w:shd w:val="clear" w:color="auto" w:fill="D9D9D9"/>
+          </w:tcPr>
+          <w:p>
+            <w:r/>
+            <w:r>
+              <w:rPr>
+                <w:rFonts w:ascii="Verdana" w:hAnsi="Verdana"/>
+                <w:b w:val="0"/>
+                <w:sz w:val="16"/>
+              </w:rPr>
+              <w:t>SIGNIFICATION</w:t>
+            </w:r>
+          </w:p>
+        </w:tc>
+        <w:tc>
+          <w:tcPr>
+            <w:tcW w:type="dxa" w:w="5046"/>
+            <w:shd w:val="clear" w:color="auto" w:fill="D9D9D9"/>
+          </w:tcPr>
+          <w:p>
+            <w:r/>
+            <w:r>
+              <w:rPr>
+                <w:rFonts w:ascii="Verdana" w:hAnsi="Verdana"/>
+                <w:b w:val="0"/>
+                <w:sz w:val="16"/>
+              </w:rPr>
+              <w:t>NOTE</w:t>
             </w:r>
           </w:p>
         </w:tc>
@@ -3478,7 +3508,7 @@
             <w:r/>
             <w:r>
               <w:rPr>
-                <w:rFonts w:ascii="Arial" w:hAnsi="Arial"/>
+                <w:rFonts w:ascii="Verdana" w:hAnsi="Verdana"/>
                 <w:b w:val="0"/>
                 <w:sz w:val="16"/>
               </w:rPr>
@@ -3494,7 +3524,7 @@
             <w:r/>
             <w:r>
               <w:rPr>
-                <w:rFonts w:ascii="Arial" w:hAnsi="Arial"/>
+                <w:rFonts w:ascii="Verdana" w:hAnsi="Verdana"/>
                 <w:b w:val="0"/>
                 <w:sz w:val="16"/>
               </w:rPr>
@@ -3510,7 +3540,7 @@
             <w:r/>
             <w:r>
               <w:rPr>
-                <w:rFonts w:ascii="Arial" w:hAnsi="Arial"/>
+                <w:rFonts w:ascii="Verdana" w:hAnsi="Verdana"/>
                 <w:b w:val="0"/>
                 <w:sz w:val="16"/>
               </w:rPr>
@@ -3527,7 +3557,7 @@
             <w:r/>
             <w:r>
               <w:rPr>
-                <w:rFonts w:ascii="Arial" w:hAnsi="Arial"/>
+                <w:rFonts w:ascii="Verdana" w:hAnsi="Verdana"/>
                 <w:b w:val="0"/>
                 <w:sz w:val="16"/>
               </w:rPr>
@@ -3543,7 +3573,7 @@
             <w:r/>
             <w:r>
               <w:rPr>
-                <w:rFonts w:ascii="Arial" w:hAnsi="Arial"/>
+                <w:rFonts w:ascii="Verdana" w:hAnsi="Verdana"/>
                 <w:b w:val="0"/>
                 <w:sz w:val="16"/>
               </w:rPr>
@@ -3559,7 +3589,7 @@
             <w:r/>
             <w:r>
               <w:rPr>
-                <w:rFonts w:ascii="Arial" w:hAnsi="Arial"/>
+                <w:rFonts w:ascii="Verdana" w:hAnsi="Verdana"/>
                 <w:b w:val="0"/>
                 <w:sz w:val="16"/>
               </w:rPr>
@@ -3576,7 +3606,7 @@
             <w:r/>
             <w:r>
               <w:rPr>
-                <w:rFonts w:ascii="Arial" w:hAnsi="Arial"/>
+                <w:rFonts w:ascii="Verdana" w:hAnsi="Verdana"/>
                 <w:b w:val="0"/>
                 <w:sz w:val="16"/>
               </w:rPr>
@@ -3592,7 +3622,7 @@
             <w:r/>
             <w:r>
               <w:rPr>
-                <w:rFonts w:ascii="Arial" w:hAnsi="Arial"/>
+                <w:rFonts w:ascii="Verdana" w:hAnsi="Verdana"/>
                 <w:b w:val="0"/>
                 <w:sz w:val="16"/>
               </w:rPr>
@@ -3608,7 +3638,7 @@
             <w:r/>
             <w:r>
               <w:rPr>
-                <w:rFonts w:ascii="Arial" w:hAnsi="Arial"/>
+                <w:rFonts w:ascii="Verdana" w:hAnsi="Verdana"/>
                 <w:b w:val="0"/>
                 <w:sz w:val="16"/>
               </w:rPr>
@@ -3625,7 +3655,7 @@
             <w:r/>
             <w:r>
               <w:rPr>
-                <w:rFonts w:ascii="Arial" w:hAnsi="Arial"/>
+                <w:rFonts w:ascii="Verdana" w:hAnsi="Verdana"/>
                 <w:b w:val="0"/>
                 <w:sz w:val="16"/>
               </w:rPr>
@@ -3641,7 +3671,7 @@
             <w:r/>
             <w:r>
               <w:rPr>
-                <w:rFonts w:ascii="Arial" w:hAnsi="Arial"/>
+                <w:rFonts w:ascii="Verdana" w:hAnsi="Verdana"/>
                 <w:b w:val="0"/>
                 <w:sz w:val="16"/>
               </w:rPr>
@@ -3657,7 +3687,7 @@
             <w:r/>
             <w:r>
               <w:rPr>
-                <w:rFonts w:ascii="Arial" w:hAnsi="Arial"/>
+                <w:rFonts w:ascii="Verdana" w:hAnsi="Verdana"/>
                 <w:b w:val="0"/>
                 <w:sz w:val="16"/>
               </w:rPr>
@@ -3674,7 +3704,7 @@
             <w:r/>
             <w:r>
               <w:rPr>
-                <w:rFonts w:ascii="Arial" w:hAnsi="Arial"/>
+                <w:rFonts w:ascii="Verdana" w:hAnsi="Verdana"/>
                 <w:b w:val="0"/>
                 <w:sz w:val="16"/>
               </w:rPr>
@@ -3690,7 +3720,7 @@
             <w:r/>
             <w:r>
               <w:rPr>
-                <w:rFonts w:ascii="Arial" w:hAnsi="Arial"/>
+                <w:rFonts w:ascii="Verdana" w:hAnsi="Verdana"/>
                 <w:b w:val="0"/>
                 <w:sz w:val="16"/>
               </w:rPr>
@@ -3706,7 +3736,7 @@
             <w:r/>
             <w:r>
               <w:rPr>
-                <w:rFonts w:ascii="Arial" w:hAnsi="Arial"/>
+                <w:rFonts w:ascii="Verdana" w:hAnsi="Verdana"/>
                 <w:b w:val="0"/>
                 <w:sz w:val="16"/>
               </w:rPr>
@@ -3723,7 +3753,7 @@
             <w:r/>
             <w:r>
               <w:rPr>
-                <w:rFonts w:ascii="Arial" w:hAnsi="Arial"/>
+                <w:rFonts w:ascii="Verdana" w:hAnsi="Verdana"/>
                 <w:b w:val="0"/>
                 <w:sz w:val="16"/>
               </w:rPr>
@@ -3739,7 +3769,7 @@
             <w:r/>
             <w:r>
               <w:rPr>
-                <w:rFonts w:ascii="Arial" w:hAnsi="Arial"/>
+                <w:rFonts w:ascii="Verdana" w:hAnsi="Verdana"/>
                 <w:b w:val="0"/>
                 <w:sz w:val="16"/>
               </w:rPr>
@@ -3755,7 +3785,7 @@
             <w:r/>
             <w:r>
               <w:rPr>
-                <w:rFonts w:ascii="Arial" w:hAnsi="Arial"/>
+                <w:rFonts w:ascii="Verdana" w:hAnsi="Verdana"/>
                 <w:b w:val="0"/>
                 <w:sz w:val="16"/>
               </w:rPr>
@@ -3772,7 +3802,7 @@
             <w:r/>
             <w:r>
               <w:rPr>
-                <w:rFonts w:ascii="Arial" w:hAnsi="Arial"/>
+                <w:rFonts w:ascii="Verdana" w:hAnsi="Verdana"/>
                 <w:b w:val="0"/>
                 <w:sz w:val="16"/>
               </w:rPr>
@@ -3788,7 +3818,7 @@
             <w:r/>
             <w:r>
               <w:rPr>
-                <w:rFonts w:ascii="Arial" w:hAnsi="Arial"/>
+                <w:rFonts w:ascii="Verdana" w:hAnsi="Verdana"/>
                 <w:b w:val="0"/>
                 <w:sz w:val="16"/>
               </w:rPr>
@@ -3804,7 +3834,7 @@
             <w:r/>
             <w:r>
               <w:rPr>
-                <w:rFonts w:ascii="Arial" w:hAnsi="Arial"/>
+                <w:rFonts w:ascii="Verdana" w:hAnsi="Verdana"/>
                 <w:b w:val="0"/>
                 <w:sz w:val="16"/>
               </w:rPr>
@@ -3821,7 +3851,7 @@
             <w:r/>
             <w:r>
               <w:rPr>
-                <w:rFonts w:ascii="Arial" w:hAnsi="Arial"/>
+                <w:rFonts w:ascii="Verdana" w:hAnsi="Verdana"/>
                 <w:b w:val="0"/>
                 <w:sz w:val="16"/>
               </w:rPr>
@@ -3837,7 +3867,7 @@
             <w:r/>
             <w:r>
               <w:rPr>
-                <w:rFonts w:ascii="Arial" w:hAnsi="Arial"/>
+                <w:rFonts w:ascii="Verdana" w:hAnsi="Verdana"/>
                 <w:b w:val="0"/>
                 <w:sz w:val="16"/>
               </w:rPr>
@@ -3853,7 +3883,7 @@
             <w:r/>
             <w:r>
               <w:rPr>
-                <w:rFonts w:ascii="Arial" w:hAnsi="Arial"/>
+                <w:rFonts w:ascii="Verdana" w:hAnsi="Verdana"/>
                 <w:b w:val="0"/>
                 <w:sz w:val="16"/>
               </w:rPr>
@@ -3870,7 +3900,7 @@
             <w:r/>
             <w:r>
               <w:rPr>
-                <w:rFonts w:ascii="Arial" w:hAnsi="Arial"/>
+                <w:rFonts w:ascii="Verdana" w:hAnsi="Verdana"/>
                 <w:b w:val="0"/>
                 <w:sz w:val="16"/>
               </w:rPr>
@@ -3886,7 +3916,7 @@
             <w:r/>
             <w:r>
               <w:rPr>
-                <w:rFonts w:ascii="Arial" w:hAnsi="Arial"/>
+                <w:rFonts w:ascii="Verdana" w:hAnsi="Verdana"/>
                 <w:b w:val="0"/>
                 <w:sz w:val="16"/>
               </w:rPr>
@@ -3902,7 +3932,7 @@
             <w:r/>
             <w:r>
               <w:rPr>
-                <w:rFonts w:ascii="Arial" w:hAnsi="Arial"/>
+                <w:rFonts w:ascii="Verdana" w:hAnsi="Verdana"/>
                 <w:b w:val="0"/>
                 <w:sz w:val="16"/>
               </w:rPr>
@@ -3919,7 +3949,7 @@
             <w:r/>
             <w:r>
               <w:rPr>
-                <w:rFonts w:ascii="Arial" w:hAnsi="Arial"/>
+                <w:rFonts w:ascii="Verdana" w:hAnsi="Verdana"/>
                 <w:b w:val="0"/>
                 <w:sz w:val="16"/>
               </w:rPr>
@@ -3935,7 +3965,7 @@
             <w:r/>
             <w:r>
               <w:rPr>
-                <w:rFonts w:ascii="Arial" w:hAnsi="Arial"/>
+                <w:rFonts w:ascii="Verdana" w:hAnsi="Verdana"/>
                 <w:b w:val="0"/>
                 <w:sz w:val="16"/>
               </w:rPr>
@@ -3951,7 +3981,7 @@
             <w:r/>
             <w:r>
               <w:rPr>
-                <w:rFonts w:ascii="Arial" w:hAnsi="Arial"/>
+                <w:rFonts w:ascii="Verdana" w:hAnsi="Verdana"/>
                 <w:b w:val="0"/>
                 <w:sz w:val="16"/>
               </w:rPr>
@@ -3968,7 +3998,7 @@
             <w:r/>
             <w:r>
               <w:rPr>
-                <w:rFonts w:ascii="Arial" w:hAnsi="Arial"/>
+                <w:rFonts w:ascii="Verdana" w:hAnsi="Verdana"/>
                 <w:b w:val="0"/>
                 <w:sz w:val="16"/>
               </w:rPr>
@@ -3984,7 +4014,7 @@
             <w:r/>
             <w:r>
               <w:rPr>
-                <w:rFonts w:ascii="Arial" w:hAnsi="Arial"/>
+                <w:rFonts w:ascii="Verdana" w:hAnsi="Verdana"/>
                 <w:b w:val="0"/>
                 <w:sz w:val="16"/>
               </w:rPr>
@@ -4000,7 +4030,7 @@
             <w:r/>
             <w:r>
               <w:rPr>
-                <w:rFonts w:ascii="Arial" w:hAnsi="Arial"/>
+                <w:rFonts w:ascii="Verdana" w:hAnsi="Verdana"/>
                 <w:b w:val="0"/>
                 <w:sz w:val="16"/>
               </w:rPr>
@@ -4017,7 +4047,7 @@
             <w:r/>
             <w:r>
               <w:rPr>
-                <w:rFonts w:ascii="Arial" w:hAnsi="Arial"/>
+                <w:rFonts w:ascii="Verdana" w:hAnsi="Verdana"/>
                 <w:b w:val="0"/>
                 <w:sz w:val="16"/>
               </w:rPr>
@@ -4033,7 +4063,7 @@
             <w:r/>
             <w:r>
               <w:rPr>
-                <w:rFonts w:ascii="Arial" w:hAnsi="Arial"/>
+                <w:rFonts w:ascii="Verdana" w:hAnsi="Verdana"/>
                 <w:b w:val="0"/>
                 <w:sz w:val="16"/>
               </w:rPr>
@@ -4049,7 +4079,7 @@
             <w:r/>
             <w:r>
               <w:rPr>
-                <w:rFonts w:ascii="Arial" w:hAnsi="Arial"/>
+                <w:rFonts w:ascii="Verdana" w:hAnsi="Verdana"/>
                 <w:b w:val="0"/>
                 <w:sz w:val="16"/>
               </w:rPr>
@@ -4066,7 +4096,7 @@
             <w:r/>
             <w:r>
               <w:rPr>
-                <w:rFonts w:ascii="Arial" w:hAnsi="Arial"/>
+                <w:rFonts w:ascii="Verdana" w:hAnsi="Verdana"/>
                 <w:b w:val="0"/>
                 <w:sz w:val="16"/>
               </w:rPr>
@@ -4082,7 +4112,7 @@
             <w:r/>
             <w:r>
               <w:rPr>
-                <w:rFonts w:ascii="Arial" w:hAnsi="Arial"/>
+                <w:rFonts w:ascii="Verdana" w:hAnsi="Verdana"/>
                 <w:b w:val="0"/>
                 <w:sz w:val="16"/>
               </w:rPr>
@@ -4098,7 +4128,7 @@
             <w:r/>
             <w:r>
               <w:rPr>
-                <w:rFonts w:ascii="Arial" w:hAnsi="Arial"/>
+                <w:rFonts w:ascii="Verdana" w:hAnsi="Verdana"/>
                 <w:b w:val="0"/>
                 <w:sz w:val="16"/>
               </w:rPr>
@@ -4115,7 +4145,7 @@
             <w:r/>
             <w:r>
               <w:rPr>
-                <w:rFonts w:ascii="Arial" w:hAnsi="Arial"/>
+                <w:rFonts w:ascii="Verdana" w:hAnsi="Verdana"/>
                 <w:b w:val="0"/>
                 <w:sz w:val="16"/>
               </w:rPr>
@@ -4131,7 +4161,7 @@
             <w:r/>
             <w:r>
               <w:rPr>
-                <w:rFonts w:ascii="Arial" w:hAnsi="Arial"/>
+                <w:rFonts w:ascii="Verdana" w:hAnsi="Verdana"/>
                 <w:b w:val="0"/>
                 <w:sz w:val="16"/>
               </w:rPr>
@@ -4147,7 +4177,7 @@
             <w:r/>
             <w:r>
               <w:rPr>
-                <w:rFonts w:ascii="Arial" w:hAnsi="Arial"/>
+                <w:rFonts w:ascii="Verdana" w:hAnsi="Verdana"/>
                 <w:b w:val="0"/>
                 <w:sz w:val="16"/>
               </w:rPr>
@@ -4160,7 +4190,7 @@
     <w:p>
       <w:r>
         <w:rPr>
-          <w:rFonts w:ascii="Arial" w:hAnsi="Arial"/>
+          <w:rFonts w:ascii="Verdana" w:hAnsi="Verdana"/>
           <w:b/>
           <w:sz w:val="18"/>
         </w:rPr>
@@ -4173,6 +4203,20 @@
         <w:tblW w:type="auto" w:w="0"/>
         <w:jc w:val="center"/>
         <w:tblLook w:firstColumn="1" w:firstRow="1" w:lastColumn="0" w:lastRow="0" w:noHBand="0" w:noVBand="1" w:val="04A0"/>
+        <w:tblBorders>
+          <w:top w:val="single" w:sz="4" w:space="0" w:color="595959"/>
+          <w:left w:val="single" w:sz="4" w:space="0" w:color="595959"/>
+          <w:bottom w:val="single" w:sz="4" w:space="0" w:color="595959"/>
+          <w:right w:val="single" w:sz="4" w:space="0" w:color="595959"/>
+          <w:insideH w:val="single" w:sz="4" w:space="0" w:color="595959"/>
+          <w:insideV w:val="single" w:sz="4" w:space="0" w:color="595959"/>
+        </w:tblBorders>
+        <w:tblCellMar>
+          <w:top w:w="85" w:type="dxa"/>
+          <w:left w:w="85" w:type="dxa"/>
+          <w:bottom w:w="85" w:type="dxa"/>
+          <w:right w:w="85" w:type="dxa"/>
+        </w:tblCellMar>
       </w:tblPr>
       <w:tblGrid>
         <w:gridCol w:w="5046"/>
@@ -4182,61 +4226,52 @@
       <w:tr>
         <w:tc>
           <w:tcPr>
-            <w:tcW w:type="dxa" w:w="5046"/>
-            <w:shd w:val="clear" w:color="auto" w:fill="D9E2F3"/>
-          </w:tcPr>
-          <w:p>
-            <w:pPr>
-              <w:jc w:val="center"/>
-            </w:pPr>
-            <w:r/>
-            <w:r>
-              <w:rPr>
-                <w:rFonts w:ascii="Arial" w:hAnsi="Arial"/>
-                <w:b/>
-                <w:sz w:val="16"/>
-              </w:rPr>
-              <w:t>Code Figure</w:t>
-            </w:r>
-          </w:p>
-        </w:tc>
-        <w:tc>
-          <w:tcPr>
-            <w:tcW w:type="dxa" w:w="5046"/>
-            <w:shd w:val="clear" w:color="auto" w:fill="D9E2F3"/>
-          </w:tcPr>
-          <w:p>
-            <w:pPr>
-              <w:jc w:val="center"/>
-            </w:pPr>
-            <w:r/>
-            <w:r>
-              <w:rPr>
-                <w:rFonts w:ascii="Arial" w:hAnsi="Arial"/>
-                <w:b/>
-                <w:sz w:val="16"/>
-              </w:rPr>
-              <w:t>Entry Name</w:t>
-            </w:r>
-          </w:p>
-        </w:tc>
-        <w:tc>
-          <w:tcPr>
-            <w:tcW w:type="dxa" w:w="5046"/>
-            <w:shd w:val="clear" w:color="auto" w:fill="D9E2F3"/>
-          </w:tcPr>
-          <w:p>
-            <w:pPr>
-              <w:jc w:val="center"/>
-            </w:pPr>
-            <w:r/>
-            <w:r>
-              <w:rPr>
-                <w:rFonts w:ascii="Arial" w:hAnsi="Arial"/>
-                <w:b/>
-                <w:sz w:val="16"/>
-              </w:rPr>
-              <w:t>Note</w:t>
+            <w:tcW w:type="dxa" w:w="1134"/>
+            <w:shd w:val="clear" w:color="auto" w:fill="D9D9D9"/>
+          </w:tcPr>
+          <w:p>
+            <w:r/>
+            <w:r>
+              <w:rPr>
+                <w:rFonts w:ascii="Verdana" w:hAnsi="Verdana"/>
+                <w:b w:val="0"/>
+                <w:sz w:val="16"/>
+              </w:rPr>
+              <w:t>CHIFFRE DU CODE</w:t>
+            </w:r>
+          </w:p>
+        </w:tc>
+        <w:tc>
+          <w:tcPr>
+            <w:tcW w:type="dxa" w:w="5046"/>
+            <w:shd w:val="clear" w:color="auto" w:fill="D9D9D9"/>
+          </w:tcPr>
+          <w:p>
+            <w:r/>
+            <w:r>
+              <w:rPr>
+                <w:rFonts w:ascii="Verdana" w:hAnsi="Verdana"/>
+                <w:b w:val="0"/>
+                <w:sz w:val="16"/>
+              </w:rPr>
+              <w:t>SIGNIFICATION</w:t>
+            </w:r>
+          </w:p>
+        </w:tc>
+        <w:tc>
+          <w:tcPr>
+            <w:tcW w:type="dxa" w:w="5046"/>
+            <w:shd w:val="clear" w:color="auto" w:fill="D9D9D9"/>
+          </w:tcPr>
+          <w:p>
+            <w:r/>
+            <w:r>
+              <w:rPr>
+                <w:rFonts w:ascii="Verdana" w:hAnsi="Verdana"/>
+                <w:b w:val="0"/>
+                <w:sz w:val="16"/>
+              </w:rPr>
+              <w:t>NOTE</w:t>
             </w:r>
           </w:p>
         </w:tc>
@@ -4250,7 +4285,7 @@
             <w:r/>
             <w:r>
               <w:rPr>
-                <w:rFonts w:ascii="Arial" w:hAnsi="Arial"/>
+                <w:rFonts w:ascii="Verdana" w:hAnsi="Verdana"/>
                 <w:b w:val="0"/>
                 <w:sz w:val="16"/>
               </w:rPr>
@@ -4266,7 +4301,7 @@
             <w:r/>
             <w:r>
               <w:rPr>
-                <w:rFonts w:ascii="Arial" w:hAnsi="Arial"/>
+                <w:rFonts w:ascii="Verdana" w:hAnsi="Verdana"/>
                 <w:b w:val="0"/>
                 <w:sz w:val="16"/>
               </w:rPr>
@@ -4282,7 +4317,7 @@
             <w:r/>
             <w:r>
               <w:rPr>
-                <w:rFonts w:ascii="Arial" w:hAnsi="Arial"/>
+                <w:rFonts w:ascii="Verdana" w:hAnsi="Verdana"/>
                 <w:b w:val="0"/>
                 <w:sz w:val="16"/>
               </w:rPr>
@@ -4299,7 +4334,7 @@
             <w:r/>
             <w:r>
               <w:rPr>
-                <w:rFonts w:ascii="Arial" w:hAnsi="Arial"/>
+                <w:rFonts w:ascii="Verdana" w:hAnsi="Verdana"/>
                 <w:b w:val="0"/>
                 <w:sz w:val="16"/>
               </w:rPr>
@@ -4315,7 +4350,7 @@
             <w:r/>
             <w:r>
               <w:rPr>
-                <w:rFonts w:ascii="Arial" w:hAnsi="Arial"/>
+                <w:rFonts w:ascii="Verdana" w:hAnsi="Verdana"/>
                 <w:b w:val="0"/>
                 <w:sz w:val="16"/>
               </w:rPr>
@@ -4331,7 +4366,7 @@
             <w:r/>
             <w:r>
               <w:rPr>
-                <w:rFonts w:ascii="Arial" w:hAnsi="Arial"/>
+                <w:rFonts w:ascii="Verdana" w:hAnsi="Verdana"/>
                 <w:b w:val="0"/>
                 <w:sz w:val="16"/>
               </w:rPr>
@@ -4348,7 +4383,7 @@
             <w:r/>
             <w:r>
               <w:rPr>
-                <w:rFonts w:ascii="Arial" w:hAnsi="Arial"/>
+                <w:rFonts w:ascii="Verdana" w:hAnsi="Verdana"/>
                 <w:b w:val="0"/>
                 <w:sz w:val="16"/>
               </w:rPr>
@@ -4364,7 +4399,7 @@
             <w:r/>
             <w:r>
               <w:rPr>
-                <w:rFonts w:ascii="Arial" w:hAnsi="Arial"/>
+                <w:rFonts w:ascii="Verdana" w:hAnsi="Verdana"/>
                 <w:b w:val="0"/>
                 <w:sz w:val="16"/>
               </w:rPr>
@@ -4380,7 +4415,7 @@
             <w:r/>
             <w:r>
               <w:rPr>
-                <w:rFonts w:ascii="Arial" w:hAnsi="Arial"/>
+                <w:rFonts w:ascii="Verdana" w:hAnsi="Verdana"/>
                 <w:b w:val="0"/>
                 <w:sz w:val="16"/>
               </w:rPr>
@@ -4397,7 +4432,7 @@
             <w:r/>
             <w:r>
               <w:rPr>
-                <w:rFonts w:ascii="Arial" w:hAnsi="Arial"/>
+                <w:rFonts w:ascii="Verdana" w:hAnsi="Verdana"/>
                 <w:b w:val="0"/>
                 <w:sz w:val="16"/>
               </w:rPr>
@@ -4413,7 +4448,7 @@
             <w:r/>
             <w:r>
               <w:rPr>
-                <w:rFonts w:ascii="Arial" w:hAnsi="Arial"/>
+                <w:rFonts w:ascii="Verdana" w:hAnsi="Verdana"/>
                 <w:b w:val="0"/>
                 <w:sz w:val="16"/>
               </w:rPr>
@@ -4429,7 +4464,7 @@
             <w:r/>
             <w:r>
               <w:rPr>
-                <w:rFonts w:ascii="Arial" w:hAnsi="Arial"/>
+                <w:rFonts w:ascii="Verdana" w:hAnsi="Verdana"/>
                 <w:b w:val="0"/>
                 <w:sz w:val="16"/>
               </w:rPr>
@@ -4446,7 +4481,7 @@
             <w:r/>
             <w:r>
               <w:rPr>
-                <w:rFonts w:ascii="Arial" w:hAnsi="Arial"/>
+                <w:rFonts w:ascii="Verdana" w:hAnsi="Verdana"/>
                 <w:b w:val="0"/>
                 <w:sz w:val="16"/>
               </w:rPr>
@@ -4462,7 +4497,7 @@
             <w:r/>
             <w:r>
               <w:rPr>
-                <w:rFonts w:ascii="Arial" w:hAnsi="Arial"/>
+                <w:rFonts w:ascii="Verdana" w:hAnsi="Verdana"/>
                 <w:b w:val="0"/>
                 <w:sz w:val="16"/>
               </w:rPr>
@@ -4478,7 +4513,7 @@
             <w:r/>
             <w:r>
               <w:rPr>
-                <w:rFonts w:ascii="Arial" w:hAnsi="Arial"/>
+                <w:rFonts w:ascii="Verdana" w:hAnsi="Verdana"/>
                 <w:b w:val="0"/>
                 <w:sz w:val="16"/>
               </w:rPr>
@@ -4495,7 +4530,7 @@
             <w:r/>
             <w:r>
               <w:rPr>
-                <w:rFonts w:ascii="Arial" w:hAnsi="Arial"/>
+                <w:rFonts w:ascii="Verdana" w:hAnsi="Verdana"/>
                 <w:b w:val="0"/>
                 <w:sz w:val="16"/>
               </w:rPr>
@@ -4511,7 +4546,7 @@
             <w:r/>
             <w:r>
               <w:rPr>
-                <w:rFonts w:ascii="Arial" w:hAnsi="Arial"/>
+                <w:rFonts w:ascii="Verdana" w:hAnsi="Verdana"/>
                 <w:b w:val="0"/>
                 <w:sz w:val="16"/>
               </w:rPr>
@@ -4527,7 +4562,7 @@
             <w:r/>
             <w:r>
               <w:rPr>
-                <w:rFonts w:ascii="Arial" w:hAnsi="Arial"/>
+                <w:rFonts w:ascii="Verdana" w:hAnsi="Verdana"/>
                 <w:b w:val="0"/>
                 <w:sz w:val="16"/>
               </w:rPr>
@@ -4544,7 +4579,7 @@
             <w:r/>
             <w:r>
               <w:rPr>
-                <w:rFonts w:ascii="Arial" w:hAnsi="Arial"/>
+                <w:rFonts w:ascii="Verdana" w:hAnsi="Verdana"/>
                 <w:b w:val="0"/>
                 <w:sz w:val="16"/>
               </w:rPr>
@@ -4560,7 +4595,7 @@
             <w:r/>
             <w:r>
               <w:rPr>
-                <w:rFonts w:ascii="Arial" w:hAnsi="Arial"/>
+                <w:rFonts w:ascii="Verdana" w:hAnsi="Verdana"/>
                 <w:b w:val="0"/>
                 <w:sz w:val="16"/>
               </w:rPr>
@@ -4576,7 +4611,7 @@
             <w:r/>
             <w:r>
               <w:rPr>
-                <w:rFonts w:ascii="Arial" w:hAnsi="Arial"/>
+                <w:rFonts w:ascii="Verdana" w:hAnsi="Verdana"/>
                 <w:b w:val="0"/>
                 <w:sz w:val="16"/>
               </w:rPr>
@@ -4589,7 +4624,7 @@
     <w:p>
       <w:r>
         <w:rPr>
-          <w:rFonts w:ascii="Arial" w:hAnsi="Arial"/>
+          <w:rFonts w:ascii="Verdana" w:hAnsi="Verdana"/>
           <w:b/>
           <w:sz w:val="18"/>
         </w:rPr>
@@ -4602,6 +4637,20 @@
         <w:tblW w:type="auto" w:w="0"/>
         <w:jc w:val="center"/>
         <w:tblLook w:firstColumn="1" w:firstRow="1" w:lastColumn="0" w:lastRow="0" w:noHBand="0" w:noVBand="1" w:val="04A0"/>
+        <w:tblBorders>
+          <w:top w:val="single" w:sz="4" w:space="0" w:color="595959"/>
+          <w:left w:val="single" w:sz="4" w:space="0" w:color="595959"/>
+          <w:bottom w:val="single" w:sz="4" w:space="0" w:color="595959"/>
+          <w:right w:val="single" w:sz="4" w:space="0" w:color="595959"/>
+          <w:insideH w:val="single" w:sz="4" w:space="0" w:color="595959"/>
+          <w:insideV w:val="single" w:sz="4" w:space="0" w:color="595959"/>
+        </w:tblBorders>
+        <w:tblCellMar>
+          <w:top w:w="85" w:type="dxa"/>
+          <w:left w:w="85" w:type="dxa"/>
+          <w:bottom w:w="85" w:type="dxa"/>
+          <w:right w:w="85" w:type="dxa"/>
+        </w:tblCellMar>
       </w:tblPr>
       <w:tblGrid>
         <w:gridCol w:w="5046"/>
@@ -4611,61 +4660,52 @@
       <w:tr>
         <w:tc>
           <w:tcPr>
-            <w:tcW w:type="dxa" w:w="5046"/>
-            <w:shd w:val="clear" w:color="auto" w:fill="D9E2F3"/>
-          </w:tcPr>
-          <w:p>
-            <w:pPr>
-              <w:jc w:val="center"/>
-            </w:pPr>
-            <w:r/>
-            <w:r>
-              <w:rPr>
-                <w:rFonts w:ascii="Arial" w:hAnsi="Arial"/>
-                <w:b/>
-                <w:sz w:val="16"/>
-              </w:rPr>
-              <w:t>Code Figure</w:t>
-            </w:r>
-          </w:p>
-        </w:tc>
-        <w:tc>
-          <w:tcPr>
-            <w:tcW w:type="dxa" w:w="5046"/>
-            <w:shd w:val="clear" w:color="auto" w:fill="D9E2F3"/>
-          </w:tcPr>
-          <w:p>
-            <w:pPr>
-              <w:jc w:val="center"/>
-            </w:pPr>
-            <w:r/>
-            <w:r>
-              <w:rPr>
-                <w:rFonts w:ascii="Arial" w:hAnsi="Arial"/>
-                <w:b/>
-                <w:sz w:val="16"/>
-              </w:rPr>
-              <w:t>Entry Name</w:t>
-            </w:r>
-          </w:p>
-        </w:tc>
-        <w:tc>
-          <w:tcPr>
-            <w:tcW w:type="dxa" w:w="5046"/>
-            <w:shd w:val="clear" w:color="auto" w:fill="D9E2F3"/>
-          </w:tcPr>
-          <w:p>
-            <w:pPr>
-              <w:jc w:val="center"/>
-            </w:pPr>
-            <w:r/>
-            <w:r>
-              <w:rPr>
-                <w:rFonts w:ascii="Arial" w:hAnsi="Arial"/>
-                <w:b/>
-                <w:sz w:val="16"/>
-              </w:rPr>
-              <w:t>Note</w:t>
+            <w:tcW w:type="dxa" w:w="1134"/>
+            <w:shd w:val="clear" w:color="auto" w:fill="D9D9D9"/>
+          </w:tcPr>
+          <w:p>
+            <w:r/>
+            <w:r>
+              <w:rPr>
+                <w:rFonts w:ascii="Verdana" w:hAnsi="Verdana"/>
+                <w:b w:val="0"/>
+                <w:sz w:val="16"/>
+              </w:rPr>
+              <w:t>CHIFFRE DU CODE</w:t>
+            </w:r>
+          </w:p>
+        </w:tc>
+        <w:tc>
+          <w:tcPr>
+            <w:tcW w:type="dxa" w:w="5046"/>
+            <w:shd w:val="clear" w:color="auto" w:fill="D9D9D9"/>
+          </w:tcPr>
+          <w:p>
+            <w:r/>
+            <w:r>
+              <w:rPr>
+                <w:rFonts w:ascii="Verdana" w:hAnsi="Verdana"/>
+                <w:b w:val="0"/>
+                <w:sz w:val="16"/>
+              </w:rPr>
+              <w:t>SIGNIFICATION</w:t>
+            </w:r>
+          </w:p>
+        </w:tc>
+        <w:tc>
+          <w:tcPr>
+            <w:tcW w:type="dxa" w:w="5046"/>
+            <w:shd w:val="clear" w:color="auto" w:fill="D9D9D9"/>
+          </w:tcPr>
+          <w:p>
+            <w:r/>
+            <w:r>
+              <w:rPr>
+                <w:rFonts w:ascii="Verdana" w:hAnsi="Verdana"/>
+                <w:b w:val="0"/>
+                <w:sz w:val="16"/>
+              </w:rPr>
+              <w:t>NOTE</w:t>
             </w:r>
           </w:p>
         </w:tc>
@@ -4679,7 +4719,7 @@
             <w:r/>
             <w:r>
               <w:rPr>
-                <w:rFonts w:ascii="Arial" w:hAnsi="Arial"/>
+                <w:rFonts w:ascii="Verdana" w:hAnsi="Verdana"/>
                 <w:b w:val="0"/>
                 <w:sz w:val="16"/>
               </w:rPr>
@@ -4695,7 +4735,7 @@
             <w:r/>
             <w:r>
               <w:rPr>
-                <w:rFonts w:ascii="Arial" w:hAnsi="Arial"/>
+                <w:rFonts w:ascii="Verdana" w:hAnsi="Verdana"/>
                 <w:b w:val="0"/>
                 <w:sz w:val="16"/>
               </w:rPr>
@@ -4711,7 +4751,7 @@
             <w:r/>
             <w:r>
               <w:rPr>
-                <w:rFonts w:ascii="Arial" w:hAnsi="Arial"/>
+                <w:rFonts w:ascii="Verdana" w:hAnsi="Verdana"/>
                 <w:b w:val="0"/>
                 <w:sz w:val="16"/>
               </w:rPr>
@@ -4728,7 +4768,7 @@
             <w:r/>
             <w:r>
               <w:rPr>
-                <w:rFonts w:ascii="Arial" w:hAnsi="Arial"/>
+                <w:rFonts w:ascii="Verdana" w:hAnsi="Verdana"/>
                 <w:b w:val="0"/>
                 <w:sz w:val="16"/>
               </w:rPr>
@@ -4744,7 +4784,7 @@
             <w:r/>
             <w:r>
               <w:rPr>
-                <w:rFonts w:ascii="Arial" w:hAnsi="Arial"/>
+                <w:rFonts w:ascii="Verdana" w:hAnsi="Verdana"/>
                 <w:b w:val="0"/>
                 <w:sz w:val="16"/>
               </w:rPr>
@@ -4760,7 +4800,7 @@
             <w:r/>
             <w:r>
               <w:rPr>
-                <w:rFonts w:ascii="Arial" w:hAnsi="Arial"/>
+                <w:rFonts w:ascii="Verdana" w:hAnsi="Verdana"/>
                 <w:b w:val="0"/>
                 <w:sz w:val="16"/>
               </w:rPr>
@@ -4777,7 +4817,7 @@
             <w:r/>
             <w:r>
               <w:rPr>
-                <w:rFonts w:ascii="Arial" w:hAnsi="Arial"/>
+                <w:rFonts w:ascii="Verdana" w:hAnsi="Verdana"/>
                 <w:b w:val="0"/>
                 <w:sz w:val="16"/>
               </w:rPr>
@@ -4793,7 +4833,7 @@
             <w:r/>
             <w:r>
               <w:rPr>
-                <w:rFonts w:ascii="Arial" w:hAnsi="Arial"/>
+                <w:rFonts w:ascii="Verdana" w:hAnsi="Verdana"/>
                 <w:b w:val="0"/>
                 <w:sz w:val="16"/>
               </w:rPr>
@@ -4809,7 +4849,7 @@
             <w:r/>
             <w:r>
               <w:rPr>
-                <w:rFonts w:ascii="Arial" w:hAnsi="Arial"/>
+                <w:rFonts w:ascii="Verdana" w:hAnsi="Verdana"/>
                 <w:b w:val="0"/>
                 <w:sz w:val="16"/>
               </w:rPr>
@@ -4826,7 +4866,7 @@
             <w:r/>
             <w:r>
               <w:rPr>
-                <w:rFonts w:ascii="Arial" w:hAnsi="Arial"/>
+                <w:rFonts w:ascii="Verdana" w:hAnsi="Verdana"/>
                 <w:b w:val="0"/>
                 <w:sz w:val="16"/>
               </w:rPr>
@@ -4842,7 +4882,7 @@
             <w:r/>
             <w:r>
               <w:rPr>
-                <w:rFonts w:ascii="Arial" w:hAnsi="Arial"/>
+                <w:rFonts w:ascii="Verdana" w:hAnsi="Verdana"/>
                 <w:b w:val="0"/>
                 <w:sz w:val="16"/>
               </w:rPr>
@@ -4858,7 +4898,7 @@
             <w:r/>
             <w:r>
               <w:rPr>
-                <w:rFonts w:ascii="Arial" w:hAnsi="Arial"/>
+                <w:rFonts w:ascii="Verdana" w:hAnsi="Verdana"/>
                 <w:b w:val="0"/>
                 <w:sz w:val="16"/>
               </w:rPr>
@@ -4875,7 +4915,7 @@
             <w:r/>
             <w:r>
               <w:rPr>
-                <w:rFonts w:ascii="Arial" w:hAnsi="Arial"/>
+                <w:rFonts w:ascii="Verdana" w:hAnsi="Verdana"/>
                 <w:b w:val="0"/>
                 <w:sz w:val="16"/>
               </w:rPr>
@@ -4891,7 +4931,7 @@
             <w:r/>
             <w:r>
               <w:rPr>
-                <w:rFonts w:ascii="Arial" w:hAnsi="Arial"/>
+                <w:rFonts w:ascii="Verdana" w:hAnsi="Verdana"/>
                 <w:b w:val="0"/>
                 <w:sz w:val="16"/>
               </w:rPr>
@@ -4907,7 +4947,7 @@
             <w:r/>
             <w:r>
               <w:rPr>
-                <w:rFonts w:ascii="Arial" w:hAnsi="Arial"/>
+                <w:rFonts w:ascii="Verdana" w:hAnsi="Verdana"/>
                 <w:b w:val="0"/>
                 <w:sz w:val="16"/>
               </w:rPr>
@@ -4924,7 +4964,7 @@
             <w:r/>
             <w:r>
               <w:rPr>
-                <w:rFonts w:ascii="Arial" w:hAnsi="Arial"/>
+                <w:rFonts w:ascii="Verdana" w:hAnsi="Verdana"/>
                 <w:b w:val="0"/>
                 <w:sz w:val="16"/>
               </w:rPr>
@@ -4940,7 +4980,7 @@
             <w:r/>
             <w:r>
               <w:rPr>
-                <w:rFonts w:ascii="Arial" w:hAnsi="Arial"/>
+                <w:rFonts w:ascii="Verdana" w:hAnsi="Verdana"/>
                 <w:b w:val="0"/>
                 <w:sz w:val="16"/>
               </w:rPr>
@@ -4956,7 +4996,7 @@
             <w:r/>
             <w:r>
               <w:rPr>
-                <w:rFonts w:ascii="Arial" w:hAnsi="Arial"/>
+                <w:rFonts w:ascii="Verdana" w:hAnsi="Verdana"/>
                 <w:b w:val="0"/>
                 <w:sz w:val="16"/>
               </w:rPr>
@@ -4973,7 +5013,7 @@
             <w:r/>
             <w:r>
               <w:rPr>
-                <w:rFonts w:ascii="Arial" w:hAnsi="Arial"/>
+                <w:rFonts w:ascii="Verdana" w:hAnsi="Verdana"/>
                 <w:b w:val="0"/>
                 <w:sz w:val="16"/>
               </w:rPr>
@@ -4989,7 +5029,7 @@
             <w:r/>
             <w:r>
               <w:rPr>
-                <w:rFonts w:ascii="Arial" w:hAnsi="Arial"/>
+                <w:rFonts w:ascii="Verdana" w:hAnsi="Verdana"/>
                 <w:b w:val="0"/>
                 <w:sz w:val="16"/>
               </w:rPr>
@@ -5005,7 +5045,7 @@
             <w:r/>
             <w:r>
               <w:rPr>
-                <w:rFonts w:ascii="Arial" w:hAnsi="Arial"/>
+                <w:rFonts w:ascii="Verdana" w:hAnsi="Verdana"/>
                 <w:b w:val="0"/>
                 <w:sz w:val="16"/>
               </w:rPr>
@@ -5022,7 +5062,7 @@
             <w:r/>
             <w:r>
               <w:rPr>
-                <w:rFonts w:ascii="Arial" w:hAnsi="Arial"/>
+                <w:rFonts w:ascii="Verdana" w:hAnsi="Verdana"/>
                 <w:b w:val="0"/>
                 <w:sz w:val="16"/>
               </w:rPr>
@@ -5038,7 +5078,7 @@
             <w:r/>
             <w:r>
               <w:rPr>
-                <w:rFonts w:ascii="Arial" w:hAnsi="Arial"/>
+                <w:rFonts w:ascii="Verdana" w:hAnsi="Verdana"/>
                 <w:b w:val="0"/>
                 <w:sz w:val="16"/>
               </w:rPr>
@@ -5054,7 +5094,7 @@
             <w:r/>
             <w:r>
               <w:rPr>
-                <w:rFonts w:ascii="Arial" w:hAnsi="Arial"/>
+                <w:rFonts w:ascii="Verdana" w:hAnsi="Verdana"/>
                 <w:b w:val="0"/>
                 <w:sz w:val="16"/>
               </w:rPr>
@@ -5071,7 +5111,7 @@
             <w:r/>
             <w:r>
               <w:rPr>
-                <w:rFonts w:ascii="Arial" w:hAnsi="Arial"/>
+                <w:rFonts w:ascii="Verdana" w:hAnsi="Verdana"/>
                 <w:b w:val="0"/>
                 <w:sz w:val="16"/>
               </w:rPr>
@@ -5087,7 +5127,7 @@
             <w:r/>
             <w:r>
               <w:rPr>
-                <w:rFonts w:ascii="Arial" w:hAnsi="Arial"/>
+                <w:rFonts w:ascii="Verdana" w:hAnsi="Verdana"/>
                 <w:b w:val="0"/>
                 <w:sz w:val="16"/>
               </w:rPr>
@@ -5103,7 +5143,7 @@
             <w:r/>
             <w:r>
               <w:rPr>
-                <w:rFonts w:ascii="Arial" w:hAnsi="Arial"/>
+                <w:rFonts w:ascii="Verdana" w:hAnsi="Verdana"/>
                 <w:b w:val="0"/>
                 <w:sz w:val="16"/>
               </w:rPr>
@@ -5120,7 +5160,7 @@
             <w:r/>
             <w:r>
               <w:rPr>
-                <w:rFonts w:ascii="Arial" w:hAnsi="Arial"/>
+                <w:rFonts w:ascii="Verdana" w:hAnsi="Verdana"/>
                 <w:b w:val="0"/>
                 <w:sz w:val="16"/>
               </w:rPr>
@@ -5136,7 +5176,7 @@
             <w:r/>
             <w:r>
               <w:rPr>
-                <w:rFonts w:ascii="Arial" w:hAnsi="Arial"/>
+                <w:rFonts w:ascii="Verdana" w:hAnsi="Verdana"/>
                 <w:b w:val="0"/>
                 <w:sz w:val="16"/>
               </w:rPr>
@@ -5152,7 +5192,7 @@
             <w:r/>
             <w:r>
               <w:rPr>
-                <w:rFonts w:ascii="Arial" w:hAnsi="Arial"/>
+                <w:rFonts w:ascii="Verdana" w:hAnsi="Verdana"/>
                 <w:b w:val="0"/>
                 <w:sz w:val="16"/>
               </w:rPr>
@@ -5169,7 +5209,7 @@
             <w:r/>
             <w:r>
               <w:rPr>
-                <w:rFonts w:ascii="Arial" w:hAnsi="Arial"/>
+                <w:rFonts w:ascii="Verdana" w:hAnsi="Verdana"/>
                 <w:b w:val="0"/>
                 <w:sz w:val="16"/>
               </w:rPr>
@@ -5185,7 +5225,7 @@
             <w:r/>
             <w:r>
               <w:rPr>
-                <w:rFonts w:ascii="Arial" w:hAnsi="Arial"/>
+                <w:rFonts w:ascii="Verdana" w:hAnsi="Verdana"/>
                 <w:b w:val="0"/>
                 <w:sz w:val="16"/>
               </w:rPr>
@@ -5201,7 +5241,7 @@
             <w:r/>
             <w:r>
               <w:rPr>
-                <w:rFonts w:ascii="Arial" w:hAnsi="Arial"/>
+                <w:rFonts w:ascii="Verdana" w:hAnsi="Verdana"/>
                 <w:b w:val="0"/>
                 <w:sz w:val="16"/>
               </w:rPr>
@@ -5218,7 +5258,7 @@
             <w:r/>
             <w:r>
               <w:rPr>
-                <w:rFonts w:ascii="Arial" w:hAnsi="Arial"/>
+                <w:rFonts w:ascii="Verdana" w:hAnsi="Verdana"/>
                 <w:b w:val="0"/>
                 <w:sz w:val="16"/>
               </w:rPr>
@@ -5234,7 +5274,7 @@
             <w:r/>
             <w:r>
               <w:rPr>
-                <w:rFonts w:ascii="Arial" w:hAnsi="Arial"/>
+                <w:rFonts w:ascii="Verdana" w:hAnsi="Verdana"/>
                 <w:b w:val="0"/>
                 <w:sz w:val="16"/>
               </w:rPr>
@@ -5250,7 +5290,7 @@
             <w:r/>
             <w:r>
               <w:rPr>
-                <w:rFonts w:ascii="Arial" w:hAnsi="Arial"/>
+                <w:rFonts w:ascii="Verdana" w:hAnsi="Verdana"/>
                 <w:b w:val="0"/>
                 <w:sz w:val="16"/>
               </w:rPr>
@@ -5267,7 +5307,7 @@
             <w:r/>
             <w:r>
               <w:rPr>
-                <w:rFonts w:ascii="Arial" w:hAnsi="Arial"/>
+                <w:rFonts w:ascii="Verdana" w:hAnsi="Verdana"/>
                 <w:b w:val="0"/>
                 <w:sz w:val="16"/>
               </w:rPr>
@@ -5283,7 +5323,7 @@
             <w:r/>
             <w:r>
               <w:rPr>
-                <w:rFonts w:ascii="Arial" w:hAnsi="Arial"/>
+                <w:rFonts w:ascii="Verdana" w:hAnsi="Verdana"/>
                 <w:b w:val="0"/>
                 <w:sz w:val="16"/>
               </w:rPr>
@@ -5299,7 +5339,7 @@
             <w:r/>
             <w:r>
               <w:rPr>
-                <w:rFonts w:ascii="Arial" w:hAnsi="Arial"/>
+                <w:rFonts w:ascii="Verdana" w:hAnsi="Verdana"/>
                 <w:b w:val="0"/>
                 <w:sz w:val="16"/>
               </w:rPr>
@@ -5316,7 +5356,7 @@
             <w:r/>
             <w:r>
               <w:rPr>
-                <w:rFonts w:ascii="Arial" w:hAnsi="Arial"/>
+                <w:rFonts w:ascii="Verdana" w:hAnsi="Verdana"/>
                 <w:b w:val="0"/>
                 <w:sz w:val="16"/>
               </w:rPr>
@@ -5332,7 +5372,7 @@
             <w:r/>
             <w:r>
               <w:rPr>
-                <w:rFonts w:ascii="Arial" w:hAnsi="Arial"/>
+                <w:rFonts w:ascii="Verdana" w:hAnsi="Verdana"/>
                 <w:b w:val="0"/>
                 <w:sz w:val="16"/>
               </w:rPr>
@@ -5348,7 +5388,7 @@
             <w:r/>
             <w:r>
               <w:rPr>
-                <w:rFonts w:ascii="Arial" w:hAnsi="Arial"/>
+                <w:rFonts w:ascii="Verdana" w:hAnsi="Verdana"/>
                 <w:b w:val="0"/>
                 <w:sz w:val="16"/>
               </w:rPr>
@@ -5365,7 +5405,7 @@
             <w:r/>
             <w:r>
               <w:rPr>
-                <w:rFonts w:ascii="Arial" w:hAnsi="Arial"/>
+                <w:rFonts w:ascii="Verdana" w:hAnsi="Verdana"/>
                 <w:b w:val="0"/>
                 <w:sz w:val="16"/>
               </w:rPr>
@@ -5381,7 +5421,7 @@
             <w:r/>
             <w:r>
               <w:rPr>
-                <w:rFonts w:ascii="Arial" w:hAnsi="Arial"/>
+                <w:rFonts w:ascii="Verdana" w:hAnsi="Verdana"/>
                 <w:b w:val="0"/>
                 <w:sz w:val="16"/>
               </w:rPr>
@@ -5397,7 +5437,7 @@
             <w:r/>
             <w:r>
               <w:rPr>
-                <w:rFonts w:ascii="Arial" w:hAnsi="Arial"/>
+                <w:rFonts w:ascii="Verdana" w:hAnsi="Verdana"/>
                 <w:b w:val="0"/>
                 <w:sz w:val="16"/>
               </w:rPr>
@@ -5414,7 +5454,7 @@
             <w:r/>
             <w:r>
               <w:rPr>
-                <w:rFonts w:ascii="Arial" w:hAnsi="Arial"/>
+                <w:rFonts w:ascii="Verdana" w:hAnsi="Verdana"/>
                 <w:b w:val="0"/>
                 <w:sz w:val="16"/>
               </w:rPr>
@@ -5430,7 +5470,7 @@
             <w:r/>
             <w:r>
               <w:rPr>
-                <w:rFonts w:ascii="Arial" w:hAnsi="Arial"/>
+                <w:rFonts w:ascii="Verdana" w:hAnsi="Verdana"/>
                 <w:b w:val="0"/>
                 <w:sz w:val="16"/>
               </w:rPr>
@@ -5446,7 +5486,7 @@
             <w:r/>
             <w:r>
               <w:rPr>
-                <w:rFonts w:ascii="Arial" w:hAnsi="Arial"/>
+                <w:rFonts w:ascii="Verdana" w:hAnsi="Verdana"/>
                 <w:b w:val="0"/>
                 <w:sz w:val="16"/>
               </w:rPr>
@@ -5463,7 +5503,7 @@
             <w:r/>
             <w:r>
               <w:rPr>
-                <w:rFonts w:ascii="Arial" w:hAnsi="Arial"/>
+                <w:rFonts w:ascii="Verdana" w:hAnsi="Verdana"/>
                 <w:b w:val="0"/>
                 <w:sz w:val="16"/>
               </w:rPr>
@@ -5479,7 +5519,7 @@
             <w:r/>
             <w:r>
               <w:rPr>
-                <w:rFonts w:ascii="Arial" w:hAnsi="Arial"/>
+                <w:rFonts w:ascii="Verdana" w:hAnsi="Verdana"/>
                 <w:b w:val="0"/>
                 <w:sz w:val="16"/>
               </w:rPr>
@@ -5495,7 +5535,7 @@
             <w:r/>
             <w:r>
               <w:rPr>
-                <w:rFonts w:ascii="Arial" w:hAnsi="Arial"/>
+                <w:rFonts w:ascii="Verdana" w:hAnsi="Verdana"/>
                 <w:b w:val="0"/>
                 <w:sz w:val="16"/>
               </w:rPr>
@@ -5512,7 +5552,7 @@
             <w:r/>
             <w:r>
               <w:rPr>
-                <w:rFonts w:ascii="Arial" w:hAnsi="Arial"/>
+                <w:rFonts w:ascii="Verdana" w:hAnsi="Verdana"/>
                 <w:b w:val="0"/>
                 <w:sz w:val="16"/>
               </w:rPr>
@@ -5528,7 +5568,7 @@
             <w:r/>
             <w:r>
               <w:rPr>
-                <w:rFonts w:ascii="Arial" w:hAnsi="Arial"/>
+                <w:rFonts w:ascii="Verdana" w:hAnsi="Verdana"/>
                 <w:b w:val="0"/>
                 <w:sz w:val="16"/>
               </w:rPr>
@@ -5544,7 +5584,7 @@
             <w:r/>
             <w:r>
               <w:rPr>
-                <w:rFonts w:ascii="Arial" w:hAnsi="Arial"/>
+                <w:rFonts w:ascii="Verdana" w:hAnsi="Verdana"/>
                 <w:b w:val="0"/>
                 <w:sz w:val="16"/>
               </w:rPr>
@@ -5561,7 +5601,7 @@
             <w:r/>
             <w:r>
               <w:rPr>
-                <w:rFonts w:ascii="Arial" w:hAnsi="Arial"/>
+                <w:rFonts w:ascii="Verdana" w:hAnsi="Verdana"/>
                 <w:b w:val="0"/>
                 <w:sz w:val="16"/>
               </w:rPr>
@@ -5577,7 +5617,7 @@
             <w:r/>
             <w:r>
               <w:rPr>
-                <w:rFonts w:ascii="Arial" w:hAnsi="Arial"/>
+                <w:rFonts w:ascii="Verdana" w:hAnsi="Verdana"/>
                 <w:b w:val="0"/>
                 <w:sz w:val="16"/>
               </w:rPr>
@@ -5593,7 +5633,7 @@
             <w:r/>
             <w:r>
               <w:rPr>
-                <w:rFonts w:ascii="Arial" w:hAnsi="Arial"/>
+                <w:rFonts w:ascii="Verdana" w:hAnsi="Verdana"/>
                 <w:b w:val="0"/>
                 <w:sz w:val="16"/>
               </w:rPr>
@@ -5610,7 +5650,7 @@
             <w:r/>
             <w:r>
               <w:rPr>
-                <w:rFonts w:ascii="Arial" w:hAnsi="Arial"/>
+                <w:rFonts w:ascii="Verdana" w:hAnsi="Verdana"/>
                 <w:b w:val="0"/>
                 <w:sz w:val="16"/>
               </w:rPr>
@@ -5626,7 +5666,7 @@
             <w:r/>
             <w:r>
               <w:rPr>
-                <w:rFonts w:ascii="Arial" w:hAnsi="Arial"/>
+                <w:rFonts w:ascii="Verdana" w:hAnsi="Verdana"/>
                 <w:b w:val="0"/>
                 <w:sz w:val="16"/>
               </w:rPr>
@@ -5642,7 +5682,7 @@
             <w:r/>
             <w:r>
               <w:rPr>
-                <w:rFonts w:ascii="Arial" w:hAnsi="Arial"/>
+                <w:rFonts w:ascii="Verdana" w:hAnsi="Verdana"/>
                 <w:b w:val="0"/>
                 <w:sz w:val="16"/>
               </w:rPr>
@@ -5659,7 +5699,7 @@
             <w:r/>
             <w:r>
               <w:rPr>
-                <w:rFonts w:ascii="Arial" w:hAnsi="Arial"/>
+                <w:rFonts w:ascii="Verdana" w:hAnsi="Verdana"/>
                 <w:b w:val="0"/>
                 <w:sz w:val="16"/>
               </w:rPr>
@@ -5675,7 +5715,7 @@
             <w:r/>
             <w:r>
               <w:rPr>
-                <w:rFonts w:ascii="Arial" w:hAnsi="Arial"/>
+                <w:rFonts w:ascii="Verdana" w:hAnsi="Verdana"/>
                 <w:b w:val="0"/>
                 <w:sz w:val="16"/>
               </w:rPr>
@@ -5691,7 +5731,7 @@
             <w:r/>
             <w:r>
               <w:rPr>
-                <w:rFonts w:ascii="Arial" w:hAnsi="Arial"/>
+                <w:rFonts w:ascii="Verdana" w:hAnsi="Verdana"/>
                 <w:b w:val="0"/>
                 <w:sz w:val="16"/>
               </w:rPr>

--- a/docx/fr/BUFRCREX_CodeFlag_fr_35.docx
+++ b/docx/fr/BUFRCREX_CodeFlag_fr_35.docx
@@ -22,7 +22,7 @@
           <w:b/>
           <w:sz w:val="18"/>
         </w:rPr>
-        <w:t>035000  FM et numéro de code régional</w:t>
+        <w:t>0 35 000  FM et numéro de code régional</w:t>
       </w:r>
     </w:p>
     <w:tbl>
@@ -652,7 +652,7 @@
           <w:b/>
           <w:sz w:val="18"/>
         </w:rPr>
-        <w:t>035001  Base de temps pour le contrôle</w:t>
+        <w:t>0 35 001  Base de temps pour le contrôle</w:t>
       </w:r>
     </w:p>
     <w:tbl>
@@ -988,7 +988,7 @@
           <w:b/>
           <w:sz w:val="18"/>
         </w:rPr>
-        <w:t>035030  Divergences dans la disponibilité des données attendues</w:t>
+        <w:t>0 35 030  Divergences dans la disponibilité des données attendues</w:t>
       </w:r>
     </w:p>
     <w:tbl>
@@ -1618,7 +1618,7 @@
           <w:b/>
           <w:sz w:val="18"/>
         </w:rPr>
-        <w:t>035031  Qualification du contrôle des résultats</w:t>
+        <w:t>0 35 031  Qualification du contrôle des résultats</w:t>
       </w:r>
     </w:p>
     <w:tbl>
@@ -2787,7 +2787,7 @@
           <w:b/>
           <w:sz w:val="18"/>
         </w:rPr>
-        <w:t>035032  Cause des données manquantes</w:t>
+        <w:t>0 35 032  Cause des données manquantes</w:t>
       </w:r>
     </w:p>
     <w:tbl>
@@ -3417,7 +3417,7 @@
           <w:b/>
           <w:sz w:val="18"/>
         </w:rPr>
-        <w:t>035033  Anomalies dans l'observation et les données collectées</w:t>
+        <w:t>0 35 033  Anomalies dans l'observation et les données collectées</w:t>
       </w:r>
     </w:p>
     <w:tbl>
@@ -4194,7 +4194,7 @@
           <w:b/>
           <w:sz w:val="18"/>
         </w:rPr>
-        <w:t>035034  Tendances statistiques de la disponibilité des données (pendant la(les) période(s) d'observation)</w:t>
+        <w:t>0 35 034  Tendances statistiques de la disponibilité des données (pendant la(les) période(s) d'observation)</w:t>
       </w:r>
     </w:p>
     <w:tbl>
@@ -4628,7 +4628,7 @@
           <w:b/>
           <w:sz w:val="18"/>
         </w:rPr>
-        <w:t>035035  Raison de l'abandon</w:t>
+        <w:t>0 35 035  Raison de l'abandon</w:t>
       </w:r>
     </w:p>
     <w:tbl>

--- a/docx/fr/BUFRCREX_CodeFlag_fr_35.docx
+++ b/docx/fr/BUFRCREX_CodeFlag_fr_35.docx
@@ -13,6 +13,566 @@
           <w:sz w:val="22"/>
         </w:rPr>
         <w:t>Classe 35</w:t>
+      </w:r>
+    </w:p>
+    <w:p>
+      <w:r>
+        <w:rPr>
+          <w:rFonts w:ascii="Verdana" w:hAnsi="Verdana"/>
+          <w:i/>
+          <w:sz w:val="14"/>
+        </w:rPr>
+        <w:t>Note 2: (voir Note 1) 1) Pour l’emploi du chiffre du code 15, voir la règle 12.1.4. 2) «Clair» et «couvert» portent les chiffres 0 et 8 respectivement.</w:t>
+      </w:r>
+    </w:p>
+    <w:p>
+      <w:r>
+        <w:rPr>
+          <w:rFonts w:ascii="Verdana" w:hAnsi="Verdana"/>
+          <w:i/>
+          <w:sz w:val="14"/>
+        </w:rPr>
+        <w:t>Note 5: (0 = bonne; 1 = mauvaise)</w:t>
+      </w:r>
+    </w:p>
+    <w:p>
+      <w:r>
+        <w:rPr>
+          <w:rFonts w:ascii="Verdana" w:hAnsi="Verdana"/>
+          <w:i/>
+          <w:sz w:val="14"/>
+        </w:rPr>
+        <w:t>Note 6: (Voir la table de code commune C-1 dans la Partie C/c.)</w:t>
+      </w:r>
+    </w:p>
+    <w:p>
+      <w:r>
+        <w:rPr>
+          <w:rFonts w:ascii="Verdana" w:hAnsi="Verdana"/>
+          <w:i/>
+          <w:sz w:val="14"/>
+        </w:rPr>
+        <w:t>Note 7: (Voir la table de code commune C-2 dans la Partie C/c.)</w:t>
+      </w:r>
+    </w:p>
+    <w:p>
+      <w:r>
+        <w:rPr>
+          <w:rFonts w:ascii="Verdana" w:hAnsi="Verdana"/>
+          <w:i/>
+          <w:sz w:val="14"/>
+        </w:rPr>
+        <w:t>Note 8: (Voir la table de code commune C-3)</w:t>
+      </w:r>
+    </w:p>
+    <w:p>
+      <w:r>
+        <w:rPr>
+          <w:rFonts w:ascii="Verdana" w:hAnsi="Verdana"/>
+          <w:i/>
+          <w:sz w:val="14"/>
+        </w:rPr>
+        <w:t>Note 9: (Voir la table de code commune C-4)</w:t>
+      </w:r>
+    </w:p>
+    <w:p>
+      <w:r>
+        <w:rPr>
+          <w:rFonts w:ascii="Verdana" w:hAnsi="Verdana"/>
+          <w:i/>
+          <w:sz w:val="14"/>
+        </w:rPr>
+        <w:t>Note 10: (Voir la table de code commune C-5 dans la Partie C/c.)</w:t>
+      </w:r>
+    </w:p>
+    <w:p>
+      <w:r>
+        <w:rPr>
+          <w:rFonts w:ascii="Verdana" w:hAnsi="Verdana"/>
+          <w:i/>
+          <w:sz w:val="14"/>
+        </w:rPr>
+        <w:t>Note 11: (Voir la table de code commune C-7 dans la Partie C/c.)</w:t>
+      </w:r>
+    </w:p>
+    <w:p>
+      <w:r>
+        <w:rPr>
+          <w:rFonts w:ascii="Verdana" w:hAnsi="Verdana"/>
+          <w:i/>
+          <w:sz w:val="14"/>
+        </w:rPr>
+        <w:t>Note 12: (Voir la table de code commune C-8 dans la Partie C/c.)</w:t>
+      </w:r>
+    </w:p>
+    <w:p>
+      <w:r>
+        <w:rPr>
+          <w:rFonts w:ascii="Verdana" w:hAnsi="Verdana"/>
+          <w:i/>
+          <w:sz w:val="14"/>
+        </w:rPr>
+        <w:t>Note 13: (See Common Code table C-14 Part C/c.)</w:t>
+      </w:r>
+    </w:p>
+    <w:p>
+      <w:r>
+        <w:rPr>
+          <w:rFonts w:ascii="Verdana" w:hAnsi="Verdana"/>
+          <w:i/>
+          <w:sz w:val="14"/>
+        </w:rPr>
+        <w:t>Note 14: (A definir par les centres proprement dits - Voir la table de code commune C-12 dans la Partie C/c.)</w:t>
+      </w:r>
+    </w:p>
+    <w:p>
+      <w:r>
+        <w:rPr>
+          <w:rFonts w:ascii="Verdana" w:hAnsi="Verdana"/>
+          <w:i/>
+          <w:sz w:val="14"/>
+        </w:rPr>
+        <w:t>Note 15: (A etablir)</w:t>
+      </w:r>
+    </w:p>
+    <w:p>
+      <w:r>
+        <w:rPr>
+          <w:rFonts w:ascii="Verdana" w:hAnsi="Verdana"/>
+          <w:i/>
+          <w:sz w:val="14"/>
+        </w:rPr>
+        <w:t>Note 16: Une séquence d’au moins deux paires de coordonnées de position, telles que latitude et longitude, définit une ligne ou un polygone. Les points sont reliés dans l’ordre indiqué dans le message. Toute zone décrite se situera à gauche de la ligne dessinée dans le sens indiqué. Cette définition s’applique à des polygones simples, non intersectants et sans trou.</w:t>
+      </w:r>
+    </w:p>
+    <w:p>
+      <w:r>
+        <w:rPr>
+          <w:rFonts w:ascii="Verdana" w:hAnsi="Verdana"/>
+          <w:i/>
+          <w:sz w:val="14"/>
+        </w:rPr>
+        <w:t>Note 17: Si tous les bits sont mis à 0, cela signifie que l’étalonnage est correct.</w:t>
+      </w:r>
+    </w:p>
+    <w:p>
+      <w:r>
+        <w:rPr>
+          <w:rFonts w:ascii="Verdana" w:hAnsi="Verdana"/>
+          <w:i/>
+          <w:sz w:val="14"/>
+        </w:rPr>
+        <w:t>Note 18: Toutes les statistiques de premier ordre sont exprimees dans les unites definies par les descripteurs de donnees d'origine.</w:t>
+      </w:r>
+    </w:p>
+    <w:p>
+      <w:r>
+        <w:rPr>
+          <w:rFonts w:ascii="Verdana" w:hAnsi="Verdana"/>
+          <w:i/>
+          <w:sz w:val="14"/>
+        </w:rPr>
+        <w:t>Note 19: 1) La signification du champ associé correspond, au début, à la qualité des données observées. 2) Le chiffre du code 21 peut être utilisé dans des messages corrigés où les valeurs substituées/corrigées sont déterminées. 3) D’autres applications peuvent être prévues.</w:t>
+      </w:r>
+    </w:p>
+    <w:p>
+      <w:r>
+        <w:rPr>
+          <w:rFonts w:ascii="Verdana" w:hAnsi="Verdana"/>
+          <w:i/>
+          <w:sz w:val="14"/>
+        </w:rPr>
+        <w:t>Note 21: En commençant par la position du premier bit (bit de plus fort poids), si le bit est mis à 1, le canal est utilisé. Si le bit est mis à zéro, le canal n’est pas utilisé.</w:t>
+      </w:r>
+    </w:p>
+    <w:p>
+      <w:r>
+        <w:rPr>
+          <w:rFonts w:ascii="Verdana" w:hAnsi="Verdana"/>
+          <w:i/>
+          <w:sz w:val="14"/>
+        </w:rPr>
+        <w:t>Note 22: L'expression 'mesure ciel couvert' indique que les valeurs de sondage sont obtenues uniquement a partir de donnees HIRS stratospheriques, de donnees MSU et de donnees SSU. Le ciel etant couvert, on n'a pas utilise de donnees HIRS tropospheriques.</w:t>
+      </w:r>
+    </w:p>
+    <w:p>
+      <w:r>
+        <w:rPr>
+          <w:rFonts w:ascii="Verdana" w:hAnsi="Verdana"/>
+          <w:i/>
+          <w:sz w:val="14"/>
+        </w:rPr>
+        <w:t>Note 23: HIRS* signifie: canaux HIRS 1 (669 cm–1) 2 (679 cm–1) 3 (690 cm–1) 4 (2358 cm–1)</w:t>
+      </w:r>
+    </w:p>
+    <w:p>
+      <w:r>
+        <w:rPr>
+          <w:rFonts w:ascii="Verdana" w:hAnsi="Verdana"/>
+          <w:i/>
+          <w:sz w:val="14"/>
+        </w:rPr>
+        <w:t>Note 24: Bits 1 a 4: INDICATIF DE DEFAUT DE L'HEURE. Lorsque tous les bits sont mis a 0, cela signifie que l'heure de balayage correspond a l'heure prevue.</w:t>
+      </w:r>
+    </w:p>
+    <w:p>
+      <w:r>
+        <w:rPr>
+          <w:rFonts w:ascii="Verdana" w:hAnsi="Verdana"/>
+          <w:i/>
+          <w:sz w:val="14"/>
+        </w:rPr>
+        <w:t>Note 25: Bits 11 a 17: INDICATIF DE DEFAUT DE LOCALISATION GEOGRAPHIQUE. Lorsque tous les bits sont mis a 0, cela signifie que la localisation geographique est normale.</w:t>
+      </w:r>
+    </w:p>
+    <w:p>
+      <w:r>
+        <w:rPr>
+          <w:rFonts w:ascii="Verdana" w:hAnsi="Verdana"/>
+          <w:i/>
+          <w:sz w:val="14"/>
+        </w:rPr>
+        <w:t>Note 27: Bits 5 a 10: INDICATIF DE DEFAUT D'ETALONNAGE. Lorsque tous les bits sont mis a 0, cela signifie que l'etalonnage est normal. Lorsque l'un ou l'autre des bits 5, 7 et 10 est mis a 1, cela signifie que des coefficients secondaires d'etalonnage ont ete utilises.</w:t>
+      </w:r>
+    </w:p>
+    <w:p>
+      <w:r>
+        <w:rPr>
+          <w:rFonts w:ascii="Verdana" w:hAnsi="Verdana"/>
+          <w:i/>
+          <w:sz w:val="14"/>
+        </w:rPr>
+        <w:t>Note 32: 1) Chiffres du code 1 à 9:  durée et heure de la mesure du courant (méthode vectorielle ou méthode Doppler d’établissement du profil du courant). 2) Chiffres du code 11 à 19:  période de la mesure du courant (méthode de la dérive). 3) H = heure d’observation.</w:t>
+      </w:r>
+    </w:p>
+    <w:p>
+      <w:r>
+        <w:rPr>
+          <w:rFonts w:ascii="Verdana" w:hAnsi="Verdana"/>
+          <w:i/>
+          <w:sz w:val="14"/>
+        </w:rPr>
+        <w:t>Note 33: 1) Chiffres du code 1 à 9:  durée et heure de la mesure du courant (méthode vectorielle ou méthode Doppler d’établissement du profil du courant). 2) Chiffres du code 11 à 19:  période de la mesure du courant (méthode de la dérive). 3) H = heure d’observation.</w:t>
+      </w:r>
+    </w:p>
+    <w:p>
+      <w:r>
+        <w:rPr>
+          <w:rFonts w:ascii="Verdana" w:hAnsi="Verdana"/>
+          <w:i/>
+          <w:sz w:val="14"/>
+        </w:rPr>
+        <w:t>Note 34: 1) Entre les chiffres du code 100–199, la présente table de code comprend des termes à plusieurs niveaux afin de servir aux stations simples et aux stations automatiques devenant de plus en plus complexes. 2) Les termes génériques se rapportant au temps (par exemple brouillard, bruine) sont destinés à être utilisés dans des stations automatiques pouvant déterminer les types de temps sans pouvoir fournir d'autres informations.  Les termes génériques figurent tous dans la table de code en lettres majuscules. 3) Les chiffres du code pour les catégories de précipitations (chiffres du code 140 à 148) sont disposés par ordre de complexité croissante.  Par exemple, une station très simple qui ne peut déceler que la présence ou l'absence de précipitations utilise le chiffre du code 140 (précipitations).  Au niveau suivant, une station automatique pouvant déceler le volume, mais pas le type, utilise le chiffre du code 141 ou 142.  Une station automatique qui peut déceler le type général (liquide, solide, se congelant) et le volume général utilise les chiffres du code 143 à 148.  Une station automatique qui peut signaler les types réels de précipitations (par exemple bruine ou pluie), mais non leur volume, utilise le nombre entier de la dizaine correspondante (par exemple 150 pour la catégorie bruine; 160 pour la catégorie pluie).</w:t>
+      </w:r>
+    </w:p>
+    <w:p>
+      <w:r>
+        <w:rPr>
+          <w:rFonts w:ascii="Verdana" w:hAnsi="Verdana"/>
+          <w:i/>
+          <w:sz w:val="14"/>
+        </w:rPr>
+        <w:t>Note 35: Le descripteur 0 25 009 est caduc; le remplacer par le descripteur 0 25 029.</w:t>
+      </w:r>
+    </w:p>
+    <w:p>
+      <w:r>
+        <w:rPr>
+          <w:rFonts w:ascii="Verdana" w:hAnsi="Verdana"/>
+          <w:i/>
+          <w:sz w:val="14"/>
+        </w:rPr>
+        <w:t>Note 36: Les statistiques sur les differences sont des valeurs differentielles ayant des dimensions similaires a celles des valeurs observees correspondantes en ce qui concerne les unites, mais dont les limites sont centrees sur le zero.</w:t>
+      </w:r>
+    </w:p>
+    <w:p>
+      <w:r>
+        <w:rPr>
+          <w:rFonts w:ascii="Verdana" w:hAnsi="Verdana"/>
+          <w:i/>
+          <w:sz w:val="14"/>
+        </w:rPr>
+        <w:t>Note 39: 1) L’EPSG est un jeu de données sur les systèmes de coordonnées et les transformations qu’ils subissent, constitué et tenu à jour à l’origine par l’ European Petroleum Survey Group l’Association internationale des producteurs de pétrole et de gaz qui s’en occupe, par le biais du sous-comité à la géodésie relevant de son Comité de géomatique. 2) Lorsque le chiffre du code 4 est utilisé pour préciser un système de coordonnées de référence, la donnée ellipsoïdale est alors un ellipsoïde de révolution aplati, dont le grand axe s’oriente dans le même plan que le plan équatorial et le petit axe coupe le méridien d’origine près du pôle d’origine. Le Nord correspond à la direction de l’équateur au pôle d’origine. L’Est correspond au sens inverse des aiguilles d’une montre à partir du méridien d’origine vu depuis le pôle Nord. Dans ce cas, il faut préciser le demi-grand axe et le demi-petit axe (en se servant par exemple des descripteurs 0 01 152 et 0 01 153).</w:t>
+      </w:r>
+    </w:p>
+    <w:p>
+      <w:r>
+        <w:rPr>
+          <w:rFonts w:ascii="Verdana" w:hAnsi="Verdana"/>
+          <w:i/>
+          <w:sz w:val="14"/>
+        </w:rPr>
+        <w:t>Note 42: 1) La signification du champ associé correspond, au début, à la qualité des données observées. 2) Le chiffre du code 21 peut être utilisé dans des messages corrigés où les valeurs substituées/corrigées sont déterminées. 3) D’autres applications peuvent être prévues.</w:t>
+      </w:r>
+    </w:p>
+    <w:p>
+      <w:r>
+        <w:rPr>
+          <w:rFonts w:ascii="Verdana" w:hAnsi="Verdana"/>
+          <w:i/>
+          <w:sz w:val="14"/>
+        </w:rPr>
+        <w:t>Note 43: 1) Entre les chiffres du code 100–199, la présente table de code comprend des termes à plusieurs niveaux afin de servir aux stations simples et aux stations automatiques devenant de plus en plus complexes. 2) Les termes génériques se rapportant au temps (par exemple brouillard, bruine) sont destinés à être utilisés dans des stations automatiques pouvant déterminer les types de temps sans pouvoir fournir d'autres informations.  Les termes génériques figurent tous dans la table de code en lettres majuscules. 3) Les chiffres du code pour les catégories de précipitations (chiffres du code 140 à 148) sont disposés par ordre de complexité croissante.  Par exemple, une station très simple qui ne peut déceler que la présence ou l'absence de précipitations utilise le chiffre du code 140 (précipitations).  Au niveau suivant, une station automatique pouvant déceler le volume, mais pas le type, utilise le chiffre du code 141 ou 142.  Une station automatique qui peut déceler le type général (liquide, solide, se congelant) et le volume général utilise les chiffres du code 143 à 148.  Une station automatique qui peut signaler les types réels de précipitations (par exemple bruine ou pluie), mais non leur volume, utilise le nombre entier de la dizaine correspondante (par exemple 150 pour la catégorie bruine; 160 pour la catégorie pluie).</w:t>
+      </w:r>
+    </w:p>
+    <w:p>
+      <w:r>
+        <w:rPr>
+          <w:rFonts w:ascii="Verdana" w:hAnsi="Verdana"/>
+          <w:i/>
+          <w:sz w:val="14"/>
+        </w:rPr>
+        <w:t>Note 45: 1) Chiffres du code 1 à 9:  durée et heure de la mesure du courant (méthode vectorielle ou méthode Doppler d’établissement du profil du courant). 2) Chiffres du code 11 à 19:  période de la mesure du courant (méthode de la dérive). 3) H = heure d’observation.</w:t>
+      </w:r>
+    </w:p>
+    <w:p>
+      <w:r>
+        <w:rPr>
+          <w:rFonts w:ascii="Verdana" w:hAnsi="Verdana"/>
+          <w:i/>
+          <w:sz w:val="14"/>
+        </w:rPr>
+        <w:t>Note 49: Si le bit est mis à 1, l’indication est valable.</w:t>
+      </w:r>
+    </w:p>
+    <w:p>
+      <w:r>
+        <w:rPr>
+          <w:rFonts w:ascii="Verdana" w:hAnsi="Verdana"/>
+          <w:i/>
+          <w:sz w:val="14"/>
+        </w:rPr>
+        <w:t>Note 50: 1) Les définitions données pour les chiffres du code 0 à 2 et 4 s’appliquent à une superficie représentative de sol nu, et les chiffres 3, 5 à 9 et 10 à 19 à une zone dégagée représentative. 2) En toutes circonstances, on choisit le chiffre du code le plus élevé qui puisse s’appliquer. 3) Dans la table de code ci-dessus, toute référence à de la glace comprend aussi les précipitations solides autres que la neige.</w:t>
+      </w:r>
+    </w:p>
+    <w:p>
+      <w:r>
+        <w:rPr>
+          <w:rFonts w:ascii="Verdana" w:hAnsi="Verdana"/>
+          <w:i/>
+          <w:sz w:val="14"/>
+        </w:rPr>
+        <w:t>Note 52: 1) Dans les messages d'observation en provenance de stations météorologiques automatiques, on utilise le chiffre du code 2 si la tendance est à la hausse, 7 si la tendance est à la baisse, et 4 si la pression atmosphérique est la même que trois heures auparavant. 2) Dans les messages provenant de stations tropicales qui communiquent des données concernant les changements de pression sur 24 heures, le chiffre du code 2 indique que la tendance est positive, le chiffre 7 qu'elle est négative, et le chiffre 4 que la pression est la même que 24 heures auparavant.</w:t>
+      </w:r>
+    </w:p>
+    <w:p>
+      <w:r>
+        <w:rPr>
+          <w:rFonts w:ascii="Verdana" w:hAnsi="Verdana"/>
+          <w:i/>
+          <w:sz w:val="14"/>
+        </w:rPr>
+        <w:t>Note 53: 1) Dans les messages d'observation en provenance de stations météorologiques automatiques, on utilise le chiffre du code 2 si la tendance est à la hausse, 7 si la tendance est à la baisse, et 4 si la pression atmosphérique est la même que trois heures auparavant. 2) Dans les messages provenant de stations tropicales qui communiquent des données concernant les changements de pression sur 24 heures, le chiffre du code 2 indique que la tendance est positive, le chiffre 7 qu'elle est négative, et le chiffre 4 que la pression est la même que 24 heures auparavant.</w:t>
+      </w:r>
+    </w:p>
+    <w:p>
+      <w:r>
+        <w:rPr>
+          <w:rFonts w:ascii="Verdana" w:hAnsi="Verdana"/>
+          <w:i/>
+          <w:sz w:val="14"/>
+        </w:rPr>
+        <w:t>Note 54: 1) Les définitions données pour les chiffres du code 0 à 2 et 4 s’appliquent à une superficie représentative de sol nu, et les chiffres 3, 5 à 9 et 10 à 19 à une zone dégagée représentative. 2) En toutes circonstances, on choisit le chiffre du code le plus élevé qui puisse s’appliquer. 3) Dans la table de code ci-dessus, toute référence à de la glace comprend aussi les précipitations solides autres que la neige.</w:t>
+      </w:r>
+    </w:p>
+    <w:p>
+      <w:r>
+        <w:rPr>
+          <w:rFonts w:ascii="Verdana" w:hAnsi="Verdana"/>
+          <w:i/>
+          <w:sz w:val="14"/>
+        </w:rPr>
+        <w:t>Note 57: Le mélange de précipitation est indiqué en mettant à 1 les bits de tous les types de précipitation observés.</w:t>
+      </w:r>
+    </w:p>
+    <w:p>
+      <w:r>
+        <w:rPr>
+          <w:rFonts w:ascii="Verdana" w:hAnsi="Verdana"/>
+          <w:i/>
+          <w:sz w:val="14"/>
+        </w:rPr>
+        <w:t>Note 59: D’autres appellations locales utilisées pour des orages de diverses intensités sont ajoutées selon les besoins.</w:t>
+      </w:r>
+    </w:p>
+    <w:p>
+      <w:r>
+        <w:rPr>
+          <w:rFonts w:ascii="Verdana" w:hAnsi="Verdana"/>
+          <w:i/>
+          <w:sz w:val="14"/>
+        </w:rPr>
+        <w:t>Note 60: Aucun des chiffres du code n’exclut la possibilité, laissée à la discrétion du centre de production, d’ajouter des niveaux obtenus par interpolation.</w:t>
+      </w:r>
+    </w:p>
+    <w:p>
+      <w:r>
+        <w:rPr>
+          <w:rFonts w:ascii="Verdana" w:hAnsi="Verdana"/>
+          <w:i/>
+          <w:sz w:val="14"/>
+        </w:rPr>
+        <w:t>Note 63: Dans cette table d'indicateurs, 'phenomene' signifie tout phenomene, y compris les precipitations et l'obscurcissement.</w:t>
+      </w:r>
+    </w:p>
+    <w:p>
+      <w:r>
+        <w:rPr>
+          <w:rFonts w:ascii="Verdana" w:hAnsi="Verdana"/>
+          <w:i/>
+          <w:sz w:val="14"/>
+        </w:rPr>
+        <w:t>Note 75: 1) Les définitions données pour les chiffres du code 0 à 2 et 4 s’appliquent à une superficie représentative de sol nu, et les chiffres 3, 5 à 9 et 10 à 19 à une zone dégagée représentative. 2) En toutes circonstances, on choisit le chiffre du code le plus élevé qui puisse s’appliquer. 3) Dans la table de code ci-dessus, toute référence à de la glace comprend aussi les précipitations solides autres que la neige.</w:t>
+      </w:r>
+    </w:p>
+    <w:p>
+      <w:r>
+        <w:rPr>
+          <w:rFonts w:ascii="Verdana" w:hAnsi="Verdana"/>
+          <w:i/>
+          <w:sz w:val="14"/>
+        </w:rPr>
+        <w:t>Note 76: 1) Ces valeurs se réfèrent à des vagues de vent bien formées en haute mer. dée aux termes descriptifs, ces valeurs relatives à la hauteur peuvent être utilisées à titre d’indication par l’observateur lorsqu’il chiffre l’état total d’agitation de la mer résultant de divers facteurs tels que le vent, la houle, les courants, l’angle entre la houle et le vent, etc. 2) Pour chiffrer une hauteur correspondant à la limite entre deux chiffres du code, prendre le chiffre du code le moins élevé; par exemple, une hauteur de 4 m est signalée à l’aide du chiffre du code 5.</w:t>
+      </w:r>
+    </w:p>
+    <w:p>
+      <w:r>
+        <w:rPr>
+          <w:rFonts w:ascii="Verdana" w:hAnsi="Verdana"/>
+          <w:i/>
+          <w:sz w:val="14"/>
+        </w:rPr>
+        <w:t>Note 78: Les trois premiers chiffres representent le code ISO du pays.</w:t>
+      </w:r>
+    </w:p>
+    <w:p>
+      <w:r>
+        <w:rPr>
+          <w:rFonts w:ascii="Verdana" w:hAnsi="Verdana"/>
+          <w:i/>
+          <w:sz w:val="14"/>
+        </w:rPr>
+        <w:t>Note 79: La derniere colonne de la table indique le numero d’enregistrement correspondant emis par le Chemical Abstracts Service (CAS) de l’American Chemical Society.</w:t>
+      </w:r>
+    </w:p>
+    <w:p>
+      <w:r>
+        <w:rPr>
+          <w:rFonts w:ascii="Verdana" w:hAnsi="Verdana"/>
+          <w:i/>
+          <w:sz w:val="14"/>
+        </w:rPr>
+        <w:t>Note 80: 1) Entre les chiffres du code 100–199, la présente table de code comprend des termes à plusieurs niveaux afin de servir aux stations simples et aux stations automatiques devenant de plus en plus complexes. 2) Les termes génériques se rapportant au temps (par exemple brouillard, bruine) sont destinés à être utilisés dans des stations automatiques pouvant déterminer les types de temps sans pouvoir fournir d'autres informations.  Les termes génériques figurent tous dans la table de code en lettres majuscules. 3) Les chiffres du code pour les catégories de précipitations (chiffres du code 140 à 148) sont disposés par ordre de complexité croissante.  Par exemple, une station très simple qui ne peut déceler que la présence ou l'absence de précipitations utilise le chiffre du code 140 (précipitations).  Au niveau suivant, une station automatique pouvant déceler le volume, mais pas le type, utilise le chiffre du code 141 ou 142.  Une station automatique qui peut déceler le type général (liquide, solide, se congelant) et le volume général utilise les chiffres du code 143 à 148.  Une station automatique qui peut signaler les types réels de précipitations (par exemple bruine ou pluie), mais non leur volume, utilise le nombre entier de la dizaine correspondante (par exemple 150 pour la catégorie bruine; 160 pour la catégorie pluie).</w:t>
+      </w:r>
+    </w:p>
+    <w:p>
+      <w:r>
+        <w:rPr>
+          <w:rFonts w:ascii="Verdana" w:hAnsi="Verdana"/>
+          <w:i/>
+          <w:sz w:val="14"/>
+        </w:rPr>
+        <w:t>Note 81: L’échelle des valeurs nominales de l’humidité du sol en surface est comprise entre 0 et 100 %. Dans des cas extrêmes, il est possible néanmoins que la valeur extrapolée à partir de la rétrodiffusion suivant un angle d’incidence de 40 degrés soit inférieure à la valeur minimale de référence de 0 % (conditions sèches) ou supérieure à la valeur maximale de référence de 100 % (conditions humides).</w:t>
+      </w:r>
+    </w:p>
+    <w:p>
+      <w:r>
+        <w:rPr>
+          <w:rFonts w:ascii="Verdana" w:hAnsi="Verdana"/>
+          <w:i/>
+          <w:sz w:val="14"/>
+        </w:rPr>
+        <w:t>Note 84: 1) Ces valeurs se réfèrent à des vagues de vent bien formées en haute mer. dée aux termes descriptifs, ces valeurs relatives à la hauteur peuvent être utilisées à titre d’indication par l’observateur lorsqu’il chiffre l’état total d’agitation de la mer résultant de divers facteurs tels que le vent, la houle, les courants, l’angle entre la houle et le vent, etc. 2) Pour chiffrer une hauteur correspondant à la limite entre deux chiffres du code, prendre le chiffre du code le moins élevé; par exemple, une hauteur de 4 m est signalée à l’aide du chiffre du code 5.</w:t>
+      </w:r>
+    </w:p>
+    <w:p>
+      <w:r>
+        <w:rPr>
+          <w:rFonts w:ascii="Verdana" w:hAnsi="Verdana"/>
+          <w:i/>
+          <w:sz w:val="14"/>
+        </w:rPr>
+        <w:t>Note 85: Ce descripteur sera associé à des données relatives à la visibilité ou à la hauteur des nuages pour préciser si la valeur est bornée. Si la donnée transmise est la valeur vraie, le chiffre du code est 0. Toutefois, la mesure peut atteindre la limite de capacité de mesure de l’instrument. Si la valeur transmise est supérieure à la valeur vraie, le chiffre du code est 1; si la valeur transmise est inférieure à la valeur vraie, le chiffre du code est 2.</w:t>
+      </w:r>
+    </w:p>
+    <w:p>
+      <w:r>
+        <w:rPr>
+          <w:rFonts w:ascii="Verdana" w:hAnsi="Verdana"/>
+          <w:i/>
+          <w:sz w:val="14"/>
+        </w:rPr>
+        <w:t>Note 88: 1) L’expression «moyenne sur une certaine période» indique qu’il est établi en permanence une moyenne des valeurs sur une période donnée. 2) L’expression «moyenne d’ensemble» indique que l’on prend la moyenne d’un certain nombre de valeurs distinctes correspondant à une série de situations dans le temps. 3) Il faut préciser les périodes auxquelles correspondent les caractéristiques temporelles.</w:t>
+      </w:r>
+    </w:p>
+    <w:p>
+      <w:r>
+        <w:rPr>
+          <w:rFonts w:ascii="Verdana" w:hAnsi="Verdana"/>
+          <w:i/>
+          <w:sz w:val="14"/>
+        </w:rPr>
+        <w:t>Note 90: Type d'instrument et unites initiales pour la mesure du vent (en m s-1 sauf indication contraire).</w:t>
+      </w:r>
+    </w:p>
+    <w:p>
+      <w:r>
+        <w:rPr>
+          <w:rFonts w:ascii="Verdana" w:hAnsi="Verdana"/>
+          <w:i/>
+          <w:sz w:val="14"/>
+        </w:rPr>
+        <w:t>Note 94: Si la méthode de transmission d’origine est celle indiquée par le chiffre 1 du code, il est conseillé de faire appel à la table de conversion suivante pour obtenir une valeur correcte des données correspondant au descripteur 0 01 012: Valeur indiquée Valeur des données 0 0 1 45 2 90 3 135 4 180 5 225 6 270 7 315 8 360 9 511</w:t>
+      </w:r>
+    </w:p>
+    <w:p>
+      <w:r>
+        <w:rPr>
+          <w:rFonts w:ascii="Verdana" w:hAnsi="Verdana"/>
+          <w:i/>
+          <w:sz w:val="14"/>
+        </w:rPr>
+        <w:t>Note 95: Si la méthode de transmission d’origine est celle indiquée par le chiffre 1 du code, il est conseillé de faire appel à la table de conversion suivante pour obtenir une valeur correcte des données correspondant au descripteur 0 01 013: Valeur indiquée Valeur des données 0 0 1 1 2 4 3 7 4 9 5 12 6 14 7 17 8 19 9 21 / 1023</w:t>
+      </w:r>
+    </w:p>
+    <w:p>
+      <w:r>
+        <w:rPr>
+          <w:rFonts w:ascii="Verdana" w:hAnsi="Verdana"/>
+          <w:i/>
+          <w:sz w:val="14"/>
+        </w:rPr>
+        <w:t>Note 98: Code figures 1 - 24 are siting classifications and measurement quality classifications according to the Guide to Instruments and Methods of Observation (WMO-No. 8), Volume I, Chapter 1, Annex 1.D and Annex 1.G.</w:t>
+      </w:r>
+    </w:p>
+    <w:p>
+      <w:r>
+        <w:rPr>
+          <w:rFonts w:ascii="Verdana" w:hAnsi="Verdana"/>
+          <w:i/>
+          <w:sz w:val="14"/>
+        </w:rPr>
+        <w:t>Note 99: Code figures 26 - 30 are siting classifications according to the Guide to Instruments and Methods of Observation (WMO-No. 8), Volume I, Chapter 1, Annex 1.D.</w:t>
+      </w:r>
+    </w:p>
+    <w:p>
+      <w:r>
+        <w:rPr>
+          <w:rFonts w:ascii="Verdana" w:hAnsi="Verdana"/>
+          <w:i/>
+          <w:sz w:val="14"/>
+        </w:rPr>
+        <w:t>Note 100: Code figures 31 - 34 are measurement quality classifications according to the Guide to Instruments and Methods of Observation (WMO-No. 8), Volume I, Chapter 1, Annex 1.G.</w:t>
+      </w:r>
+    </w:p>
+    <w:p>
+      <w:r>
+        <w:rPr>
+          <w:rFonts w:ascii="Verdana" w:hAnsi="Verdana"/>
+          <w:i/>
+          <w:sz w:val="14"/>
+        </w:rPr>
+        <w:t>Note 101: Annex 1.G is a new annex that will be part of an updated version of WMO-No. 8 to be published in mid-2022.</w:t>
       </w:r>
     </w:p>
     <w:p>
@@ -58,6 +618,9 @@
             <w:shd w:val="clear" w:color="auto" w:fill="D9D9D9"/>
           </w:tcPr>
           <w:p>
+            <w:pPr>
+              <w:spacing w:before="20" w:after="20"/>
+            </w:pPr>
             <w:r/>
             <w:r>
               <w:rPr>
@@ -75,6 +638,9 @@
             <w:shd w:val="clear" w:color="auto" w:fill="D9D9D9"/>
           </w:tcPr>
           <w:p>
+            <w:pPr>
+              <w:spacing w:before="20" w:after="20"/>
+            </w:pPr>
             <w:r/>
             <w:r>
               <w:rPr>
@@ -92,6 +658,9 @@
             <w:shd w:val="clear" w:color="auto" w:fill="D9D9D9"/>
           </w:tcPr>
           <w:p>
+            <w:pPr>
+              <w:spacing w:before="20" w:after="20"/>
+            </w:pPr>
             <w:r/>
             <w:r>
               <w:rPr>
@@ -105,11 +674,17 @@
         </w:tc>
       </w:tr>
       <w:tr>
-        <w:tc>
-          <w:tcPr>
-            <w:tcW w:type="dxa" w:w="5046"/>
-          </w:tcPr>
-          <w:p>
+        <w:trPr>
+          <w:cantSplit/>
+        </w:trPr>
+        <w:tc>
+          <w:tcPr>
+            <w:tcW w:type="dxa" w:w="5046"/>
+          </w:tcPr>
+          <w:p>
+            <w:pPr>
+              <w:spacing w:before="20" w:after="20"/>
+            </w:pPr>
             <w:r/>
             <w:r>
               <w:rPr>
@@ -126,6 +701,9 @@
             <w:tcW w:type="dxa" w:w="5046"/>
           </w:tcPr>
           <w:p>
+            <w:pPr>
+              <w:spacing w:before="20" w:after="20"/>
+            </w:pPr>
             <w:r/>
             <w:r>
               <w:rPr>
@@ -142,6 +720,9 @@
             <w:tcW w:type="dxa" w:w="5046"/>
           </w:tcPr>
           <w:p>
+            <w:pPr>
+              <w:spacing w:before="20" w:after="20"/>
+            </w:pPr>
             <w:r/>
             <w:r>
               <w:rPr>
@@ -154,11 +735,17 @@
         </w:tc>
       </w:tr>
       <w:tr>
-        <w:tc>
-          <w:tcPr>
-            <w:tcW w:type="dxa" w:w="5046"/>
-          </w:tcPr>
-          <w:p>
+        <w:trPr>
+          <w:cantSplit/>
+        </w:trPr>
+        <w:tc>
+          <w:tcPr>
+            <w:tcW w:type="dxa" w:w="5046"/>
+          </w:tcPr>
+          <w:p>
+            <w:pPr>
+              <w:spacing w:before="20" w:after="20"/>
+            </w:pPr>
             <w:r/>
             <w:r>
               <w:rPr>
@@ -175,6 +762,9 @@
             <w:tcW w:type="dxa" w:w="5046"/>
           </w:tcPr>
           <w:p>
+            <w:pPr>
+              <w:spacing w:before="20" w:after="20"/>
+            </w:pPr>
             <w:r/>
             <w:r>
               <w:rPr>
@@ -191,6 +781,9 @@
             <w:tcW w:type="dxa" w:w="5046"/>
           </w:tcPr>
           <w:p>
+            <w:pPr>
+              <w:spacing w:before="20" w:after="20"/>
+            </w:pPr>
             <w:r/>
             <w:r>
               <w:rPr>
@@ -203,11 +796,17 @@
         </w:tc>
       </w:tr>
       <w:tr>
-        <w:tc>
-          <w:tcPr>
-            <w:tcW w:type="dxa" w:w="5046"/>
-          </w:tcPr>
-          <w:p>
+        <w:trPr>
+          <w:cantSplit/>
+        </w:trPr>
+        <w:tc>
+          <w:tcPr>
+            <w:tcW w:type="dxa" w:w="5046"/>
+          </w:tcPr>
+          <w:p>
+            <w:pPr>
+              <w:spacing w:before="20" w:after="20"/>
+            </w:pPr>
             <w:r/>
             <w:r>
               <w:rPr>
@@ -224,6 +823,9 @@
             <w:tcW w:type="dxa" w:w="5046"/>
           </w:tcPr>
           <w:p>
+            <w:pPr>
+              <w:spacing w:before="20" w:after="20"/>
+            </w:pPr>
             <w:r/>
             <w:r>
               <w:rPr>
@@ -240,6 +842,9 @@
             <w:tcW w:type="dxa" w:w="5046"/>
           </w:tcPr>
           <w:p>
+            <w:pPr>
+              <w:spacing w:before="20" w:after="20"/>
+            </w:pPr>
             <w:r/>
             <w:r>
               <w:rPr>
@@ -252,11 +857,17 @@
         </w:tc>
       </w:tr>
       <w:tr>
-        <w:tc>
-          <w:tcPr>
-            <w:tcW w:type="dxa" w:w="5046"/>
-          </w:tcPr>
-          <w:p>
+        <w:trPr>
+          <w:cantSplit/>
+        </w:trPr>
+        <w:tc>
+          <w:tcPr>
+            <w:tcW w:type="dxa" w:w="5046"/>
+          </w:tcPr>
+          <w:p>
+            <w:pPr>
+              <w:spacing w:before="20" w:after="20"/>
+            </w:pPr>
             <w:r/>
             <w:r>
               <w:rPr>
@@ -273,6 +884,9 @@
             <w:tcW w:type="dxa" w:w="5046"/>
           </w:tcPr>
           <w:p>
+            <w:pPr>
+              <w:spacing w:before="20" w:after="20"/>
+            </w:pPr>
             <w:r/>
             <w:r>
               <w:rPr>
@@ -289,6 +903,9 @@
             <w:tcW w:type="dxa" w:w="5046"/>
           </w:tcPr>
           <w:p>
+            <w:pPr>
+              <w:spacing w:before="20" w:after="20"/>
+            </w:pPr>
             <w:r/>
             <w:r>
               <w:rPr>
@@ -301,11 +918,17 @@
         </w:tc>
       </w:tr>
       <w:tr>
-        <w:tc>
-          <w:tcPr>
-            <w:tcW w:type="dxa" w:w="5046"/>
-          </w:tcPr>
-          <w:p>
+        <w:trPr>
+          <w:cantSplit/>
+        </w:trPr>
+        <w:tc>
+          <w:tcPr>
+            <w:tcW w:type="dxa" w:w="5046"/>
+          </w:tcPr>
+          <w:p>
+            <w:pPr>
+              <w:spacing w:before="20" w:after="20"/>
+            </w:pPr>
             <w:r/>
             <w:r>
               <w:rPr>
@@ -322,6 +945,9 @@
             <w:tcW w:type="dxa" w:w="5046"/>
           </w:tcPr>
           <w:p>
+            <w:pPr>
+              <w:spacing w:before="20" w:after="20"/>
+            </w:pPr>
             <w:r/>
             <w:r>
               <w:rPr>
@@ -338,6 +964,9 @@
             <w:tcW w:type="dxa" w:w="5046"/>
           </w:tcPr>
           <w:p>
+            <w:pPr>
+              <w:spacing w:before="20" w:after="20"/>
+            </w:pPr>
             <w:r/>
             <w:r>
               <w:rPr>
@@ -350,11 +979,17 @@
         </w:tc>
       </w:tr>
       <w:tr>
-        <w:tc>
-          <w:tcPr>
-            <w:tcW w:type="dxa" w:w="5046"/>
-          </w:tcPr>
-          <w:p>
+        <w:trPr>
+          <w:cantSplit/>
+        </w:trPr>
+        <w:tc>
+          <w:tcPr>
+            <w:tcW w:type="dxa" w:w="5046"/>
+          </w:tcPr>
+          <w:p>
+            <w:pPr>
+              <w:spacing w:before="20" w:after="20"/>
+            </w:pPr>
             <w:r/>
             <w:r>
               <w:rPr>
@@ -371,6 +1006,9 @@
             <w:tcW w:type="dxa" w:w="5046"/>
           </w:tcPr>
           <w:p>
+            <w:pPr>
+              <w:spacing w:before="20" w:after="20"/>
+            </w:pPr>
             <w:r/>
             <w:r>
               <w:rPr>
@@ -387,6 +1025,9 @@
             <w:tcW w:type="dxa" w:w="5046"/>
           </w:tcPr>
           <w:p>
+            <w:pPr>
+              <w:spacing w:before="20" w:after="20"/>
+            </w:pPr>
             <w:r/>
             <w:r>
               <w:rPr>
@@ -399,11 +1040,17 @@
         </w:tc>
       </w:tr>
       <w:tr>
-        <w:tc>
-          <w:tcPr>
-            <w:tcW w:type="dxa" w:w="5046"/>
-          </w:tcPr>
-          <w:p>
+        <w:trPr>
+          <w:cantSplit/>
+        </w:trPr>
+        <w:tc>
+          <w:tcPr>
+            <w:tcW w:type="dxa" w:w="5046"/>
+          </w:tcPr>
+          <w:p>
+            <w:pPr>
+              <w:spacing w:before="20" w:after="20"/>
+            </w:pPr>
             <w:r/>
             <w:r>
               <w:rPr>
@@ -420,6 +1067,9 @@
             <w:tcW w:type="dxa" w:w="5046"/>
           </w:tcPr>
           <w:p>
+            <w:pPr>
+              <w:spacing w:before="20" w:after="20"/>
+            </w:pPr>
             <w:r/>
             <w:r>
               <w:rPr>
@@ -436,6 +1086,9 @@
             <w:tcW w:type="dxa" w:w="5046"/>
           </w:tcPr>
           <w:p>
+            <w:pPr>
+              <w:spacing w:before="20" w:after="20"/>
+            </w:pPr>
             <w:r/>
             <w:r>
               <w:rPr>
@@ -448,11 +1101,17 @@
         </w:tc>
       </w:tr>
       <w:tr>
-        <w:tc>
-          <w:tcPr>
-            <w:tcW w:type="dxa" w:w="5046"/>
-          </w:tcPr>
-          <w:p>
+        <w:trPr>
+          <w:cantSplit/>
+        </w:trPr>
+        <w:tc>
+          <w:tcPr>
+            <w:tcW w:type="dxa" w:w="5046"/>
+          </w:tcPr>
+          <w:p>
+            <w:pPr>
+              <w:spacing w:before="20" w:after="20"/>
+            </w:pPr>
             <w:r/>
             <w:r>
               <w:rPr>
@@ -469,6 +1128,9 @@
             <w:tcW w:type="dxa" w:w="5046"/>
           </w:tcPr>
           <w:p>
+            <w:pPr>
+              <w:spacing w:before="20" w:after="20"/>
+            </w:pPr>
             <w:r/>
             <w:r>
               <w:rPr>
@@ -485,6 +1147,9 @@
             <w:tcW w:type="dxa" w:w="5046"/>
           </w:tcPr>
           <w:p>
+            <w:pPr>
+              <w:spacing w:before="20" w:after="20"/>
+            </w:pPr>
             <w:r/>
             <w:r>
               <w:rPr>
@@ -497,11 +1162,17 @@
         </w:tc>
       </w:tr>
       <w:tr>
-        <w:tc>
-          <w:tcPr>
-            <w:tcW w:type="dxa" w:w="5046"/>
-          </w:tcPr>
-          <w:p>
+        <w:trPr>
+          <w:cantSplit/>
+        </w:trPr>
+        <w:tc>
+          <w:tcPr>
+            <w:tcW w:type="dxa" w:w="5046"/>
+          </w:tcPr>
+          <w:p>
+            <w:pPr>
+              <w:spacing w:before="20" w:after="20"/>
+            </w:pPr>
             <w:r/>
             <w:r>
               <w:rPr>
@@ -518,6 +1189,9 @@
             <w:tcW w:type="dxa" w:w="5046"/>
           </w:tcPr>
           <w:p>
+            <w:pPr>
+              <w:spacing w:before="20" w:after="20"/>
+            </w:pPr>
             <w:r/>
             <w:r>
               <w:rPr>
@@ -534,6 +1208,9 @@
             <w:tcW w:type="dxa" w:w="5046"/>
           </w:tcPr>
           <w:p>
+            <w:pPr>
+              <w:spacing w:before="20" w:after="20"/>
+            </w:pPr>
             <w:r/>
             <w:r>
               <w:rPr>
@@ -546,11 +1223,17 @@
         </w:tc>
       </w:tr>
       <w:tr>
-        <w:tc>
-          <w:tcPr>
-            <w:tcW w:type="dxa" w:w="5046"/>
-          </w:tcPr>
-          <w:p>
+        <w:trPr>
+          <w:cantSplit/>
+        </w:trPr>
+        <w:tc>
+          <w:tcPr>
+            <w:tcW w:type="dxa" w:w="5046"/>
+          </w:tcPr>
+          <w:p>
+            <w:pPr>
+              <w:spacing w:before="20" w:after="20"/>
+            </w:pPr>
             <w:r/>
             <w:r>
               <w:rPr>
@@ -567,6 +1250,9 @@
             <w:tcW w:type="dxa" w:w="5046"/>
           </w:tcPr>
           <w:p>
+            <w:pPr>
+              <w:spacing w:before="20" w:after="20"/>
+            </w:pPr>
             <w:r/>
             <w:r>
               <w:rPr>
@@ -583,6 +1269,9 @@
             <w:tcW w:type="dxa" w:w="5046"/>
           </w:tcPr>
           <w:p>
+            <w:pPr>
+              <w:spacing w:before="20" w:after="20"/>
+            </w:pPr>
             <w:r/>
             <w:r>
               <w:rPr>
@@ -595,11 +1284,17 @@
         </w:tc>
       </w:tr>
       <w:tr>
-        <w:tc>
-          <w:tcPr>
-            <w:tcW w:type="dxa" w:w="5046"/>
-          </w:tcPr>
-          <w:p>
+        <w:trPr>
+          <w:cantSplit/>
+        </w:trPr>
+        <w:tc>
+          <w:tcPr>
+            <w:tcW w:type="dxa" w:w="5046"/>
+          </w:tcPr>
+          <w:p>
+            <w:pPr>
+              <w:spacing w:before="20" w:after="20"/>
+            </w:pPr>
             <w:r/>
             <w:r>
               <w:rPr>
@@ -616,6 +1311,9 @@
             <w:tcW w:type="dxa" w:w="5046"/>
           </w:tcPr>
           <w:p>
+            <w:pPr>
+              <w:spacing w:before="20" w:after="20"/>
+            </w:pPr>
             <w:r/>
             <w:r>
               <w:rPr>
@@ -632,6 +1330,9 @@
             <w:tcW w:type="dxa" w:w="5046"/>
           </w:tcPr>
           <w:p>
+            <w:pPr>
+              <w:spacing w:before="20" w:after="20"/>
+            </w:pPr>
             <w:r/>
             <w:r>
               <w:rPr>
@@ -688,6 +1389,9 @@
             <w:shd w:val="clear" w:color="auto" w:fill="D9D9D9"/>
           </w:tcPr>
           <w:p>
+            <w:pPr>
+              <w:spacing w:before="20" w:after="20"/>
+            </w:pPr>
             <w:r/>
             <w:r>
               <w:rPr>
@@ -705,6 +1409,9 @@
             <w:shd w:val="clear" w:color="auto" w:fill="D9D9D9"/>
           </w:tcPr>
           <w:p>
+            <w:pPr>
+              <w:spacing w:before="20" w:after="20"/>
+            </w:pPr>
             <w:r/>
             <w:r>
               <w:rPr>
@@ -722,6 +1429,9 @@
             <w:shd w:val="clear" w:color="auto" w:fill="D9D9D9"/>
           </w:tcPr>
           <w:p>
+            <w:pPr>
+              <w:spacing w:before="20" w:after="20"/>
+            </w:pPr>
             <w:r/>
             <w:r>
               <w:rPr>
@@ -735,11 +1445,17 @@
         </w:tc>
       </w:tr>
       <w:tr>
-        <w:tc>
-          <w:tcPr>
-            <w:tcW w:type="dxa" w:w="5046"/>
-          </w:tcPr>
-          <w:p>
+        <w:trPr>
+          <w:cantSplit/>
+        </w:trPr>
+        <w:tc>
+          <w:tcPr>
+            <w:tcW w:type="dxa" w:w="5046"/>
+          </w:tcPr>
+          <w:p>
+            <w:pPr>
+              <w:spacing w:before="20" w:after="20"/>
+            </w:pPr>
             <w:r/>
             <w:r>
               <w:rPr>
@@ -756,6 +1472,9 @@
             <w:tcW w:type="dxa" w:w="5046"/>
           </w:tcPr>
           <w:p>
+            <w:pPr>
+              <w:spacing w:before="20" w:after="20"/>
+            </w:pPr>
             <w:r/>
             <w:r>
               <w:rPr>
@@ -772,6 +1491,9 @@
             <w:tcW w:type="dxa" w:w="5046"/>
           </w:tcPr>
           <w:p>
+            <w:pPr>
+              <w:spacing w:before="20" w:after="20"/>
+            </w:pPr>
             <w:r/>
             <w:r>
               <w:rPr>
@@ -784,11 +1506,17 @@
         </w:tc>
       </w:tr>
       <w:tr>
-        <w:tc>
-          <w:tcPr>
-            <w:tcW w:type="dxa" w:w="5046"/>
-          </w:tcPr>
-          <w:p>
+        <w:trPr>
+          <w:cantSplit/>
+        </w:trPr>
+        <w:tc>
+          <w:tcPr>
+            <w:tcW w:type="dxa" w:w="5046"/>
+          </w:tcPr>
+          <w:p>
+            <w:pPr>
+              <w:spacing w:before="20" w:after="20"/>
+            </w:pPr>
             <w:r/>
             <w:r>
               <w:rPr>
@@ -805,6 +1533,9 @@
             <w:tcW w:type="dxa" w:w="5046"/>
           </w:tcPr>
           <w:p>
+            <w:pPr>
+              <w:spacing w:before="20" w:after="20"/>
+            </w:pPr>
             <w:r/>
             <w:r>
               <w:rPr>
@@ -821,6 +1552,9 @@
             <w:tcW w:type="dxa" w:w="5046"/>
           </w:tcPr>
           <w:p>
+            <w:pPr>
+              <w:spacing w:before="20" w:after="20"/>
+            </w:pPr>
             <w:r/>
             <w:r>
               <w:rPr>
@@ -833,11 +1567,17 @@
         </w:tc>
       </w:tr>
       <w:tr>
-        <w:tc>
-          <w:tcPr>
-            <w:tcW w:type="dxa" w:w="5046"/>
-          </w:tcPr>
-          <w:p>
+        <w:trPr>
+          <w:cantSplit/>
+        </w:trPr>
+        <w:tc>
+          <w:tcPr>
+            <w:tcW w:type="dxa" w:w="5046"/>
+          </w:tcPr>
+          <w:p>
+            <w:pPr>
+              <w:spacing w:before="20" w:after="20"/>
+            </w:pPr>
             <w:r/>
             <w:r>
               <w:rPr>
@@ -854,6 +1594,9 @@
             <w:tcW w:type="dxa" w:w="5046"/>
           </w:tcPr>
           <w:p>
+            <w:pPr>
+              <w:spacing w:before="20" w:after="20"/>
+            </w:pPr>
             <w:r/>
             <w:r>
               <w:rPr>
@@ -870,6 +1613,9 @@
             <w:tcW w:type="dxa" w:w="5046"/>
           </w:tcPr>
           <w:p>
+            <w:pPr>
+              <w:spacing w:before="20" w:after="20"/>
+            </w:pPr>
             <w:r/>
             <w:r>
               <w:rPr>
@@ -882,11 +1628,17 @@
         </w:tc>
       </w:tr>
       <w:tr>
-        <w:tc>
-          <w:tcPr>
-            <w:tcW w:type="dxa" w:w="5046"/>
-          </w:tcPr>
-          <w:p>
+        <w:trPr>
+          <w:cantSplit/>
+        </w:trPr>
+        <w:tc>
+          <w:tcPr>
+            <w:tcW w:type="dxa" w:w="5046"/>
+          </w:tcPr>
+          <w:p>
+            <w:pPr>
+              <w:spacing w:before="20" w:after="20"/>
+            </w:pPr>
             <w:r/>
             <w:r>
               <w:rPr>
@@ -903,6 +1655,9 @@
             <w:tcW w:type="dxa" w:w="5046"/>
           </w:tcPr>
           <w:p>
+            <w:pPr>
+              <w:spacing w:before="20" w:after="20"/>
+            </w:pPr>
             <w:r/>
             <w:r>
               <w:rPr>
@@ -919,6 +1674,9 @@
             <w:tcW w:type="dxa" w:w="5046"/>
           </w:tcPr>
           <w:p>
+            <w:pPr>
+              <w:spacing w:before="20" w:after="20"/>
+            </w:pPr>
             <w:r/>
             <w:r>
               <w:rPr>
@@ -931,11 +1689,17 @@
         </w:tc>
       </w:tr>
       <w:tr>
-        <w:tc>
-          <w:tcPr>
-            <w:tcW w:type="dxa" w:w="5046"/>
-          </w:tcPr>
-          <w:p>
+        <w:trPr>
+          <w:cantSplit/>
+        </w:trPr>
+        <w:tc>
+          <w:tcPr>
+            <w:tcW w:type="dxa" w:w="5046"/>
+          </w:tcPr>
+          <w:p>
+            <w:pPr>
+              <w:spacing w:before="20" w:after="20"/>
+            </w:pPr>
             <w:r/>
             <w:r>
               <w:rPr>
@@ -952,6 +1716,9 @@
             <w:tcW w:type="dxa" w:w="5046"/>
           </w:tcPr>
           <w:p>
+            <w:pPr>
+              <w:spacing w:before="20" w:after="20"/>
+            </w:pPr>
             <w:r/>
             <w:r>
               <w:rPr>
@@ -968,6 +1735,9 @@
             <w:tcW w:type="dxa" w:w="5046"/>
           </w:tcPr>
           <w:p>
+            <w:pPr>
+              <w:spacing w:before="20" w:after="20"/>
+            </w:pPr>
             <w:r/>
             <w:r>
               <w:rPr>
@@ -1024,6 +1794,9 @@
             <w:shd w:val="clear" w:color="auto" w:fill="D9D9D9"/>
           </w:tcPr>
           <w:p>
+            <w:pPr>
+              <w:spacing w:before="20" w:after="20"/>
+            </w:pPr>
             <w:r/>
             <w:r>
               <w:rPr>
@@ -1041,6 +1814,9 @@
             <w:shd w:val="clear" w:color="auto" w:fill="D9D9D9"/>
           </w:tcPr>
           <w:p>
+            <w:pPr>
+              <w:spacing w:before="20" w:after="20"/>
+            </w:pPr>
             <w:r/>
             <w:r>
               <w:rPr>
@@ -1058,6 +1834,9 @@
             <w:shd w:val="clear" w:color="auto" w:fill="D9D9D9"/>
           </w:tcPr>
           <w:p>
+            <w:pPr>
+              <w:spacing w:before="20" w:after="20"/>
+            </w:pPr>
             <w:r/>
             <w:r>
               <w:rPr>
@@ -1071,11 +1850,17 @@
         </w:tc>
       </w:tr>
       <w:tr>
-        <w:tc>
-          <w:tcPr>
-            <w:tcW w:type="dxa" w:w="5046"/>
-          </w:tcPr>
-          <w:p>
+        <w:trPr>
+          <w:cantSplit/>
+        </w:trPr>
+        <w:tc>
+          <w:tcPr>
+            <w:tcW w:type="dxa" w:w="5046"/>
+          </w:tcPr>
+          <w:p>
+            <w:pPr>
+              <w:spacing w:before="20" w:after="20"/>
+            </w:pPr>
             <w:r/>
             <w:r>
               <w:rPr>
@@ -1092,6 +1877,9 @@
             <w:tcW w:type="dxa" w:w="5046"/>
           </w:tcPr>
           <w:p>
+            <w:pPr>
+              <w:spacing w:before="20" w:after="20"/>
+            </w:pPr>
             <w:r/>
             <w:r>
               <w:rPr>
@@ -1108,6 +1896,9 @@
             <w:tcW w:type="dxa" w:w="5046"/>
           </w:tcPr>
           <w:p>
+            <w:pPr>
+              <w:spacing w:before="20" w:after="20"/>
+            </w:pPr>
             <w:r/>
             <w:r>
               <w:rPr>
@@ -1120,11 +1911,17 @@
         </w:tc>
       </w:tr>
       <w:tr>
-        <w:tc>
-          <w:tcPr>
-            <w:tcW w:type="dxa" w:w="5046"/>
-          </w:tcPr>
-          <w:p>
+        <w:trPr>
+          <w:cantSplit/>
+        </w:trPr>
+        <w:tc>
+          <w:tcPr>
+            <w:tcW w:type="dxa" w:w="5046"/>
+          </w:tcPr>
+          <w:p>
+            <w:pPr>
+              <w:spacing w:before="20" w:after="20"/>
+            </w:pPr>
             <w:r/>
             <w:r>
               <w:rPr>
@@ -1141,6 +1938,9 @@
             <w:tcW w:type="dxa" w:w="5046"/>
           </w:tcPr>
           <w:p>
+            <w:pPr>
+              <w:spacing w:before="20" w:after="20"/>
+            </w:pPr>
             <w:r/>
             <w:r>
               <w:rPr>
@@ -1157,6 +1957,9 @@
             <w:tcW w:type="dxa" w:w="5046"/>
           </w:tcPr>
           <w:p>
+            <w:pPr>
+              <w:spacing w:before="20" w:after="20"/>
+            </w:pPr>
             <w:r/>
             <w:r>
               <w:rPr>
@@ -1169,11 +1972,17 @@
         </w:tc>
       </w:tr>
       <w:tr>
-        <w:tc>
-          <w:tcPr>
-            <w:tcW w:type="dxa" w:w="5046"/>
-          </w:tcPr>
-          <w:p>
+        <w:trPr>
+          <w:cantSplit/>
+        </w:trPr>
+        <w:tc>
+          <w:tcPr>
+            <w:tcW w:type="dxa" w:w="5046"/>
+          </w:tcPr>
+          <w:p>
+            <w:pPr>
+              <w:spacing w:before="20" w:after="20"/>
+            </w:pPr>
             <w:r/>
             <w:r>
               <w:rPr>
@@ -1190,6 +1999,9 @@
             <w:tcW w:type="dxa" w:w="5046"/>
           </w:tcPr>
           <w:p>
+            <w:pPr>
+              <w:spacing w:before="20" w:after="20"/>
+            </w:pPr>
             <w:r/>
             <w:r>
               <w:rPr>
@@ -1206,6 +2018,9 @@
             <w:tcW w:type="dxa" w:w="5046"/>
           </w:tcPr>
           <w:p>
+            <w:pPr>
+              <w:spacing w:before="20" w:after="20"/>
+            </w:pPr>
             <w:r/>
             <w:r>
               <w:rPr>
@@ -1218,11 +2033,17 @@
         </w:tc>
       </w:tr>
       <w:tr>
-        <w:tc>
-          <w:tcPr>
-            <w:tcW w:type="dxa" w:w="5046"/>
-          </w:tcPr>
-          <w:p>
+        <w:trPr>
+          <w:cantSplit/>
+        </w:trPr>
+        <w:tc>
+          <w:tcPr>
+            <w:tcW w:type="dxa" w:w="5046"/>
+          </w:tcPr>
+          <w:p>
+            <w:pPr>
+              <w:spacing w:before="20" w:after="20"/>
+            </w:pPr>
             <w:r/>
             <w:r>
               <w:rPr>
@@ -1239,6 +2060,9 @@
             <w:tcW w:type="dxa" w:w="5046"/>
           </w:tcPr>
           <w:p>
+            <w:pPr>
+              <w:spacing w:before="20" w:after="20"/>
+            </w:pPr>
             <w:r/>
             <w:r>
               <w:rPr>
@@ -1255,6 +2079,9 @@
             <w:tcW w:type="dxa" w:w="5046"/>
           </w:tcPr>
           <w:p>
+            <w:pPr>
+              <w:spacing w:before="20" w:after="20"/>
+            </w:pPr>
             <w:r/>
             <w:r>
               <w:rPr>
@@ -1267,11 +2094,17 @@
         </w:tc>
       </w:tr>
       <w:tr>
-        <w:tc>
-          <w:tcPr>
-            <w:tcW w:type="dxa" w:w="5046"/>
-          </w:tcPr>
-          <w:p>
+        <w:trPr>
+          <w:cantSplit/>
+        </w:trPr>
+        <w:tc>
+          <w:tcPr>
+            <w:tcW w:type="dxa" w:w="5046"/>
+          </w:tcPr>
+          <w:p>
+            <w:pPr>
+              <w:spacing w:before="20" w:after="20"/>
+            </w:pPr>
             <w:r/>
             <w:r>
               <w:rPr>
@@ -1288,6 +2121,9 @@
             <w:tcW w:type="dxa" w:w="5046"/>
           </w:tcPr>
           <w:p>
+            <w:pPr>
+              <w:spacing w:before="20" w:after="20"/>
+            </w:pPr>
             <w:r/>
             <w:r>
               <w:rPr>
@@ -1304,6 +2140,9 @@
             <w:tcW w:type="dxa" w:w="5046"/>
           </w:tcPr>
           <w:p>
+            <w:pPr>
+              <w:spacing w:before="20" w:after="20"/>
+            </w:pPr>
             <w:r/>
             <w:r>
               <w:rPr>
@@ -1316,11 +2155,17 @@
         </w:tc>
       </w:tr>
       <w:tr>
-        <w:tc>
-          <w:tcPr>
-            <w:tcW w:type="dxa" w:w="5046"/>
-          </w:tcPr>
-          <w:p>
+        <w:trPr>
+          <w:cantSplit/>
+        </w:trPr>
+        <w:tc>
+          <w:tcPr>
+            <w:tcW w:type="dxa" w:w="5046"/>
+          </w:tcPr>
+          <w:p>
+            <w:pPr>
+              <w:spacing w:before="20" w:after="20"/>
+            </w:pPr>
             <w:r/>
             <w:r>
               <w:rPr>
@@ -1337,6 +2182,9 @@
             <w:tcW w:type="dxa" w:w="5046"/>
           </w:tcPr>
           <w:p>
+            <w:pPr>
+              <w:spacing w:before="20" w:after="20"/>
+            </w:pPr>
             <w:r/>
             <w:r>
               <w:rPr>
@@ -1353,6 +2201,9 @@
             <w:tcW w:type="dxa" w:w="5046"/>
           </w:tcPr>
           <w:p>
+            <w:pPr>
+              <w:spacing w:before="20" w:after="20"/>
+            </w:pPr>
             <w:r/>
             <w:r>
               <w:rPr>
@@ -1365,11 +2216,17 @@
         </w:tc>
       </w:tr>
       <w:tr>
-        <w:tc>
-          <w:tcPr>
-            <w:tcW w:type="dxa" w:w="5046"/>
-          </w:tcPr>
-          <w:p>
+        <w:trPr>
+          <w:cantSplit/>
+        </w:trPr>
+        <w:tc>
+          <w:tcPr>
+            <w:tcW w:type="dxa" w:w="5046"/>
+          </w:tcPr>
+          <w:p>
+            <w:pPr>
+              <w:spacing w:before="20" w:after="20"/>
+            </w:pPr>
             <w:r/>
             <w:r>
               <w:rPr>
@@ -1386,6 +2243,9 @@
             <w:tcW w:type="dxa" w:w="5046"/>
           </w:tcPr>
           <w:p>
+            <w:pPr>
+              <w:spacing w:before="20" w:after="20"/>
+            </w:pPr>
             <w:r/>
             <w:r>
               <w:rPr>
@@ -1402,6 +2262,9 @@
             <w:tcW w:type="dxa" w:w="5046"/>
           </w:tcPr>
           <w:p>
+            <w:pPr>
+              <w:spacing w:before="20" w:after="20"/>
+            </w:pPr>
             <w:r/>
             <w:r>
               <w:rPr>
@@ -1414,11 +2277,17 @@
         </w:tc>
       </w:tr>
       <w:tr>
-        <w:tc>
-          <w:tcPr>
-            <w:tcW w:type="dxa" w:w="5046"/>
-          </w:tcPr>
-          <w:p>
+        <w:trPr>
+          <w:cantSplit/>
+        </w:trPr>
+        <w:tc>
+          <w:tcPr>
+            <w:tcW w:type="dxa" w:w="5046"/>
+          </w:tcPr>
+          <w:p>
+            <w:pPr>
+              <w:spacing w:before="20" w:after="20"/>
+            </w:pPr>
             <w:r/>
             <w:r>
               <w:rPr>
@@ -1435,6 +2304,9 @@
             <w:tcW w:type="dxa" w:w="5046"/>
           </w:tcPr>
           <w:p>
+            <w:pPr>
+              <w:spacing w:before="20" w:after="20"/>
+            </w:pPr>
             <w:r/>
             <w:r>
               <w:rPr>
@@ -1451,6 +2323,9 @@
             <w:tcW w:type="dxa" w:w="5046"/>
           </w:tcPr>
           <w:p>
+            <w:pPr>
+              <w:spacing w:before="20" w:after="20"/>
+            </w:pPr>
             <w:r/>
             <w:r>
               <w:rPr>
@@ -1463,11 +2338,17 @@
         </w:tc>
       </w:tr>
       <w:tr>
-        <w:tc>
-          <w:tcPr>
-            <w:tcW w:type="dxa" w:w="5046"/>
-          </w:tcPr>
-          <w:p>
+        <w:trPr>
+          <w:cantSplit/>
+        </w:trPr>
+        <w:tc>
+          <w:tcPr>
+            <w:tcW w:type="dxa" w:w="5046"/>
+          </w:tcPr>
+          <w:p>
+            <w:pPr>
+              <w:spacing w:before="20" w:after="20"/>
+            </w:pPr>
             <w:r/>
             <w:r>
               <w:rPr>
@@ -1484,6 +2365,9 @@
             <w:tcW w:type="dxa" w:w="5046"/>
           </w:tcPr>
           <w:p>
+            <w:pPr>
+              <w:spacing w:before="20" w:after="20"/>
+            </w:pPr>
             <w:r/>
             <w:r>
               <w:rPr>
@@ -1500,6 +2384,9 @@
             <w:tcW w:type="dxa" w:w="5046"/>
           </w:tcPr>
           <w:p>
+            <w:pPr>
+              <w:spacing w:before="20" w:after="20"/>
+            </w:pPr>
             <w:r/>
             <w:r>
               <w:rPr>
@@ -1512,11 +2399,17 @@
         </w:tc>
       </w:tr>
       <w:tr>
-        <w:tc>
-          <w:tcPr>
-            <w:tcW w:type="dxa" w:w="5046"/>
-          </w:tcPr>
-          <w:p>
+        <w:trPr>
+          <w:cantSplit/>
+        </w:trPr>
+        <w:tc>
+          <w:tcPr>
+            <w:tcW w:type="dxa" w:w="5046"/>
+          </w:tcPr>
+          <w:p>
+            <w:pPr>
+              <w:spacing w:before="20" w:after="20"/>
+            </w:pPr>
             <w:r/>
             <w:r>
               <w:rPr>
@@ -1533,6 +2426,9 @@
             <w:tcW w:type="dxa" w:w="5046"/>
           </w:tcPr>
           <w:p>
+            <w:pPr>
+              <w:spacing w:before="20" w:after="20"/>
+            </w:pPr>
             <w:r/>
             <w:r>
               <w:rPr>
@@ -1549,6 +2445,9 @@
             <w:tcW w:type="dxa" w:w="5046"/>
           </w:tcPr>
           <w:p>
+            <w:pPr>
+              <w:spacing w:before="20" w:after="20"/>
+            </w:pPr>
             <w:r/>
             <w:r>
               <w:rPr>
@@ -1561,11 +2460,17 @@
         </w:tc>
       </w:tr>
       <w:tr>
-        <w:tc>
-          <w:tcPr>
-            <w:tcW w:type="dxa" w:w="5046"/>
-          </w:tcPr>
-          <w:p>
+        <w:trPr>
+          <w:cantSplit/>
+        </w:trPr>
+        <w:tc>
+          <w:tcPr>
+            <w:tcW w:type="dxa" w:w="5046"/>
+          </w:tcPr>
+          <w:p>
+            <w:pPr>
+              <w:spacing w:before="20" w:after="20"/>
+            </w:pPr>
             <w:r/>
             <w:r>
               <w:rPr>
@@ -1582,6 +2487,9 @@
             <w:tcW w:type="dxa" w:w="5046"/>
           </w:tcPr>
           <w:p>
+            <w:pPr>
+              <w:spacing w:before="20" w:after="20"/>
+            </w:pPr>
             <w:r/>
             <w:r>
               <w:rPr>
@@ -1598,6 +2506,9 @@
             <w:tcW w:type="dxa" w:w="5046"/>
           </w:tcPr>
           <w:p>
+            <w:pPr>
+              <w:spacing w:before="20" w:after="20"/>
+            </w:pPr>
             <w:r/>
             <w:r>
               <w:rPr>
@@ -1654,6 +2565,9 @@
             <w:shd w:val="clear" w:color="auto" w:fill="D9D9D9"/>
           </w:tcPr>
           <w:p>
+            <w:pPr>
+              <w:spacing w:before="20" w:after="20"/>
+            </w:pPr>
             <w:r/>
             <w:r>
               <w:rPr>
@@ -1671,6 +2585,9 @@
             <w:shd w:val="clear" w:color="auto" w:fill="D9D9D9"/>
           </w:tcPr>
           <w:p>
+            <w:pPr>
+              <w:spacing w:before="20" w:after="20"/>
+            </w:pPr>
             <w:r/>
             <w:r>
               <w:rPr>
@@ -1688,6 +2605,9 @@
             <w:shd w:val="clear" w:color="auto" w:fill="D9D9D9"/>
           </w:tcPr>
           <w:p>
+            <w:pPr>
+              <w:spacing w:before="20" w:after="20"/>
+            </w:pPr>
             <w:r/>
             <w:r>
               <w:rPr>
@@ -1701,11 +2621,17 @@
         </w:tc>
       </w:tr>
       <w:tr>
-        <w:tc>
-          <w:tcPr>
-            <w:tcW w:type="dxa" w:w="5046"/>
-          </w:tcPr>
-          <w:p>
+        <w:trPr>
+          <w:cantSplit/>
+        </w:trPr>
+        <w:tc>
+          <w:tcPr>
+            <w:tcW w:type="dxa" w:w="5046"/>
+          </w:tcPr>
+          <w:p>
+            <w:pPr>
+              <w:spacing w:before="20" w:after="20"/>
+            </w:pPr>
             <w:r/>
             <w:r>
               <w:rPr>
@@ -1722,6 +2648,9 @@
             <w:tcW w:type="dxa" w:w="5046"/>
           </w:tcPr>
           <w:p>
+            <w:pPr>
+              <w:spacing w:before="20" w:after="20"/>
+            </w:pPr>
             <w:r/>
             <w:r>
               <w:rPr>
@@ -1738,6 +2667,9 @@
             <w:tcW w:type="dxa" w:w="5046"/>
           </w:tcPr>
           <w:p>
+            <w:pPr>
+              <w:spacing w:before="20" w:after="20"/>
+            </w:pPr>
             <w:r/>
             <w:r>
               <w:rPr>
@@ -1750,11 +2682,17 @@
         </w:tc>
       </w:tr>
       <w:tr>
-        <w:tc>
-          <w:tcPr>
-            <w:tcW w:type="dxa" w:w="5046"/>
-          </w:tcPr>
-          <w:p>
+        <w:trPr>
+          <w:cantSplit/>
+        </w:trPr>
+        <w:tc>
+          <w:tcPr>
+            <w:tcW w:type="dxa" w:w="5046"/>
+          </w:tcPr>
+          <w:p>
+            <w:pPr>
+              <w:spacing w:before="20" w:after="20"/>
+            </w:pPr>
             <w:r/>
             <w:r>
               <w:rPr>
@@ -1771,6 +2709,9 @@
             <w:tcW w:type="dxa" w:w="5046"/>
           </w:tcPr>
           <w:p>
+            <w:pPr>
+              <w:spacing w:before="20" w:after="20"/>
+            </w:pPr>
             <w:r/>
             <w:r>
               <w:rPr>
@@ -1787,6 +2728,9 @@
             <w:tcW w:type="dxa" w:w="5046"/>
           </w:tcPr>
           <w:p>
+            <w:pPr>
+              <w:spacing w:before="20" w:after="20"/>
+            </w:pPr>
             <w:r/>
             <w:r>
               <w:rPr>
@@ -1799,11 +2743,17 @@
         </w:tc>
       </w:tr>
       <w:tr>
-        <w:tc>
-          <w:tcPr>
-            <w:tcW w:type="dxa" w:w="5046"/>
-          </w:tcPr>
-          <w:p>
+        <w:trPr>
+          <w:cantSplit/>
+        </w:trPr>
+        <w:tc>
+          <w:tcPr>
+            <w:tcW w:type="dxa" w:w="5046"/>
+          </w:tcPr>
+          <w:p>
+            <w:pPr>
+              <w:spacing w:before="20" w:after="20"/>
+            </w:pPr>
             <w:r/>
             <w:r>
               <w:rPr>
@@ -1820,6 +2770,9 @@
             <w:tcW w:type="dxa" w:w="5046"/>
           </w:tcPr>
           <w:p>
+            <w:pPr>
+              <w:spacing w:before="20" w:after="20"/>
+            </w:pPr>
             <w:r/>
             <w:r>
               <w:rPr>
@@ -1836,6 +2789,9 @@
             <w:tcW w:type="dxa" w:w="5046"/>
           </w:tcPr>
           <w:p>
+            <w:pPr>
+              <w:spacing w:before="20" w:after="20"/>
+            </w:pPr>
             <w:r/>
             <w:r>
               <w:rPr>
@@ -1848,11 +2804,17 @@
         </w:tc>
       </w:tr>
       <w:tr>
-        <w:tc>
-          <w:tcPr>
-            <w:tcW w:type="dxa" w:w="5046"/>
-          </w:tcPr>
-          <w:p>
+        <w:trPr>
+          <w:cantSplit/>
+        </w:trPr>
+        <w:tc>
+          <w:tcPr>
+            <w:tcW w:type="dxa" w:w="5046"/>
+          </w:tcPr>
+          <w:p>
+            <w:pPr>
+              <w:spacing w:before="20" w:after="20"/>
+            </w:pPr>
             <w:r/>
             <w:r>
               <w:rPr>
@@ -1869,6 +2831,9 @@
             <w:tcW w:type="dxa" w:w="5046"/>
           </w:tcPr>
           <w:p>
+            <w:pPr>
+              <w:spacing w:before="20" w:after="20"/>
+            </w:pPr>
             <w:r/>
             <w:r>
               <w:rPr>
@@ -1885,6 +2850,9 @@
             <w:tcW w:type="dxa" w:w="5046"/>
           </w:tcPr>
           <w:p>
+            <w:pPr>
+              <w:spacing w:before="20" w:after="20"/>
+            </w:pPr>
             <w:r/>
             <w:r>
               <w:rPr>
@@ -1897,11 +2865,17 @@
         </w:tc>
       </w:tr>
       <w:tr>
-        <w:tc>
-          <w:tcPr>
-            <w:tcW w:type="dxa" w:w="5046"/>
-          </w:tcPr>
-          <w:p>
+        <w:trPr>
+          <w:cantSplit/>
+        </w:trPr>
+        <w:tc>
+          <w:tcPr>
+            <w:tcW w:type="dxa" w:w="5046"/>
+          </w:tcPr>
+          <w:p>
+            <w:pPr>
+              <w:spacing w:before="20" w:after="20"/>
+            </w:pPr>
             <w:r/>
             <w:r>
               <w:rPr>
@@ -1918,6 +2892,9 @@
             <w:tcW w:type="dxa" w:w="5046"/>
           </w:tcPr>
           <w:p>
+            <w:pPr>
+              <w:spacing w:before="20" w:after="20"/>
+            </w:pPr>
             <w:r/>
             <w:r>
               <w:rPr>
@@ -1934,6 +2911,9 @@
             <w:tcW w:type="dxa" w:w="5046"/>
           </w:tcPr>
           <w:p>
+            <w:pPr>
+              <w:spacing w:before="20" w:after="20"/>
+            </w:pPr>
             <w:r/>
             <w:r>
               <w:rPr>
@@ -1946,11 +2926,17 @@
         </w:tc>
       </w:tr>
       <w:tr>
-        <w:tc>
-          <w:tcPr>
-            <w:tcW w:type="dxa" w:w="5046"/>
-          </w:tcPr>
-          <w:p>
+        <w:trPr>
+          <w:cantSplit/>
+        </w:trPr>
+        <w:tc>
+          <w:tcPr>
+            <w:tcW w:type="dxa" w:w="5046"/>
+          </w:tcPr>
+          <w:p>
+            <w:pPr>
+              <w:spacing w:before="20" w:after="20"/>
+            </w:pPr>
             <w:r/>
             <w:r>
               <w:rPr>
@@ -1967,6 +2953,9 @@
             <w:tcW w:type="dxa" w:w="5046"/>
           </w:tcPr>
           <w:p>
+            <w:pPr>
+              <w:spacing w:before="20" w:after="20"/>
+            </w:pPr>
             <w:r/>
             <w:r>
               <w:rPr>
@@ -1983,6 +2972,9 @@
             <w:tcW w:type="dxa" w:w="5046"/>
           </w:tcPr>
           <w:p>
+            <w:pPr>
+              <w:spacing w:before="20" w:after="20"/>
+            </w:pPr>
             <w:r/>
             <w:r>
               <w:rPr>
@@ -1995,11 +2987,17 @@
         </w:tc>
       </w:tr>
       <w:tr>
-        <w:tc>
-          <w:tcPr>
-            <w:tcW w:type="dxa" w:w="5046"/>
-          </w:tcPr>
-          <w:p>
+        <w:trPr>
+          <w:cantSplit/>
+        </w:trPr>
+        <w:tc>
+          <w:tcPr>
+            <w:tcW w:type="dxa" w:w="5046"/>
+          </w:tcPr>
+          <w:p>
+            <w:pPr>
+              <w:spacing w:before="20" w:after="20"/>
+            </w:pPr>
             <w:r/>
             <w:r>
               <w:rPr>
@@ -2016,6 +3014,9 @@
             <w:tcW w:type="dxa" w:w="5046"/>
           </w:tcPr>
           <w:p>
+            <w:pPr>
+              <w:spacing w:before="20" w:after="20"/>
+            </w:pPr>
             <w:r/>
             <w:r>
               <w:rPr>
@@ -2032,6 +3033,9 @@
             <w:tcW w:type="dxa" w:w="5046"/>
           </w:tcPr>
           <w:p>
+            <w:pPr>
+              <w:spacing w:before="20" w:after="20"/>
+            </w:pPr>
             <w:r/>
             <w:r>
               <w:rPr>
@@ -2044,11 +3048,17 @@
         </w:tc>
       </w:tr>
       <w:tr>
-        <w:tc>
-          <w:tcPr>
-            <w:tcW w:type="dxa" w:w="5046"/>
-          </w:tcPr>
-          <w:p>
+        <w:trPr>
+          <w:cantSplit/>
+        </w:trPr>
+        <w:tc>
+          <w:tcPr>
+            <w:tcW w:type="dxa" w:w="5046"/>
+          </w:tcPr>
+          <w:p>
+            <w:pPr>
+              <w:spacing w:before="20" w:after="20"/>
+            </w:pPr>
             <w:r/>
             <w:r>
               <w:rPr>
@@ -2065,6 +3075,9 @@
             <w:tcW w:type="dxa" w:w="5046"/>
           </w:tcPr>
           <w:p>
+            <w:pPr>
+              <w:spacing w:before="20" w:after="20"/>
+            </w:pPr>
             <w:r/>
             <w:r>
               <w:rPr>
@@ -2081,6 +3094,9 @@
             <w:tcW w:type="dxa" w:w="5046"/>
           </w:tcPr>
           <w:p>
+            <w:pPr>
+              <w:spacing w:before="20" w:after="20"/>
+            </w:pPr>
             <w:r/>
             <w:r>
               <w:rPr>
@@ -2093,11 +3109,17 @@
         </w:tc>
       </w:tr>
       <w:tr>
-        <w:tc>
-          <w:tcPr>
-            <w:tcW w:type="dxa" w:w="5046"/>
-          </w:tcPr>
-          <w:p>
+        <w:trPr>
+          <w:cantSplit/>
+        </w:trPr>
+        <w:tc>
+          <w:tcPr>
+            <w:tcW w:type="dxa" w:w="5046"/>
+          </w:tcPr>
+          <w:p>
+            <w:pPr>
+              <w:spacing w:before="20" w:after="20"/>
+            </w:pPr>
             <w:r/>
             <w:r>
               <w:rPr>
@@ -2114,6 +3136,9 @@
             <w:tcW w:type="dxa" w:w="5046"/>
           </w:tcPr>
           <w:p>
+            <w:pPr>
+              <w:spacing w:before="20" w:after="20"/>
+            </w:pPr>
             <w:r/>
             <w:r>
               <w:rPr>
@@ -2130,6 +3155,9 @@
             <w:tcW w:type="dxa" w:w="5046"/>
           </w:tcPr>
           <w:p>
+            <w:pPr>
+              <w:spacing w:before="20" w:after="20"/>
+            </w:pPr>
             <w:r/>
             <w:r>
               <w:rPr>
@@ -2142,11 +3170,17 @@
         </w:tc>
       </w:tr>
       <w:tr>
-        <w:tc>
-          <w:tcPr>
-            <w:tcW w:type="dxa" w:w="5046"/>
-          </w:tcPr>
-          <w:p>
+        <w:trPr>
+          <w:cantSplit/>
+        </w:trPr>
+        <w:tc>
+          <w:tcPr>
+            <w:tcW w:type="dxa" w:w="5046"/>
+          </w:tcPr>
+          <w:p>
+            <w:pPr>
+              <w:spacing w:before="20" w:after="20"/>
+            </w:pPr>
             <w:r/>
             <w:r>
               <w:rPr>
@@ -2163,6 +3197,9 @@
             <w:tcW w:type="dxa" w:w="5046"/>
           </w:tcPr>
           <w:p>
+            <w:pPr>
+              <w:spacing w:before="20" w:after="20"/>
+            </w:pPr>
             <w:r/>
             <w:r>
               <w:rPr>
@@ -2179,6 +3216,9 @@
             <w:tcW w:type="dxa" w:w="5046"/>
           </w:tcPr>
           <w:p>
+            <w:pPr>
+              <w:spacing w:before="20" w:after="20"/>
+            </w:pPr>
             <w:r/>
             <w:r>
               <w:rPr>
@@ -2191,11 +3231,17 @@
         </w:tc>
       </w:tr>
       <w:tr>
-        <w:tc>
-          <w:tcPr>
-            <w:tcW w:type="dxa" w:w="5046"/>
-          </w:tcPr>
-          <w:p>
+        <w:trPr>
+          <w:cantSplit/>
+        </w:trPr>
+        <w:tc>
+          <w:tcPr>
+            <w:tcW w:type="dxa" w:w="5046"/>
+          </w:tcPr>
+          <w:p>
+            <w:pPr>
+              <w:spacing w:before="20" w:after="20"/>
+            </w:pPr>
             <w:r/>
             <w:r>
               <w:rPr>
@@ -2212,6 +3258,9 @@
             <w:tcW w:type="dxa" w:w="5046"/>
           </w:tcPr>
           <w:p>
+            <w:pPr>
+              <w:spacing w:before="20" w:after="20"/>
+            </w:pPr>
             <w:r/>
             <w:r>
               <w:rPr>
@@ -2228,6 +3277,9 @@
             <w:tcW w:type="dxa" w:w="5046"/>
           </w:tcPr>
           <w:p>
+            <w:pPr>
+              <w:spacing w:before="20" w:after="20"/>
+            </w:pPr>
             <w:r/>
             <w:r>
               <w:rPr>
@@ -2240,11 +3292,17 @@
         </w:tc>
       </w:tr>
       <w:tr>
-        <w:tc>
-          <w:tcPr>
-            <w:tcW w:type="dxa" w:w="5046"/>
-          </w:tcPr>
-          <w:p>
+        <w:trPr>
+          <w:cantSplit/>
+        </w:trPr>
+        <w:tc>
+          <w:tcPr>
+            <w:tcW w:type="dxa" w:w="5046"/>
+          </w:tcPr>
+          <w:p>
+            <w:pPr>
+              <w:spacing w:before="20" w:after="20"/>
+            </w:pPr>
             <w:r/>
             <w:r>
               <w:rPr>
@@ -2261,6 +3319,9 @@
             <w:tcW w:type="dxa" w:w="5046"/>
           </w:tcPr>
           <w:p>
+            <w:pPr>
+              <w:spacing w:before="20" w:after="20"/>
+            </w:pPr>
             <w:r/>
             <w:r>
               <w:rPr>
@@ -2277,6 +3338,9 @@
             <w:tcW w:type="dxa" w:w="5046"/>
           </w:tcPr>
           <w:p>
+            <w:pPr>
+              <w:spacing w:before="20" w:after="20"/>
+            </w:pPr>
             <w:r/>
             <w:r>
               <w:rPr>
@@ -2289,11 +3353,17 @@
         </w:tc>
       </w:tr>
       <w:tr>
-        <w:tc>
-          <w:tcPr>
-            <w:tcW w:type="dxa" w:w="5046"/>
-          </w:tcPr>
-          <w:p>
+        <w:trPr>
+          <w:cantSplit/>
+        </w:trPr>
+        <w:tc>
+          <w:tcPr>
+            <w:tcW w:type="dxa" w:w="5046"/>
+          </w:tcPr>
+          <w:p>
+            <w:pPr>
+              <w:spacing w:before="20" w:after="20"/>
+            </w:pPr>
             <w:r/>
             <w:r>
               <w:rPr>
@@ -2310,6 +3380,9 @@
             <w:tcW w:type="dxa" w:w="5046"/>
           </w:tcPr>
           <w:p>
+            <w:pPr>
+              <w:spacing w:before="20" w:after="20"/>
+            </w:pPr>
             <w:r/>
             <w:r>
               <w:rPr>
@@ -2326,6 +3399,9 @@
             <w:tcW w:type="dxa" w:w="5046"/>
           </w:tcPr>
           <w:p>
+            <w:pPr>
+              <w:spacing w:before="20" w:after="20"/>
+            </w:pPr>
             <w:r/>
             <w:r>
               <w:rPr>
@@ -2338,11 +3414,17 @@
         </w:tc>
       </w:tr>
       <w:tr>
-        <w:tc>
-          <w:tcPr>
-            <w:tcW w:type="dxa" w:w="5046"/>
-          </w:tcPr>
-          <w:p>
+        <w:trPr>
+          <w:cantSplit/>
+        </w:trPr>
+        <w:tc>
+          <w:tcPr>
+            <w:tcW w:type="dxa" w:w="5046"/>
+          </w:tcPr>
+          <w:p>
+            <w:pPr>
+              <w:spacing w:before="20" w:after="20"/>
+            </w:pPr>
             <w:r/>
             <w:r>
               <w:rPr>
@@ -2359,6 +3441,9 @@
             <w:tcW w:type="dxa" w:w="5046"/>
           </w:tcPr>
           <w:p>
+            <w:pPr>
+              <w:spacing w:before="20" w:after="20"/>
+            </w:pPr>
             <w:r/>
             <w:r>
               <w:rPr>
@@ -2375,6 +3460,9 @@
             <w:tcW w:type="dxa" w:w="5046"/>
           </w:tcPr>
           <w:p>
+            <w:pPr>
+              <w:spacing w:before="20" w:after="20"/>
+            </w:pPr>
             <w:r/>
             <w:r>
               <w:rPr>
@@ -2387,11 +3475,17 @@
         </w:tc>
       </w:tr>
       <w:tr>
-        <w:tc>
-          <w:tcPr>
-            <w:tcW w:type="dxa" w:w="5046"/>
-          </w:tcPr>
-          <w:p>
+        <w:trPr>
+          <w:cantSplit/>
+        </w:trPr>
+        <w:tc>
+          <w:tcPr>
+            <w:tcW w:type="dxa" w:w="5046"/>
+          </w:tcPr>
+          <w:p>
+            <w:pPr>
+              <w:spacing w:before="20" w:after="20"/>
+            </w:pPr>
             <w:r/>
             <w:r>
               <w:rPr>
@@ -2408,6 +3502,9 @@
             <w:tcW w:type="dxa" w:w="5046"/>
           </w:tcPr>
           <w:p>
+            <w:pPr>
+              <w:spacing w:before="20" w:after="20"/>
+            </w:pPr>
             <w:r/>
             <w:r>
               <w:rPr>
@@ -2424,6 +3521,9 @@
             <w:tcW w:type="dxa" w:w="5046"/>
           </w:tcPr>
           <w:p>
+            <w:pPr>
+              <w:spacing w:before="20" w:after="20"/>
+            </w:pPr>
             <w:r/>
             <w:r>
               <w:rPr>
@@ -2436,11 +3536,17 @@
         </w:tc>
       </w:tr>
       <w:tr>
-        <w:tc>
-          <w:tcPr>
-            <w:tcW w:type="dxa" w:w="5046"/>
-          </w:tcPr>
-          <w:p>
+        <w:trPr>
+          <w:cantSplit/>
+        </w:trPr>
+        <w:tc>
+          <w:tcPr>
+            <w:tcW w:type="dxa" w:w="5046"/>
+          </w:tcPr>
+          <w:p>
+            <w:pPr>
+              <w:spacing w:before="20" w:after="20"/>
+            </w:pPr>
             <w:r/>
             <w:r>
               <w:rPr>
@@ -2457,6 +3563,9 @@
             <w:tcW w:type="dxa" w:w="5046"/>
           </w:tcPr>
           <w:p>
+            <w:pPr>
+              <w:spacing w:before="20" w:after="20"/>
+            </w:pPr>
             <w:r/>
             <w:r>
               <w:rPr>
@@ -2473,6 +3582,9 @@
             <w:tcW w:type="dxa" w:w="5046"/>
           </w:tcPr>
           <w:p>
+            <w:pPr>
+              <w:spacing w:before="20" w:after="20"/>
+            </w:pPr>
             <w:r/>
             <w:r>
               <w:rPr>
@@ -2485,11 +3597,17 @@
         </w:tc>
       </w:tr>
       <w:tr>
-        <w:tc>
-          <w:tcPr>
-            <w:tcW w:type="dxa" w:w="5046"/>
-          </w:tcPr>
-          <w:p>
+        <w:trPr>
+          <w:cantSplit/>
+        </w:trPr>
+        <w:tc>
+          <w:tcPr>
+            <w:tcW w:type="dxa" w:w="5046"/>
+          </w:tcPr>
+          <w:p>
+            <w:pPr>
+              <w:spacing w:before="20" w:after="20"/>
+            </w:pPr>
             <w:r/>
             <w:r>
               <w:rPr>
@@ -2506,6 +3624,9 @@
             <w:tcW w:type="dxa" w:w="5046"/>
           </w:tcPr>
           <w:p>
+            <w:pPr>
+              <w:spacing w:before="20" w:after="20"/>
+            </w:pPr>
             <w:r/>
             <w:r>
               <w:rPr>
@@ -2522,6 +3643,9 @@
             <w:tcW w:type="dxa" w:w="5046"/>
           </w:tcPr>
           <w:p>
+            <w:pPr>
+              <w:spacing w:before="20" w:after="20"/>
+            </w:pPr>
             <w:r/>
             <w:r>
               <w:rPr>
@@ -2534,11 +3658,17 @@
         </w:tc>
       </w:tr>
       <w:tr>
-        <w:tc>
-          <w:tcPr>
-            <w:tcW w:type="dxa" w:w="5046"/>
-          </w:tcPr>
-          <w:p>
+        <w:trPr>
+          <w:cantSplit/>
+        </w:trPr>
+        <w:tc>
+          <w:tcPr>
+            <w:tcW w:type="dxa" w:w="5046"/>
+          </w:tcPr>
+          <w:p>
+            <w:pPr>
+              <w:spacing w:before="20" w:after="20"/>
+            </w:pPr>
             <w:r/>
             <w:r>
               <w:rPr>
@@ -2555,6 +3685,9 @@
             <w:tcW w:type="dxa" w:w="5046"/>
           </w:tcPr>
           <w:p>
+            <w:pPr>
+              <w:spacing w:before="20" w:after="20"/>
+            </w:pPr>
             <w:r/>
             <w:r>
               <w:rPr>
@@ -2571,6 +3704,9 @@
             <w:tcW w:type="dxa" w:w="5046"/>
           </w:tcPr>
           <w:p>
+            <w:pPr>
+              <w:spacing w:before="20" w:after="20"/>
+            </w:pPr>
             <w:r/>
             <w:r>
               <w:rPr>
@@ -2583,11 +3719,17 @@
         </w:tc>
       </w:tr>
       <w:tr>
-        <w:tc>
-          <w:tcPr>
-            <w:tcW w:type="dxa" w:w="5046"/>
-          </w:tcPr>
-          <w:p>
+        <w:trPr>
+          <w:cantSplit/>
+        </w:trPr>
+        <w:tc>
+          <w:tcPr>
+            <w:tcW w:type="dxa" w:w="5046"/>
+          </w:tcPr>
+          <w:p>
+            <w:pPr>
+              <w:spacing w:before="20" w:after="20"/>
+            </w:pPr>
             <w:r/>
             <w:r>
               <w:rPr>
@@ -2604,6 +3746,9 @@
             <w:tcW w:type="dxa" w:w="5046"/>
           </w:tcPr>
           <w:p>
+            <w:pPr>
+              <w:spacing w:before="20" w:after="20"/>
+            </w:pPr>
             <w:r/>
             <w:r>
               <w:rPr>
@@ -2620,6 +3765,9 @@
             <w:tcW w:type="dxa" w:w="5046"/>
           </w:tcPr>
           <w:p>
+            <w:pPr>
+              <w:spacing w:before="20" w:after="20"/>
+            </w:pPr>
             <w:r/>
             <w:r>
               <w:rPr>
@@ -2632,11 +3780,17 @@
         </w:tc>
       </w:tr>
       <w:tr>
-        <w:tc>
-          <w:tcPr>
-            <w:tcW w:type="dxa" w:w="5046"/>
-          </w:tcPr>
-          <w:p>
+        <w:trPr>
+          <w:cantSplit/>
+        </w:trPr>
+        <w:tc>
+          <w:tcPr>
+            <w:tcW w:type="dxa" w:w="5046"/>
+          </w:tcPr>
+          <w:p>
+            <w:pPr>
+              <w:spacing w:before="20" w:after="20"/>
+            </w:pPr>
             <w:r/>
             <w:r>
               <w:rPr>
@@ -2653,6 +3807,9 @@
             <w:tcW w:type="dxa" w:w="5046"/>
           </w:tcPr>
           <w:p>
+            <w:pPr>
+              <w:spacing w:before="20" w:after="20"/>
+            </w:pPr>
             <w:r/>
             <w:r>
               <w:rPr>
@@ -2669,6 +3826,9 @@
             <w:tcW w:type="dxa" w:w="5046"/>
           </w:tcPr>
           <w:p>
+            <w:pPr>
+              <w:spacing w:before="20" w:after="20"/>
+            </w:pPr>
             <w:r/>
             <w:r>
               <w:rPr>
@@ -2681,11 +3841,17 @@
         </w:tc>
       </w:tr>
       <w:tr>
-        <w:tc>
-          <w:tcPr>
-            <w:tcW w:type="dxa" w:w="5046"/>
-          </w:tcPr>
-          <w:p>
+        <w:trPr>
+          <w:cantSplit/>
+        </w:trPr>
+        <w:tc>
+          <w:tcPr>
+            <w:tcW w:type="dxa" w:w="5046"/>
+          </w:tcPr>
+          <w:p>
+            <w:pPr>
+              <w:spacing w:before="20" w:after="20"/>
+            </w:pPr>
             <w:r/>
             <w:r>
               <w:rPr>
@@ -2702,6 +3868,9 @@
             <w:tcW w:type="dxa" w:w="5046"/>
           </w:tcPr>
           <w:p>
+            <w:pPr>
+              <w:spacing w:before="20" w:after="20"/>
+            </w:pPr>
             <w:r/>
             <w:r>
               <w:rPr>
@@ -2718,6 +3887,9 @@
             <w:tcW w:type="dxa" w:w="5046"/>
           </w:tcPr>
           <w:p>
+            <w:pPr>
+              <w:spacing w:before="20" w:after="20"/>
+            </w:pPr>
             <w:r/>
             <w:r>
               <w:rPr>
@@ -2730,11 +3902,17 @@
         </w:tc>
       </w:tr>
       <w:tr>
-        <w:tc>
-          <w:tcPr>
-            <w:tcW w:type="dxa" w:w="5046"/>
-          </w:tcPr>
-          <w:p>
+        <w:trPr>
+          <w:cantSplit/>
+        </w:trPr>
+        <w:tc>
+          <w:tcPr>
+            <w:tcW w:type="dxa" w:w="5046"/>
+          </w:tcPr>
+          <w:p>
+            <w:pPr>
+              <w:spacing w:before="20" w:after="20"/>
+            </w:pPr>
             <w:r/>
             <w:r>
               <w:rPr>
@@ -2751,6 +3929,9 @@
             <w:tcW w:type="dxa" w:w="5046"/>
           </w:tcPr>
           <w:p>
+            <w:pPr>
+              <w:spacing w:before="20" w:after="20"/>
+            </w:pPr>
             <w:r/>
             <w:r>
               <w:rPr>
@@ -2767,6 +3948,9 @@
             <w:tcW w:type="dxa" w:w="5046"/>
           </w:tcPr>
           <w:p>
+            <w:pPr>
+              <w:spacing w:before="20" w:after="20"/>
+            </w:pPr>
             <w:r/>
             <w:r>
               <w:rPr>
@@ -2823,6 +4007,9 @@
             <w:shd w:val="clear" w:color="auto" w:fill="D9D9D9"/>
           </w:tcPr>
           <w:p>
+            <w:pPr>
+              <w:spacing w:before="20" w:after="20"/>
+            </w:pPr>
             <w:r/>
             <w:r>
               <w:rPr>
@@ -2840,6 +4027,9 @@
             <w:shd w:val="clear" w:color="auto" w:fill="D9D9D9"/>
           </w:tcPr>
           <w:p>
+            <w:pPr>
+              <w:spacing w:before="20" w:after="20"/>
+            </w:pPr>
             <w:r/>
             <w:r>
               <w:rPr>
@@ -2857,6 +4047,9 @@
             <w:shd w:val="clear" w:color="auto" w:fill="D9D9D9"/>
           </w:tcPr>
           <w:p>
+            <w:pPr>
+              <w:spacing w:before="20" w:after="20"/>
+            </w:pPr>
             <w:r/>
             <w:r>
               <w:rPr>
@@ -2870,11 +4063,17 @@
         </w:tc>
       </w:tr>
       <w:tr>
-        <w:tc>
-          <w:tcPr>
-            <w:tcW w:type="dxa" w:w="5046"/>
-          </w:tcPr>
-          <w:p>
+        <w:trPr>
+          <w:cantSplit/>
+        </w:trPr>
+        <w:tc>
+          <w:tcPr>
+            <w:tcW w:type="dxa" w:w="5046"/>
+          </w:tcPr>
+          <w:p>
+            <w:pPr>
+              <w:spacing w:before="20" w:after="20"/>
+            </w:pPr>
             <w:r/>
             <w:r>
               <w:rPr>
@@ -2891,6 +4090,9 @@
             <w:tcW w:type="dxa" w:w="5046"/>
           </w:tcPr>
           <w:p>
+            <w:pPr>
+              <w:spacing w:before="20" w:after="20"/>
+            </w:pPr>
             <w:r/>
             <w:r>
               <w:rPr>
@@ -2907,6 +4109,9 @@
             <w:tcW w:type="dxa" w:w="5046"/>
           </w:tcPr>
           <w:p>
+            <w:pPr>
+              <w:spacing w:before="20" w:after="20"/>
+            </w:pPr>
             <w:r/>
             <w:r>
               <w:rPr>
@@ -2919,11 +4124,17 @@
         </w:tc>
       </w:tr>
       <w:tr>
-        <w:tc>
-          <w:tcPr>
-            <w:tcW w:type="dxa" w:w="5046"/>
-          </w:tcPr>
-          <w:p>
+        <w:trPr>
+          <w:cantSplit/>
+        </w:trPr>
+        <w:tc>
+          <w:tcPr>
+            <w:tcW w:type="dxa" w:w="5046"/>
+          </w:tcPr>
+          <w:p>
+            <w:pPr>
+              <w:spacing w:before="20" w:after="20"/>
+            </w:pPr>
             <w:r/>
             <w:r>
               <w:rPr>
@@ -2940,6 +4151,9 @@
             <w:tcW w:type="dxa" w:w="5046"/>
           </w:tcPr>
           <w:p>
+            <w:pPr>
+              <w:spacing w:before="20" w:after="20"/>
+            </w:pPr>
             <w:r/>
             <w:r>
               <w:rPr>
@@ -2956,6 +4170,9 @@
             <w:tcW w:type="dxa" w:w="5046"/>
           </w:tcPr>
           <w:p>
+            <w:pPr>
+              <w:spacing w:before="20" w:after="20"/>
+            </w:pPr>
             <w:r/>
             <w:r>
               <w:rPr>
@@ -2968,11 +4185,17 @@
         </w:tc>
       </w:tr>
       <w:tr>
-        <w:tc>
-          <w:tcPr>
-            <w:tcW w:type="dxa" w:w="5046"/>
-          </w:tcPr>
-          <w:p>
+        <w:trPr>
+          <w:cantSplit/>
+        </w:trPr>
+        <w:tc>
+          <w:tcPr>
+            <w:tcW w:type="dxa" w:w="5046"/>
+          </w:tcPr>
+          <w:p>
+            <w:pPr>
+              <w:spacing w:before="20" w:after="20"/>
+            </w:pPr>
             <w:r/>
             <w:r>
               <w:rPr>
@@ -2989,6 +4212,9 @@
             <w:tcW w:type="dxa" w:w="5046"/>
           </w:tcPr>
           <w:p>
+            <w:pPr>
+              <w:spacing w:before="20" w:after="20"/>
+            </w:pPr>
             <w:r/>
             <w:r>
               <w:rPr>
@@ -3005,6 +4231,9 @@
             <w:tcW w:type="dxa" w:w="5046"/>
           </w:tcPr>
           <w:p>
+            <w:pPr>
+              <w:spacing w:before="20" w:after="20"/>
+            </w:pPr>
             <w:r/>
             <w:r>
               <w:rPr>
@@ -3017,11 +4246,17 @@
         </w:tc>
       </w:tr>
       <w:tr>
-        <w:tc>
-          <w:tcPr>
-            <w:tcW w:type="dxa" w:w="5046"/>
-          </w:tcPr>
-          <w:p>
+        <w:trPr>
+          <w:cantSplit/>
+        </w:trPr>
+        <w:tc>
+          <w:tcPr>
+            <w:tcW w:type="dxa" w:w="5046"/>
+          </w:tcPr>
+          <w:p>
+            <w:pPr>
+              <w:spacing w:before="20" w:after="20"/>
+            </w:pPr>
             <w:r/>
             <w:r>
               <w:rPr>
@@ -3038,6 +4273,9 @@
             <w:tcW w:type="dxa" w:w="5046"/>
           </w:tcPr>
           <w:p>
+            <w:pPr>
+              <w:spacing w:before="20" w:after="20"/>
+            </w:pPr>
             <w:r/>
             <w:r>
               <w:rPr>
@@ -3054,6 +4292,9 @@
             <w:tcW w:type="dxa" w:w="5046"/>
           </w:tcPr>
           <w:p>
+            <w:pPr>
+              <w:spacing w:before="20" w:after="20"/>
+            </w:pPr>
             <w:r/>
             <w:r>
               <w:rPr>
@@ -3066,11 +4307,17 @@
         </w:tc>
       </w:tr>
       <w:tr>
-        <w:tc>
-          <w:tcPr>
-            <w:tcW w:type="dxa" w:w="5046"/>
-          </w:tcPr>
-          <w:p>
+        <w:trPr>
+          <w:cantSplit/>
+        </w:trPr>
+        <w:tc>
+          <w:tcPr>
+            <w:tcW w:type="dxa" w:w="5046"/>
+          </w:tcPr>
+          <w:p>
+            <w:pPr>
+              <w:spacing w:before="20" w:after="20"/>
+            </w:pPr>
             <w:r/>
             <w:r>
               <w:rPr>
@@ -3087,6 +4334,9 @@
             <w:tcW w:type="dxa" w:w="5046"/>
           </w:tcPr>
           <w:p>
+            <w:pPr>
+              <w:spacing w:before="20" w:after="20"/>
+            </w:pPr>
             <w:r/>
             <w:r>
               <w:rPr>
@@ -3103,6 +4353,9 @@
             <w:tcW w:type="dxa" w:w="5046"/>
           </w:tcPr>
           <w:p>
+            <w:pPr>
+              <w:spacing w:before="20" w:after="20"/>
+            </w:pPr>
             <w:r/>
             <w:r>
               <w:rPr>
@@ -3115,11 +4368,17 @@
         </w:tc>
       </w:tr>
       <w:tr>
-        <w:tc>
-          <w:tcPr>
-            <w:tcW w:type="dxa" w:w="5046"/>
-          </w:tcPr>
-          <w:p>
+        <w:trPr>
+          <w:cantSplit/>
+        </w:trPr>
+        <w:tc>
+          <w:tcPr>
+            <w:tcW w:type="dxa" w:w="5046"/>
+          </w:tcPr>
+          <w:p>
+            <w:pPr>
+              <w:spacing w:before="20" w:after="20"/>
+            </w:pPr>
             <w:r/>
             <w:r>
               <w:rPr>
@@ -3136,6 +4395,9 @@
             <w:tcW w:type="dxa" w:w="5046"/>
           </w:tcPr>
           <w:p>
+            <w:pPr>
+              <w:spacing w:before="20" w:after="20"/>
+            </w:pPr>
             <w:r/>
             <w:r>
               <w:rPr>
@@ -3152,6 +4414,9 @@
             <w:tcW w:type="dxa" w:w="5046"/>
           </w:tcPr>
           <w:p>
+            <w:pPr>
+              <w:spacing w:before="20" w:after="20"/>
+            </w:pPr>
             <w:r/>
             <w:r>
               <w:rPr>
@@ -3164,11 +4429,17 @@
         </w:tc>
       </w:tr>
       <w:tr>
-        <w:tc>
-          <w:tcPr>
-            <w:tcW w:type="dxa" w:w="5046"/>
-          </w:tcPr>
-          <w:p>
+        <w:trPr>
+          <w:cantSplit/>
+        </w:trPr>
+        <w:tc>
+          <w:tcPr>
+            <w:tcW w:type="dxa" w:w="5046"/>
+          </w:tcPr>
+          <w:p>
+            <w:pPr>
+              <w:spacing w:before="20" w:after="20"/>
+            </w:pPr>
             <w:r/>
             <w:r>
               <w:rPr>
@@ -3185,6 +4456,9 @@
             <w:tcW w:type="dxa" w:w="5046"/>
           </w:tcPr>
           <w:p>
+            <w:pPr>
+              <w:spacing w:before="20" w:after="20"/>
+            </w:pPr>
             <w:r/>
             <w:r>
               <w:rPr>
@@ -3201,6 +4475,9 @@
             <w:tcW w:type="dxa" w:w="5046"/>
           </w:tcPr>
           <w:p>
+            <w:pPr>
+              <w:spacing w:before="20" w:after="20"/>
+            </w:pPr>
             <w:r/>
             <w:r>
               <w:rPr>
@@ -3213,11 +4490,17 @@
         </w:tc>
       </w:tr>
       <w:tr>
-        <w:tc>
-          <w:tcPr>
-            <w:tcW w:type="dxa" w:w="5046"/>
-          </w:tcPr>
-          <w:p>
+        <w:trPr>
+          <w:cantSplit/>
+        </w:trPr>
+        <w:tc>
+          <w:tcPr>
+            <w:tcW w:type="dxa" w:w="5046"/>
+          </w:tcPr>
+          <w:p>
+            <w:pPr>
+              <w:spacing w:before="20" w:after="20"/>
+            </w:pPr>
             <w:r/>
             <w:r>
               <w:rPr>
@@ -3234,6 +4517,9 @@
             <w:tcW w:type="dxa" w:w="5046"/>
           </w:tcPr>
           <w:p>
+            <w:pPr>
+              <w:spacing w:before="20" w:after="20"/>
+            </w:pPr>
             <w:r/>
             <w:r>
               <w:rPr>
@@ -3250,6 +4536,9 @@
             <w:tcW w:type="dxa" w:w="5046"/>
           </w:tcPr>
           <w:p>
+            <w:pPr>
+              <w:spacing w:before="20" w:after="20"/>
+            </w:pPr>
             <w:r/>
             <w:r>
               <w:rPr>
@@ -3262,11 +4551,17 @@
         </w:tc>
       </w:tr>
       <w:tr>
-        <w:tc>
-          <w:tcPr>
-            <w:tcW w:type="dxa" w:w="5046"/>
-          </w:tcPr>
-          <w:p>
+        <w:trPr>
+          <w:cantSplit/>
+        </w:trPr>
+        <w:tc>
+          <w:tcPr>
+            <w:tcW w:type="dxa" w:w="5046"/>
+          </w:tcPr>
+          <w:p>
+            <w:pPr>
+              <w:spacing w:before="20" w:after="20"/>
+            </w:pPr>
             <w:r/>
             <w:r>
               <w:rPr>
@@ -3283,6 +4578,9 @@
             <w:tcW w:type="dxa" w:w="5046"/>
           </w:tcPr>
           <w:p>
+            <w:pPr>
+              <w:spacing w:before="20" w:after="20"/>
+            </w:pPr>
             <w:r/>
             <w:r>
               <w:rPr>
@@ -3299,6 +4597,9 @@
             <w:tcW w:type="dxa" w:w="5046"/>
           </w:tcPr>
           <w:p>
+            <w:pPr>
+              <w:spacing w:before="20" w:after="20"/>
+            </w:pPr>
             <w:r/>
             <w:r>
               <w:rPr>
@@ -3311,11 +4612,17 @@
         </w:tc>
       </w:tr>
       <w:tr>
-        <w:tc>
-          <w:tcPr>
-            <w:tcW w:type="dxa" w:w="5046"/>
-          </w:tcPr>
-          <w:p>
+        <w:trPr>
+          <w:cantSplit/>
+        </w:trPr>
+        <w:tc>
+          <w:tcPr>
+            <w:tcW w:type="dxa" w:w="5046"/>
+          </w:tcPr>
+          <w:p>
+            <w:pPr>
+              <w:spacing w:before="20" w:after="20"/>
+            </w:pPr>
             <w:r/>
             <w:r>
               <w:rPr>
@@ -3332,6 +4639,9 @@
             <w:tcW w:type="dxa" w:w="5046"/>
           </w:tcPr>
           <w:p>
+            <w:pPr>
+              <w:spacing w:before="20" w:after="20"/>
+            </w:pPr>
             <w:r/>
             <w:r>
               <w:rPr>
@@ -3348,6 +4658,9 @@
             <w:tcW w:type="dxa" w:w="5046"/>
           </w:tcPr>
           <w:p>
+            <w:pPr>
+              <w:spacing w:before="20" w:after="20"/>
+            </w:pPr>
             <w:r/>
             <w:r>
               <w:rPr>
@@ -3360,11 +4673,17 @@
         </w:tc>
       </w:tr>
       <w:tr>
-        <w:tc>
-          <w:tcPr>
-            <w:tcW w:type="dxa" w:w="5046"/>
-          </w:tcPr>
-          <w:p>
+        <w:trPr>
+          <w:cantSplit/>
+        </w:trPr>
+        <w:tc>
+          <w:tcPr>
+            <w:tcW w:type="dxa" w:w="5046"/>
+          </w:tcPr>
+          <w:p>
+            <w:pPr>
+              <w:spacing w:before="20" w:after="20"/>
+            </w:pPr>
             <w:r/>
             <w:r>
               <w:rPr>
@@ -3381,6 +4700,9 @@
             <w:tcW w:type="dxa" w:w="5046"/>
           </w:tcPr>
           <w:p>
+            <w:pPr>
+              <w:spacing w:before="20" w:after="20"/>
+            </w:pPr>
             <w:r/>
             <w:r>
               <w:rPr>
@@ -3397,6 +4719,9 @@
             <w:tcW w:type="dxa" w:w="5046"/>
           </w:tcPr>
           <w:p>
+            <w:pPr>
+              <w:spacing w:before="20" w:after="20"/>
+            </w:pPr>
             <w:r/>
             <w:r>
               <w:rPr>
@@ -3453,6 +4778,9 @@
             <w:shd w:val="clear" w:color="auto" w:fill="D9D9D9"/>
           </w:tcPr>
           <w:p>
+            <w:pPr>
+              <w:spacing w:before="20" w:after="20"/>
+            </w:pPr>
             <w:r/>
             <w:r>
               <w:rPr>
@@ -3470,6 +4798,9 @@
             <w:shd w:val="clear" w:color="auto" w:fill="D9D9D9"/>
           </w:tcPr>
           <w:p>
+            <w:pPr>
+              <w:spacing w:before="20" w:after="20"/>
+            </w:pPr>
             <w:r/>
             <w:r>
               <w:rPr>
@@ -3487,6 +4818,9 @@
             <w:shd w:val="clear" w:color="auto" w:fill="D9D9D9"/>
           </w:tcPr>
           <w:p>
+            <w:pPr>
+              <w:spacing w:before="20" w:after="20"/>
+            </w:pPr>
             <w:r/>
             <w:r>
               <w:rPr>
@@ -3500,11 +4834,17 @@
         </w:tc>
       </w:tr>
       <w:tr>
-        <w:tc>
-          <w:tcPr>
-            <w:tcW w:type="dxa" w:w="5046"/>
-          </w:tcPr>
-          <w:p>
+        <w:trPr>
+          <w:cantSplit/>
+        </w:trPr>
+        <w:tc>
+          <w:tcPr>
+            <w:tcW w:type="dxa" w:w="5046"/>
+          </w:tcPr>
+          <w:p>
+            <w:pPr>
+              <w:spacing w:before="20" w:after="20"/>
+            </w:pPr>
             <w:r/>
             <w:r>
               <w:rPr>
@@ -3521,6 +4861,9 @@
             <w:tcW w:type="dxa" w:w="5046"/>
           </w:tcPr>
           <w:p>
+            <w:pPr>
+              <w:spacing w:before="20" w:after="20"/>
+            </w:pPr>
             <w:r/>
             <w:r>
               <w:rPr>
@@ -3537,6 +4880,9 @@
             <w:tcW w:type="dxa" w:w="5046"/>
           </w:tcPr>
           <w:p>
+            <w:pPr>
+              <w:spacing w:before="20" w:after="20"/>
+            </w:pPr>
             <w:r/>
             <w:r>
               <w:rPr>
@@ -3549,11 +4895,17 @@
         </w:tc>
       </w:tr>
       <w:tr>
-        <w:tc>
-          <w:tcPr>
-            <w:tcW w:type="dxa" w:w="5046"/>
-          </w:tcPr>
-          <w:p>
+        <w:trPr>
+          <w:cantSplit/>
+        </w:trPr>
+        <w:tc>
+          <w:tcPr>
+            <w:tcW w:type="dxa" w:w="5046"/>
+          </w:tcPr>
+          <w:p>
+            <w:pPr>
+              <w:spacing w:before="20" w:after="20"/>
+            </w:pPr>
             <w:r/>
             <w:r>
               <w:rPr>
@@ -3570,6 +4922,9 @@
             <w:tcW w:type="dxa" w:w="5046"/>
           </w:tcPr>
           <w:p>
+            <w:pPr>
+              <w:spacing w:before="20" w:after="20"/>
+            </w:pPr>
             <w:r/>
             <w:r>
               <w:rPr>
@@ -3586,6 +4941,9 @@
             <w:tcW w:type="dxa" w:w="5046"/>
           </w:tcPr>
           <w:p>
+            <w:pPr>
+              <w:spacing w:before="20" w:after="20"/>
+            </w:pPr>
             <w:r/>
             <w:r>
               <w:rPr>
@@ -3598,11 +4956,17 @@
         </w:tc>
       </w:tr>
       <w:tr>
-        <w:tc>
-          <w:tcPr>
-            <w:tcW w:type="dxa" w:w="5046"/>
-          </w:tcPr>
-          <w:p>
+        <w:trPr>
+          <w:cantSplit/>
+        </w:trPr>
+        <w:tc>
+          <w:tcPr>
+            <w:tcW w:type="dxa" w:w="5046"/>
+          </w:tcPr>
+          <w:p>
+            <w:pPr>
+              <w:spacing w:before="20" w:after="20"/>
+            </w:pPr>
             <w:r/>
             <w:r>
               <w:rPr>
@@ -3619,6 +4983,9 @@
             <w:tcW w:type="dxa" w:w="5046"/>
           </w:tcPr>
           <w:p>
+            <w:pPr>
+              <w:spacing w:before="20" w:after="20"/>
+            </w:pPr>
             <w:r/>
             <w:r>
               <w:rPr>
@@ -3635,6 +5002,9 @@
             <w:tcW w:type="dxa" w:w="5046"/>
           </w:tcPr>
           <w:p>
+            <w:pPr>
+              <w:spacing w:before="20" w:after="20"/>
+            </w:pPr>
             <w:r/>
             <w:r>
               <w:rPr>
@@ -3647,11 +5017,17 @@
         </w:tc>
       </w:tr>
       <w:tr>
-        <w:tc>
-          <w:tcPr>
-            <w:tcW w:type="dxa" w:w="5046"/>
-          </w:tcPr>
-          <w:p>
+        <w:trPr>
+          <w:cantSplit/>
+        </w:trPr>
+        <w:tc>
+          <w:tcPr>
+            <w:tcW w:type="dxa" w:w="5046"/>
+          </w:tcPr>
+          <w:p>
+            <w:pPr>
+              <w:spacing w:before="20" w:after="20"/>
+            </w:pPr>
             <w:r/>
             <w:r>
               <w:rPr>
@@ -3668,6 +5044,9 @@
             <w:tcW w:type="dxa" w:w="5046"/>
           </w:tcPr>
           <w:p>
+            <w:pPr>
+              <w:spacing w:before="20" w:after="20"/>
+            </w:pPr>
             <w:r/>
             <w:r>
               <w:rPr>
@@ -3684,6 +5063,9 @@
             <w:tcW w:type="dxa" w:w="5046"/>
           </w:tcPr>
           <w:p>
+            <w:pPr>
+              <w:spacing w:before="20" w:after="20"/>
+            </w:pPr>
             <w:r/>
             <w:r>
               <w:rPr>
@@ -3696,11 +5078,17 @@
         </w:tc>
       </w:tr>
       <w:tr>
-        <w:tc>
-          <w:tcPr>
-            <w:tcW w:type="dxa" w:w="5046"/>
-          </w:tcPr>
-          <w:p>
+        <w:trPr>
+          <w:cantSplit/>
+        </w:trPr>
+        <w:tc>
+          <w:tcPr>
+            <w:tcW w:type="dxa" w:w="5046"/>
+          </w:tcPr>
+          <w:p>
+            <w:pPr>
+              <w:spacing w:before="20" w:after="20"/>
+            </w:pPr>
             <w:r/>
             <w:r>
               <w:rPr>
@@ -3717,6 +5105,9 @@
             <w:tcW w:type="dxa" w:w="5046"/>
           </w:tcPr>
           <w:p>
+            <w:pPr>
+              <w:spacing w:before="20" w:after="20"/>
+            </w:pPr>
             <w:r/>
             <w:r>
               <w:rPr>
@@ -3733,6 +5124,9 @@
             <w:tcW w:type="dxa" w:w="5046"/>
           </w:tcPr>
           <w:p>
+            <w:pPr>
+              <w:spacing w:before="20" w:after="20"/>
+            </w:pPr>
             <w:r/>
             <w:r>
               <w:rPr>
@@ -3745,11 +5139,17 @@
         </w:tc>
       </w:tr>
       <w:tr>
-        <w:tc>
-          <w:tcPr>
-            <w:tcW w:type="dxa" w:w="5046"/>
-          </w:tcPr>
-          <w:p>
+        <w:trPr>
+          <w:cantSplit/>
+        </w:trPr>
+        <w:tc>
+          <w:tcPr>
+            <w:tcW w:type="dxa" w:w="5046"/>
+          </w:tcPr>
+          <w:p>
+            <w:pPr>
+              <w:spacing w:before="20" w:after="20"/>
+            </w:pPr>
             <w:r/>
             <w:r>
               <w:rPr>
@@ -3766,6 +5166,9 @@
             <w:tcW w:type="dxa" w:w="5046"/>
           </w:tcPr>
           <w:p>
+            <w:pPr>
+              <w:spacing w:before="20" w:after="20"/>
+            </w:pPr>
             <w:r/>
             <w:r>
               <w:rPr>
@@ -3782,6 +5185,9 @@
             <w:tcW w:type="dxa" w:w="5046"/>
           </w:tcPr>
           <w:p>
+            <w:pPr>
+              <w:spacing w:before="20" w:after="20"/>
+            </w:pPr>
             <w:r/>
             <w:r>
               <w:rPr>
@@ -3794,11 +5200,17 @@
         </w:tc>
       </w:tr>
       <w:tr>
-        <w:tc>
-          <w:tcPr>
-            <w:tcW w:type="dxa" w:w="5046"/>
-          </w:tcPr>
-          <w:p>
+        <w:trPr>
+          <w:cantSplit/>
+        </w:trPr>
+        <w:tc>
+          <w:tcPr>
+            <w:tcW w:type="dxa" w:w="5046"/>
+          </w:tcPr>
+          <w:p>
+            <w:pPr>
+              <w:spacing w:before="20" w:after="20"/>
+            </w:pPr>
             <w:r/>
             <w:r>
               <w:rPr>
@@ -3815,6 +5227,9 @@
             <w:tcW w:type="dxa" w:w="5046"/>
           </w:tcPr>
           <w:p>
+            <w:pPr>
+              <w:spacing w:before="20" w:after="20"/>
+            </w:pPr>
             <w:r/>
             <w:r>
               <w:rPr>
@@ -3831,6 +5246,9 @@
             <w:tcW w:type="dxa" w:w="5046"/>
           </w:tcPr>
           <w:p>
+            <w:pPr>
+              <w:spacing w:before="20" w:after="20"/>
+            </w:pPr>
             <w:r/>
             <w:r>
               <w:rPr>
@@ -3843,11 +5261,17 @@
         </w:tc>
       </w:tr>
       <w:tr>
-        <w:tc>
-          <w:tcPr>
-            <w:tcW w:type="dxa" w:w="5046"/>
-          </w:tcPr>
-          <w:p>
+        <w:trPr>
+          <w:cantSplit/>
+        </w:trPr>
+        <w:tc>
+          <w:tcPr>
+            <w:tcW w:type="dxa" w:w="5046"/>
+          </w:tcPr>
+          <w:p>
+            <w:pPr>
+              <w:spacing w:before="20" w:after="20"/>
+            </w:pPr>
             <w:r/>
             <w:r>
               <w:rPr>
@@ -3864,6 +5288,9 @@
             <w:tcW w:type="dxa" w:w="5046"/>
           </w:tcPr>
           <w:p>
+            <w:pPr>
+              <w:spacing w:before="20" w:after="20"/>
+            </w:pPr>
             <w:r/>
             <w:r>
               <w:rPr>
@@ -3880,6 +5307,9 @@
             <w:tcW w:type="dxa" w:w="5046"/>
           </w:tcPr>
           <w:p>
+            <w:pPr>
+              <w:spacing w:before="20" w:after="20"/>
+            </w:pPr>
             <w:r/>
             <w:r>
               <w:rPr>
@@ -3892,11 +5322,17 @@
         </w:tc>
       </w:tr>
       <w:tr>
-        <w:tc>
-          <w:tcPr>
-            <w:tcW w:type="dxa" w:w="5046"/>
-          </w:tcPr>
-          <w:p>
+        <w:trPr>
+          <w:cantSplit/>
+        </w:trPr>
+        <w:tc>
+          <w:tcPr>
+            <w:tcW w:type="dxa" w:w="5046"/>
+          </w:tcPr>
+          <w:p>
+            <w:pPr>
+              <w:spacing w:before="20" w:after="20"/>
+            </w:pPr>
             <w:r/>
             <w:r>
               <w:rPr>
@@ -3913,6 +5349,9 @@
             <w:tcW w:type="dxa" w:w="5046"/>
           </w:tcPr>
           <w:p>
+            <w:pPr>
+              <w:spacing w:before="20" w:after="20"/>
+            </w:pPr>
             <w:r/>
             <w:r>
               <w:rPr>
@@ -3929,6 +5368,9 @@
             <w:tcW w:type="dxa" w:w="5046"/>
           </w:tcPr>
           <w:p>
+            <w:pPr>
+              <w:spacing w:before="20" w:after="20"/>
+            </w:pPr>
             <w:r/>
             <w:r>
               <w:rPr>
@@ -3941,11 +5383,17 @@
         </w:tc>
       </w:tr>
       <w:tr>
-        <w:tc>
-          <w:tcPr>
-            <w:tcW w:type="dxa" w:w="5046"/>
-          </w:tcPr>
-          <w:p>
+        <w:trPr>
+          <w:cantSplit/>
+        </w:trPr>
+        <w:tc>
+          <w:tcPr>
+            <w:tcW w:type="dxa" w:w="5046"/>
+          </w:tcPr>
+          <w:p>
+            <w:pPr>
+              <w:spacing w:before="20" w:after="20"/>
+            </w:pPr>
             <w:r/>
             <w:r>
               <w:rPr>
@@ -3962,6 +5410,9 @@
             <w:tcW w:type="dxa" w:w="5046"/>
           </w:tcPr>
           <w:p>
+            <w:pPr>
+              <w:spacing w:before="20" w:after="20"/>
+            </w:pPr>
             <w:r/>
             <w:r>
               <w:rPr>
@@ -3978,6 +5429,9 @@
             <w:tcW w:type="dxa" w:w="5046"/>
           </w:tcPr>
           <w:p>
+            <w:pPr>
+              <w:spacing w:before="20" w:after="20"/>
+            </w:pPr>
             <w:r/>
             <w:r>
               <w:rPr>
@@ -3990,11 +5444,17 @@
         </w:tc>
       </w:tr>
       <w:tr>
-        <w:tc>
-          <w:tcPr>
-            <w:tcW w:type="dxa" w:w="5046"/>
-          </w:tcPr>
-          <w:p>
+        <w:trPr>
+          <w:cantSplit/>
+        </w:trPr>
+        <w:tc>
+          <w:tcPr>
+            <w:tcW w:type="dxa" w:w="5046"/>
+          </w:tcPr>
+          <w:p>
+            <w:pPr>
+              <w:spacing w:before="20" w:after="20"/>
+            </w:pPr>
             <w:r/>
             <w:r>
               <w:rPr>
@@ -4011,6 +5471,9 @@
             <w:tcW w:type="dxa" w:w="5046"/>
           </w:tcPr>
           <w:p>
+            <w:pPr>
+              <w:spacing w:before="20" w:after="20"/>
+            </w:pPr>
             <w:r/>
             <w:r>
               <w:rPr>
@@ -4027,6 +5490,9 @@
             <w:tcW w:type="dxa" w:w="5046"/>
           </w:tcPr>
           <w:p>
+            <w:pPr>
+              <w:spacing w:before="20" w:after="20"/>
+            </w:pPr>
             <w:r/>
             <w:r>
               <w:rPr>
@@ -4039,11 +5505,17 @@
         </w:tc>
       </w:tr>
       <w:tr>
-        <w:tc>
-          <w:tcPr>
-            <w:tcW w:type="dxa" w:w="5046"/>
-          </w:tcPr>
-          <w:p>
+        <w:trPr>
+          <w:cantSplit/>
+        </w:trPr>
+        <w:tc>
+          <w:tcPr>
+            <w:tcW w:type="dxa" w:w="5046"/>
+          </w:tcPr>
+          <w:p>
+            <w:pPr>
+              <w:spacing w:before="20" w:after="20"/>
+            </w:pPr>
             <w:r/>
             <w:r>
               <w:rPr>
@@ -4060,6 +5532,9 @@
             <w:tcW w:type="dxa" w:w="5046"/>
           </w:tcPr>
           <w:p>
+            <w:pPr>
+              <w:spacing w:before="20" w:after="20"/>
+            </w:pPr>
             <w:r/>
             <w:r>
               <w:rPr>
@@ -4076,6 +5551,9 @@
             <w:tcW w:type="dxa" w:w="5046"/>
           </w:tcPr>
           <w:p>
+            <w:pPr>
+              <w:spacing w:before="20" w:after="20"/>
+            </w:pPr>
             <w:r/>
             <w:r>
               <w:rPr>
@@ -4088,11 +5566,17 @@
         </w:tc>
       </w:tr>
       <w:tr>
-        <w:tc>
-          <w:tcPr>
-            <w:tcW w:type="dxa" w:w="5046"/>
-          </w:tcPr>
-          <w:p>
+        <w:trPr>
+          <w:cantSplit/>
+        </w:trPr>
+        <w:tc>
+          <w:tcPr>
+            <w:tcW w:type="dxa" w:w="5046"/>
+          </w:tcPr>
+          <w:p>
+            <w:pPr>
+              <w:spacing w:before="20" w:after="20"/>
+            </w:pPr>
             <w:r/>
             <w:r>
               <w:rPr>
@@ -4109,6 +5593,9 @@
             <w:tcW w:type="dxa" w:w="5046"/>
           </w:tcPr>
           <w:p>
+            <w:pPr>
+              <w:spacing w:before="20" w:after="20"/>
+            </w:pPr>
             <w:r/>
             <w:r>
               <w:rPr>
@@ -4125,6 +5612,9 @@
             <w:tcW w:type="dxa" w:w="5046"/>
           </w:tcPr>
           <w:p>
+            <w:pPr>
+              <w:spacing w:before="20" w:after="20"/>
+            </w:pPr>
             <w:r/>
             <w:r>
               <w:rPr>
@@ -4137,11 +5627,17 @@
         </w:tc>
       </w:tr>
       <w:tr>
-        <w:tc>
-          <w:tcPr>
-            <w:tcW w:type="dxa" w:w="5046"/>
-          </w:tcPr>
-          <w:p>
+        <w:trPr>
+          <w:cantSplit/>
+        </w:trPr>
+        <w:tc>
+          <w:tcPr>
+            <w:tcW w:type="dxa" w:w="5046"/>
+          </w:tcPr>
+          <w:p>
+            <w:pPr>
+              <w:spacing w:before="20" w:after="20"/>
+            </w:pPr>
             <w:r/>
             <w:r>
               <w:rPr>
@@ -4158,6 +5654,9 @@
             <w:tcW w:type="dxa" w:w="5046"/>
           </w:tcPr>
           <w:p>
+            <w:pPr>
+              <w:spacing w:before="20" w:after="20"/>
+            </w:pPr>
             <w:r/>
             <w:r>
               <w:rPr>
@@ -4174,6 +5673,9 @@
             <w:tcW w:type="dxa" w:w="5046"/>
           </w:tcPr>
           <w:p>
+            <w:pPr>
+              <w:spacing w:before="20" w:after="20"/>
+            </w:pPr>
             <w:r/>
             <w:r>
               <w:rPr>
@@ -4230,6 +5732,9 @@
             <w:shd w:val="clear" w:color="auto" w:fill="D9D9D9"/>
           </w:tcPr>
           <w:p>
+            <w:pPr>
+              <w:spacing w:before="20" w:after="20"/>
+            </w:pPr>
             <w:r/>
             <w:r>
               <w:rPr>
@@ -4247,6 +5752,9 @@
             <w:shd w:val="clear" w:color="auto" w:fill="D9D9D9"/>
           </w:tcPr>
           <w:p>
+            <w:pPr>
+              <w:spacing w:before="20" w:after="20"/>
+            </w:pPr>
             <w:r/>
             <w:r>
               <w:rPr>
@@ -4264,6 +5772,9 @@
             <w:shd w:val="clear" w:color="auto" w:fill="D9D9D9"/>
           </w:tcPr>
           <w:p>
+            <w:pPr>
+              <w:spacing w:before="20" w:after="20"/>
+            </w:pPr>
             <w:r/>
             <w:r>
               <w:rPr>
@@ -4277,11 +5788,17 @@
         </w:tc>
       </w:tr>
       <w:tr>
-        <w:tc>
-          <w:tcPr>
-            <w:tcW w:type="dxa" w:w="5046"/>
-          </w:tcPr>
-          <w:p>
+        <w:trPr>
+          <w:cantSplit/>
+        </w:trPr>
+        <w:tc>
+          <w:tcPr>
+            <w:tcW w:type="dxa" w:w="5046"/>
+          </w:tcPr>
+          <w:p>
+            <w:pPr>
+              <w:spacing w:before="20" w:after="20"/>
+            </w:pPr>
             <w:r/>
             <w:r>
               <w:rPr>
@@ -4298,6 +5815,9 @@
             <w:tcW w:type="dxa" w:w="5046"/>
           </w:tcPr>
           <w:p>
+            <w:pPr>
+              <w:spacing w:before="20" w:after="20"/>
+            </w:pPr>
             <w:r/>
             <w:r>
               <w:rPr>
@@ -4314,6 +5834,9 @@
             <w:tcW w:type="dxa" w:w="5046"/>
           </w:tcPr>
           <w:p>
+            <w:pPr>
+              <w:spacing w:before="20" w:after="20"/>
+            </w:pPr>
             <w:r/>
             <w:r>
               <w:rPr>
@@ -4326,11 +5849,17 @@
         </w:tc>
       </w:tr>
       <w:tr>
-        <w:tc>
-          <w:tcPr>
-            <w:tcW w:type="dxa" w:w="5046"/>
-          </w:tcPr>
-          <w:p>
+        <w:trPr>
+          <w:cantSplit/>
+        </w:trPr>
+        <w:tc>
+          <w:tcPr>
+            <w:tcW w:type="dxa" w:w="5046"/>
+          </w:tcPr>
+          <w:p>
+            <w:pPr>
+              <w:spacing w:before="20" w:after="20"/>
+            </w:pPr>
             <w:r/>
             <w:r>
               <w:rPr>
@@ -4347,6 +5876,9 @@
             <w:tcW w:type="dxa" w:w="5046"/>
           </w:tcPr>
           <w:p>
+            <w:pPr>
+              <w:spacing w:before="20" w:after="20"/>
+            </w:pPr>
             <w:r/>
             <w:r>
               <w:rPr>
@@ -4363,6 +5895,9 @@
             <w:tcW w:type="dxa" w:w="5046"/>
           </w:tcPr>
           <w:p>
+            <w:pPr>
+              <w:spacing w:before="20" w:after="20"/>
+            </w:pPr>
             <w:r/>
             <w:r>
               <w:rPr>
@@ -4375,11 +5910,17 @@
         </w:tc>
       </w:tr>
       <w:tr>
-        <w:tc>
-          <w:tcPr>
-            <w:tcW w:type="dxa" w:w="5046"/>
-          </w:tcPr>
-          <w:p>
+        <w:trPr>
+          <w:cantSplit/>
+        </w:trPr>
+        <w:tc>
+          <w:tcPr>
+            <w:tcW w:type="dxa" w:w="5046"/>
+          </w:tcPr>
+          <w:p>
+            <w:pPr>
+              <w:spacing w:before="20" w:after="20"/>
+            </w:pPr>
             <w:r/>
             <w:r>
               <w:rPr>
@@ -4396,6 +5937,9 @@
             <w:tcW w:type="dxa" w:w="5046"/>
           </w:tcPr>
           <w:p>
+            <w:pPr>
+              <w:spacing w:before="20" w:after="20"/>
+            </w:pPr>
             <w:r/>
             <w:r>
               <w:rPr>
@@ -4412,6 +5956,9 @@
             <w:tcW w:type="dxa" w:w="5046"/>
           </w:tcPr>
           <w:p>
+            <w:pPr>
+              <w:spacing w:before="20" w:after="20"/>
+            </w:pPr>
             <w:r/>
             <w:r>
               <w:rPr>
@@ -4424,11 +5971,17 @@
         </w:tc>
       </w:tr>
       <w:tr>
-        <w:tc>
-          <w:tcPr>
-            <w:tcW w:type="dxa" w:w="5046"/>
-          </w:tcPr>
-          <w:p>
+        <w:trPr>
+          <w:cantSplit/>
+        </w:trPr>
+        <w:tc>
+          <w:tcPr>
+            <w:tcW w:type="dxa" w:w="5046"/>
+          </w:tcPr>
+          <w:p>
+            <w:pPr>
+              <w:spacing w:before="20" w:after="20"/>
+            </w:pPr>
             <w:r/>
             <w:r>
               <w:rPr>
@@ -4445,6 +5998,9 @@
             <w:tcW w:type="dxa" w:w="5046"/>
           </w:tcPr>
           <w:p>
+            <w:pPr>
+              <w:spacing w:before="20" w:after="20"/>
+            </w:pPr>
             <w:r/>
             <w:r>
               <w:rPr>
@@ -4461,6 +6017,9 @@
             <w:tcW w:type="dxa" w:w="5046"/>
           </w:tcPr>
           <w:p>
+            <w:pPr>
+              <w:spacing w:before="20" w:after="20"/>
+            </w:pPr>
             <w:r/>
             <w:r>
               <w:rPr>
@@ -4473,11 +6032,17 @@
         </w:tc>
       </w:tr>
       <w:tr>
-        <w:tc>
-          <w:tcPr>
-            <w:tcW w:type="dxa" w:w="5046"/>
-          </w:tcPr>
-          <w:p>
+        <w:trPr>
+          <w:cantSplit/>
+        </w:trPr>
+        <w:tc>
+          <w:tcPr>
+            <w:tcW w:type="dxa" w:w="5046"/>
+          </w:tcPr>
+          <w:p>
+            <w:pPr>
+              <w:spacing w:before="20" w:after="20"/>
+            </w:pPr>
             <w:r/>
             <w:r>
               <w:rPr>
@@ -4494,6 +6059,9 @@
             <w:tcW w:type="dxa" w:w="5046"/>
           </w:tcPr>
           <w:p>
+            <w:pPr>
+              <w:spacing w:before="20" w:after="20"/>
+            </w:pPr>
             <w:r/>
             <w:r>
               <w:rPr>
@@ -4510,6 +6078,9 @@
             <w:tcW w:type="dxa" w:w="5046"/>
           </w:tcPr>
           <w:p>
+            <w:pPr>
+              <w:spacing w:before="20" w:after="20"/>
+            </w:pPr>
             <w:r/>
             <w:r>
               <w:rPr>
@@ -4522,11 +6093,17 @@
         </w:tc>
       </w:tr>
       <w:tr>
-        <w:tc>
-          <w:tcPr>
-            <w:tcW w:type="dxa" w:w="5046"/>
-          </w:tcPr>
-          <w:p>
+        <w:trPr>
+          <w:cantSplit/>
+        </w:trPr>
+        <w:tc>
+          <w:tcPr>
+            <w:tcW w:type="dxa" w:w="5046"/>
+          </w:tcPr>
+          <w:p>
+            <w:pPr>
+              <w:spacing w:before="20" w:after="20"/>
+            </w:pPr>
             <w:r/>
             <w:r>
               <w:rPr>
@@ -4543,6 +6120,9 @@
             <w:tcW w:type="dxa" w:w="5046"/>
           </w:tcPr>
           <w:p>
+            <w:pPr>
+              <w:spacing w:before="20" w:after="20"/>
+            </w:pPr>
             <w:r/>
             <w:r>
               <w:rPr>
@@ -4559,6 +6139,9 @@
             <w:tcW w:type="dxa" w:w="5046"/>
           </w:tcPr>
           <w:p>
+            <w:pPr>
+              <w:spacing w:before="20" w:after="20"/>
+            </w:pPr>
             <w:r/>
             <w:r>
               <w:rPr>
@@ -4571,11 +6154,17 @@
         </w:tc>
       </w:tr>
       <w:tr>
-        <w:tc>
-          <w:tcPr>
-            <w:tcW w:type="dxa" w:w="5046"/>
-          </w:tcPr>
-          <w:p>
+        <w:trPr>
+          <w:cantSplit/>
+        </w:trPr>
+        <w:tc>
+          <w:tcPr>
+            <w:tcW w:type="dxa" w:w="5046"/>
+          </w:tcPr>
+          <w:p>
+            <w:pPr>
+              <w:spacing w:before="20" w:after="20"/>
+            </w:pPr>
             <w:r/>
             <w:r>
               <w:rPr>
@@ -4592,6 +6181,9 @@
             <w:tcW w:type="dxa" w:w="5046"/>
           </w:tcPr>
           <w:p>
+            <w:pPr>
+              <w:spacing w:before="20" w:after="20"/>
+            </w:pPr>
             <w:r/>
             <w:r>
               <w:rPr>
@@ -4608,6 +6200,9 @@
             <w:tcW w:type="dxa" w:w="5046"/>
           </w:tcPr>
           <w:p>
+            <w:pPr>
+              <w:spacing w:before="20" w:after="20"/>
+            </w:pPr>
             <w:r/>
             <w:r>
               <w:rPr>
@@ -4664,6 +6259,9 @@
             <w:shd w:val="clear" w:color="auto" w:fill="D9D9D9"/>
           </w:tcPr>
           <w:p>
+            <w:pPr>
+              <w:spacing w:before="20" w:after="20"/>
+            </w:pPr>
             <w:r/>
             <w:r>
               <w:rPr>
@@ -4681,6 +6279,9 @@
             <w:shd w:val="clear" w:color="auto" w:fill="D9D9D9"/>
           </w:tcPr>
           <w:p>
+            <w:pPr>
+              <w:spacing w:before="20" w:after="20"/>
+            </w:pPr>
             <w:r/>
             <w:r>
               <w:rPr>
@@ -4698,6 +6299,9 @@
             <w:shd w:val="clear" w:color="auto" w:fill="D9D9D9"/>
           </w:tcPr>
           <w:p>
+            <w:pPr>
+              <w:spacing w:before="20" w:after="20"/>
+            </w:pPr>
             <w:r/>
             <w:r>
               <w:rPr>
@@ -4711,11 +6315,17 @@
         </w:tc>
       </w:tr>
       <w:tr>
-        <w:tc>
-          <w:tcPr>
-            <w:tcW w:type="dxa" w:w="5046"/>
-          </w:tcPr>
-          <w:p>
+        <w:trPr>
+          <w:cantSplit/>
+        </w:trPr>
+        <w:tc>
+          <w:tcPr>
+            <w:tcW w:type="dxa" w:w="5046"/>
+          </w:tcPr>
+          <w:p>
+            <w:pPr>
+              <w:spacing w:before="20" w:after="20"/>
+            </w:pPr>
             <w:r/>
             <w:r>
               <w:rPr>
@@ -4732,6 +6342,9 @@
             <w:tcW w:type="dxa" w:w="5046"/>
           </w:tcPr>
           <w:p>
+            <w:pPr>
+              <w:spacing w:before="20" w:after="20"/>
+            </w:pPr>
             <w:r/>
             <w:r>
               <w:rPr>
@@ -4748,6 +6361,9 @@
             <w:tcW w:type="dxa" w:w="5046"/>
           </w:tcPr>
           <w:p>
+            <w:pPr>
+              <w:spacing w:before="20" w:after="20"/>
+            </w:pPr>
             <w:r/>
             <w:r>
               <w:rPr>
@@ -4760,11 +6376,17 @@
         </w:tc>
       </w:tr>
       <w:tr>
-        <w:tc>
-          <w:tcPr>
-            <w:tcW w:type="dxa" w:w="5046"/>
-          </w:tcPr>
-          <w:p>
+        <w:trPr>
+          <w:cantSplit/>
+        </w:trPr>
+        <w:tc>
+          <w:tcPr>
+            <w:tcW w:type="dxa" w:w="5046"/>
+          </w:tcPr>
+          <w:p>
+            <w:pPr>
+              <w:spacing w:before="20" w:after="20"/>
+            </w:pPr>
             <w:r/>
             <w:r>
               <w:rPr>
@@ -4781,6 +6403,9 @@
             <w:tcW w:type="dxa" w:w="5046"/>
           </w:tcPr>
           <w:p>
+            <w:pPr>
+              <w:spacing w:before="20" w:after="20"/>
+            </w:pPr>
             <w:r/>
             <w:r>
               <w:rPr>
@@ -4797,6 +6422,9 @@
             <w:tcW w:type="dxa" w:w="5046"/>
           </w:tcPr>
           <w:p>
+            <w:pPr>
+              <w:spacing w:before="20" w:after="20"/>
+            </w:pPr>
             <w:r/>
             <w:r>
               <w:rPr>
@@ -4809,11 +6437,17 @@
         </w:tc>
       </w:tr>
       <w:tr>
-        <w:tc>
-          <w:tcPr>
-            <w:tcW w:type="dxa" w:w="5046"/>
-          </w:tcPr>
-          <w:p>
+        <w:trPr>
+          <w:cantSplit/>
+        </w:trPr>
+        <w:tc>
+          <w:tcPr>
+            <w:tcW w:type="dxa" w:w="5046"/>
+          </w:tcPr>
+          <w:p>
+            <w:pPr>
+              <w:spacing w:before="20" w:after="20"/>
+            </w:pPr>
             <w:r/>
             <w:r>
               <w:rPr>
@@ -4830,6 +6464,9 @@
             <w:tcW w:type="dxa" w:w="5046"/>
           </w:tcPr>
           <w:p>
+            <w:pPr>
+              <w:spacing w:before="20" w:after="20"/>
+            </w:pPr>
             <w:r/>
             <w:r>
               <w:rPr>
@@ -4846,6 +6483,9 @@
             <w:tcW w:type="dxa" w:w="5046"/>
           </w:tcPr>
           <w:p>
+            <w:pPr>
+              <w:spacing w:before="20" w:after="20"/>
+            </w:pPr>
             <w:r/>
             <w:r>
               <w:rPr>
@@ -4858,11 +6498,17 @@
         </w:tc>
       </w:tr>
       <w:tr>
-        <w:tc>
-          <w:tcPr>
-            <w:tcW w:type="dxa" w:w="5046"/>
-          </w:tcPr>
-          <w:p>
+        <w:trPr>
+          <w:cantSplit/>
+        </w:trPr>
+        <w:tc>
+          <w:tcPr>
+            <w:tcW w:type="dxa" w:w="5046"/>
+          </w:tcPr>
+          <w:p>
+            <w:pPr>
+              <w:spacing w:before="20" w:after="20"/>
+            </w:pPr>
             <w:r/>
             <w:r>
               <w:rPr>
@@ -4879,6 +6525,9 @@
             <w:tcW w:type="dxa" w:w="5046"/>
           </w:tcPr>
           <w:p>
+            <w:pPr>
+              <w:spacing w:before="20" w:after="20"/>
+            </w:pPr>
             <w:r/>
             <w:r>
               <w:rPr>
@@ -4895,6 +6544,9 @@
             <w:tcW w:type="dxa" w:w="5046"/>
           </w:tcPr>
           <w:p>
+            <w:pPr>
+              <w:spacing w:before="20" w:after="20"/>
+            </w:pPr>
             <w:r/>
             <w:r>
               <w:rPr>
@@ -4907,11 +6559,17 @@
         </w:tc>
       </w:tr>
       <w:tr>
-        <w:tc>
-          <w:tcPr>
-            <w:tcW w:type="dxa" w:w="5046"/>
-          </w:tcPr>
-          <w:p>
+        <w:trPr>
+          <w:cantSplit/>
+        </w:trPr>
+        <w:tc>
+          <w:tcPr>
+            <w:tcW w:type="dxa" w:w="5046"/>
+          </w:tcPr>
+          <w:p>
+            <w:pPr>
+              <w:spacing w:before="20" w:after="20"/>
+            </w:pPr>
             <w:r/>
             <w:r>
               <w:rPr>
@@ -4928,6 +6586,9 @@
             <w:tcW w:type="dxa" w:w="5046"/>
           </w:tcPr>
           <w:p>
+            <w:pPr>
+              <w:spacing w:before="20" w:after="20"/>
+            </w:pPr>
             <w:r/>
             <w:r>
               <w:rPr>
@@ -4944,6 +6605,9 @@
             <w:tcW w:type="dxa" w:w="5046"/>
           </w:tcPr>
           <w:p>
+            <w:pPr>
+              <w:spacing w:before="20" w:after="20"/>
+            </w:pPr>
             <w:r/>
             <w:r>
               <w:rPr>
@@ -4956,11 +6620,17 @@
         </w:tc>
       </w:tr>
       <w:tr>
-        <w:tc>
-          <w:tcPr>
-            <w:tcW w:type="dxa" w:w="5046"/>
-          </w:tcPr>
-          <w:p>
+        <w:trPr>
+          <w:cantSplit/>
+        </w:trPr>
+        <w:tc>
+          <w:tcPr>
+            <w:tcW w:type="dxa" w:w="5046"/>
+          </w:tcPr>
+          <w:p>
+            <w:pPr>
+              <w:spacing w:before="20" w:after="20"/>
+            </w:pPr>
             <w:r/>
             <w:r>
               <w:rPr>
@@ -4977,6 +6647,9 @@
             <w:tcW w:type="dxa" w:w="5046"/>
           </w:tcPr>
           <w:p>
+            <w:pPr>
+              <w:spacing w:before="20" w:after="20"/>
+            </w:pPr>
             <w:r/>
             <w:r>
               <w:rPr>
@@ -4993,6 +6666,9 @@
             <w:tcW w:type="dxa" w:w="5046"/>
           </w:tcPr>
           <w:p>
+            <w:pPr>
+              <w:spacing w:before="20" w:after="20"/>
+            </w:pPr>
             <w:r/>
             <w:r>
               <w:rPr>
@@ -5005,11 +6681,17 @@
         </w:tc>
       </w:tr>
       <w:tr>
-        <w:tc>
-          <w:tcPr>
-            <w:tcW w:type="dxa" w:w="5046"/>
-          </w:tcPr>
-          <w:p>
+        <w:trPr>
+          <w:cantSplit/>
+        </w:trPr>
+        <w:tc>
+          <w:tcPr>
+            <w:tcW w:type="dxa" w:w="5046"/>
+          </w:tcPr>
+          <w:p>
+            <w:pPr>
+              <w:spacing w:before="20" w:after="20"/>
+            </w:pPr>
             <w:r/>
             <w:r>
               <w:rPr>
@@ -5026,6 +6708,9 @@
             <w:tcW w:type="dxa" w:w="5046"/>
           </w:tcPr>
           <w:p>
+            <w:pPr>
+              <w:spacing w:before="20" w:after="20"/>
+            </w:pPr>
             <w:r/>
             <w:r>
               <w:rPr>
@@ -5042,6 +6727,9 @@
             <w:tcW w:type="dxa" w:w="5046"/>
           </w:tcPr>
           <w:p>
+            <w:pPr>
+              <w:spacing w:before="20" w:after="20"/>
+            </w:pPr>
             <w:r/>
             <w:r>
               <w:rPr>
@@ -5054,11 +6742,17 @@
         </w:tc>
       </w:tr>
       <w:tr>
-        <w:tc>
-          <w:tcPr>
-            <w:tcW w:type="dxa" w:w="5046"/>
-          </w:tcPr>
-          <w:p>
+        <w:trPr>
+          <w:cantSplit/>
+        </w:trPr>
+        <w:tc>
+          <w:tcPr>
+            <w:tcW w:type="dxa" w:w="5046"/>
+          </w:tcPr>
+          <w:p>
+            <w:pPr>
+              <w:spacing w:before="20" w:after="20"/>
+            </w:pPr>
             <w:r/>
             <w:r>
               <w:rPr>
@@ -5075,6 +6769,9 @@
             <w:tcW w:type="dxa" w:w="5046"/>
           </w:tcPr>
           <w:p>
+            <w:pPr>
+              <w:spacing w:before="20" w:after="20"/>
+            </w:pPr>
             <w:r/>
             <w:r>
               <w:rPr>
@@ -5091,6 +6788,9 @@
             <w:tcW w:type="dxa" w:w="5046"/>
           </w:tcPr>
           <w:p>
+            <w:pPr>
+              <w:spacing w:before="20" w:after="20"/>
+            </w:pPr>
             <w:r/>
             <w:r>
               <w:rPr>
@@ -5103,11 +6803,17 @@
         </w:tc>
       </w:tr>
       <w:tr>
-        <w:tc>
-          <w:tcPr>
-            <w:tcW w:type="dxa" w:w="5046"/>
-          </w:tcPr>
-          <w:p>
+        <w:trPr>
+          <w:cantSplit/>
+        </w:trPr>
+        <w:tc>
+          <w:tcPr>
+            <w:tcW w:type="dxa" w:w="5046"/>
+          </w:tcPr>
+          <w:p>
+            <w:pPr>
+              <w:spacing w:before="20" w:after="20"/>
+            </w:pPr>
             <w:r/>
             <w:r>
               <w:rPr>
@@ -5124,6 +6830,9 @@
             <w:tcW w:type="dxa" w:w="5046"/>
           </w:tcPr>
           <w:p>
+            <w:pPr>
+              <w:spacing w:before="20" w:after="20"/>
+            </w:pPr>
             <w:r/>
             <w:r>
               <w:rPr>
@@ -5140,6 +6849,9 @@
             <w:tcW w:type="dxa" w:w="5046"/>
           </w:tcPr>
           <w:p>
+            <w:pPr>
+              <w:spacing w:before="20" w:after="20"/>
+            </w:pPr>
             <w:r/>
             <w:r>
               <w:rPr>
@@ -5152,11 +6864,17 @@
         </w:tc>
       </w:tr>
       <w:tr>
-        <w:tc>
-          <w:tcPr>
-            <w:tcW w:type="dxa" w:w="5046"/>
-          </w:tcPr>
-          <w:p>
+        <w:trPr>
+          <w:cantSplit/>
+        </w:trPr>
+        <w:tc>
+          <w:tcPr>
+            <w:tcW w:type="dxa" w:w="5046"/>
+          </w:tcPr>
+          <w:p>
+            <w:pPr>
+              <w:spacing w:before="20" w:after="20"/>
+            </w:pPr>
             <w:r/>
             <w:r>
               <w:rPr>
@@ -5173,6 +6891,9 @@
             <w:tcW w:type="dxa" w:w="5046"/>
           </w:tcPr>
           <w:p>
+            <w:pPr>
+              <w:spacing w:before="20" w:after="20"/>
+            </w:pPr>
             <w:r/>
             <w:r>
               <w:rPr>
@@ -5189,6 +6910,9 @@
             <w:tcW w:type="dxa" w:w="5046"/>
           </w:tcPr>
           <w:p>
+            <w:pPr>
+              <w:spacing w:before="20" w:after="20"/>
+            </w:pPr>
             <w:r/>
             <w:r>
               <w:rPr>
@@ -5201,11 +6925,17 @@
         </w:tc>
       </w:tr>
       <w:tr>
-        <w:tc>
-          <w:tcPr>
-            <w:tcW w:type="dxa" w:w="5046"/>
-          </w:tcPr>
-          <w:p>
+        <w:trPr>
+          <w:cantSplit/>
+        </w:trPr>
+        <w:tc>
+          <w:tcPr>
+            <w:tcW w:type="dxa" w:w="5046"/>
+          </w:tcPr>
+          <w:p>
+            <w:pPr>
+              <w:spacing w:before="20" w:after="20"/>
+            </w:pPr>
             <w:r/>
             <w:r>
               <w:rPr>
@@ -5222,6 +6952,9 @@
             <w:tcW w:type="dxa" w:w="5046"/>
           </w:tcPr>
           <w:p>
+            <w:pPr>
+              <w:spacing w:before="20" w:after="20"/>
+            </w:pPr>
             <w:r/>
             <w:r>
               <w:rPr>
@@ -5238,6 +6971,9 @@
             <w:tcW w:type="dxa" w:w="5046"/>
           </w:tcPr>
           <w:p>
+            <w:pPr>
+              <w:spacing w:before="20" w:after="20"/>
+            </w:pPr>
             <w:r/>
             <w:r>
               <w:rPr>
@@ -5250,11 +6986,17 @@
         </w:tc>
       </w:tr>
       <w:tr>
-        <w:tc>
-          <w:tcPr>
-            <w:tcW w:type="dxa" w:w="5046"/>
-          </w:tcPr>
-          <w:p>
+        <w:trPr>
+          <w:cantSplit/>
+        </w:trPr>
+        <w:tc>
+          <w:tcPr>
+            <w:tcW w:type="dxa" w:w="5046"/>
+          </w:tcPr>
+          <w:p>
+            <w:pPr>
+              <w:spacing w:before="20" w:after="20"/>
+            </w:pPr>
             <w:r/>
             <w:r>
               <w:rPr>
@@ -5271,6 +7013,9 @@
             <w:tcW w:type="dxa" w:w="5046"/>
           </w:tcPr>
           <w:p>
+            <w:pPr>
+              <w:spacing w:before="20" w:after="20"/>
+            </w:pPr>
             <w:r/>
             <w:r>
               <w:rPr>
@@ -5287,6 +7032,9 @@
             <w:tcW w:type="dxa" w:w="5046"/>
           </w:tcPr>
           <w:p>
+            <w:pPr>
+              <w:spacing w:before="20" w:after="20"/>
+            </w:pPr>
             <w:r/>
             <w:r>
               <w:rPr>
@@ -5299,11 +7047,17 @@
         </w:tc>
       </w:tr>
       <w:tr>
-        <w:tc>
-          <w:tcPr>
-            <w:tcW w:type="dxa" w:w="5046"/>
-          </w:tcPr>
-          <w:p>
+        <w:trPr>
+          <w:cantSplit/>
+        </w:trPr>
+        <w:tc>
+          <w:tcPr>
+            <w:tcW w:type="dxa" w:w="5046"/>
+          </w:tcPr>
+          <w:p>
+            <w:pPr>
+              <w:spacing w:before="20" w:after="20"/>
+            </w:pPr>
             <w:r/>
             <w:r>
               <w:rPr>
@@ -5320,6 +7074,9 @@
             <w:tcW w:type="dxa" w:w="5046"/>
           </w:tcPr>
           <w:p>
+            <w:pPr>
+              <w:spacing w:before="20" w:after="20"/>
+            </w:pPr>
             <w:r/>
             <w:r>
               <w:rPr>
@@ -5336,6 +7093,9 @@
             <w:tcW w:type="dxa" w:w="5046"/>
           </w:tcPr>
           <w:p>
+            <w:pPr>
+              <w:spacing w:before="20" w:after="20"/>
+            </w:pPr>
             <w:r/>
             <w:r>
               <w:rPr>
@@ -5348,11 +7108,17 @@
         </w:tc>
       </w:tr>
       <w:tr>
-        <w:tc>
-          <w:tcPr>
-            <w:tcW w:type="dxa" w:w="5046"/>
-          </w:tcPr>
-          <w:p>
+        <w:trPr>
+          <w:cantSplit/>
+        </w:trPr>
+        <w:tc>
+          <w:tcPr>
+            <w:tcW w:type="dxa" w:w="5046"/>
+          </w:tcPr>
+          <w:p>
+            <w:pPr>
+              <w:spacing w:before="20" w:after="20"/>
+            </w:pPr>
             <w:r/>
             <w:r>
               <w:rPr>
@@ -5369,6 +7135,9 @@
             <w:tcW w:type="dxa" w:w="5046"/>
           </w:tcPr>
           <w:p>
+            <w:pPr>
+              <w:spacing w:before="20" w:after="20"/>
+            </w:pPr>
             <w:r/>
             <w:r>
               <w:rPr>
@@ -5385,6 +7154,9 @@
             <w:tcW w:type="dxa" w:w="5046"/>
           </w:tcPr>
           <w:p>
+            <w:pPr>
+              <w:spacing w:before="20" w:after="20"/>
+            </w:pPr>
             <w:r/>
             <w:r>
               <w:rPr>
@@ -5397,11 +7169,17 @@
         </w:tc>
       </w:tr>
       <w:tr>
-        <w:tc>
-          <w:tcPr>
-            <w:tcW w:type="dxa" w:w="5046"/>
-          </w:tcPr>
-          <w:p>
+        <w:trPr>
+          <w:cantSplit/>
+        </w:trPr>
+        <w:tc>
+          <w:tcPr>
+            <w:tcW w:type="dxa" w:w="5046"/>
+          </w:tcPr>
+          <w:p>
+            <w:pPr>
+              <w:spacing w:before="20" w:after="20"/>
+            </w:pPr>
             <w:r/>
             <w:r>
               <w:rPr>
@@ -5418,6 +7196,9 @@
             <w:tcW w:type="dxa" w:w="5046"/>
           </w:tcPr>
           <w:p>
+            <w:pPr>
+              <w:spacing w:before="20" w:after="20"/>
+            </w:pPr>
             <w:r/>
             <w:r>
               <w:rPr>
@@ -5434,6 +7215,9 @@
             <w:tcW w:type="dxa" w:w="5046"/>
           </w:tcPr>
           <w:p>
+            <w:pPr>
+              <w:spacing w:before="20" w:after="20"/>
+            </w:pPr>
             <w:r/>
             <w:r>
               <w:rPr>
@@ -5446,11 +7230,17 @@
         </w:tc>
       </w:tr>
       <w:tr>
-        <w:tc>
-          <w:tcPr>
-            <w:tcW w:type="dxa" w:w="5046"/>
-          </w:tcPr>
-          <w:p>
+        <w:trPr>
+          <w:cantSplit/>
+        </w:trPr>
+        <w:tc>
+          <w:tcPr>
+            <w:tcW w:type="dxa" w:w="5046"/>
+          </w:tcPr>
+          <w:p>
+            <w:pPr>
+              <w:spacing w:before="20" w:after="20"/>
+            </w:pPr>
             <w:r/>
             <w:r>
               <w:rPr>
@@ -5467,6 +7257,9 @@
             <w:tcW w:type="dxa" w:w="5046"/>
           </w:tcPr>
           <w:p>
+            <w:pPr>
+              <w:spacing w:before="20" w:after="20"/>
+            </w:pPr>
             <w:r/>
             <w:r>
               <w:rPr>
@@ -5483,6 +7276,9 @@
             <w:tcW w:type="dxa" w:w="5046"/>
           </w:tcPr>
           <w:p>
+            <w:pPr>
+              <w:spacing w:before="20" w:after="20"/>
+            </w:pPr>
             <w:r/>
             <w:r>
               <w:rPr>
@@ -5495,11 +7291,17 @@
         </w:tc>
       </w:tr>
       <w:tr>
-        <w:tc>
-          <w:tcPr>
-            <w:tcW w:type="dxa" w:w="5046"/>
-          </w:tcPr>
-          <w:p>
+        <w:trPr>
+          <w:cantSplit/>
+        </w:trPr>
+        <w:tc>
+          <w:tcPr>
+            <w:tcW w:type="dxa" w:w="5046"/>
+          </w:tcPr>
+          <w:p>
+            <w:pPr>
+              <w:spacing w:before="20" w:after="20"/>
+            </w:pPr>
             <w:r/>
             <w:r>
               <w:rPr>
@@ -5516,6 +7318,9 @@
             <w:tcW w:type="dxa" w:w="5046"/>
           </w:tcPr>
           <w:p>
+            <w:pPr>
+              <w:spacing w:before="20" w:after="20"/>
+            </w:pPr>
             <w:r/>
             <w:r>
               <w:rPr>
@@ -5532,6 +7337,9 @@
             <w:tcW w:type="dxa" w:w="5046"/>
           </w:tcPr>
           <w:p>
+            <w:pPr>
+              <w:spacing w:before="20" w:after="20"/>
+            </w:pPr>
             <w:r/>
             <w:r>
               <w:rPr>
@@ -5544,11 +7352,17 @@
         </w:tc>
       </w:tr>
       <w:tr>
-        <w:tc>
-          <w:tcPr>
-            <w:tcW w:type="dxa" w:w="5046"/>
-          </w:tcPr>
-          <w:p>
+        <w:trPr>
+          <w:cantSplit/>
+        </w:trPr>
+        <w:tc>
+          <w:tcPr>
+            <w:tcW w:type="dxa" w:w="5046"/>
+          </w:tcPr>
+          <w:p>
+            <w:pPr>
+              <w:spacing w:before="20" w:after="20"/>
+            </w:pPr>
             <w:r/>
             <w:r>
               <w:rPr>
@@ -5565,6 +7379,9 @@
             <w:tcW w:type="dxa" w:w="5046"/>
           </w:tcPr>
           <w:p>
+            <w:pPr>
+              <w:spacing w:before="20" w:after="20"/>
+            </w:pPr>
             <w:r/>
             <w:r>
               <w:rPr>
@@ -5581,6 +7398,9 @@
             <w:tcW w:type="dxa" w:w="5046"/>
           </w:tcPr>
           <w:p>
+            <w:pPr>
+              <w:spacing w:before="20" w:after="20"/>
+            </w:pPr>
             <w:r/>
             <w:r>
               <w:rPr>
@@ -5593,11 +7413,17 @@
         </w:tc>
       </w:tr>
       <w:tr>
-        <w:tc>
-          <w:tcPr>
-            <w:tcW w:type="dxa" w:w="5046"/>
-          </w:tcPr>
-          <w:p>
+        <w:trPr>
+          <w:cantSplit/>
+        </w:trPr>
+        <w:tc>
+          <w:tcPr>
+            <w:tcW w:type="dxa" w:w="5046"/>
+          </w:tcPr>
+          <w:p>
+            <w:pPr>
+              <w:spacing w:before="20" w:after="20"/>
+            </w:pPr>
             <w:r/>
             <w:r>
               <w:rPr>
@@ -5614,6 +7440,9 @@
             <w:tcW w:type="dxa" w:w="5046"/>
           </w:tcPr>
           <w:p>
+            <w:pPr>
+              <w:spacing w:before="20" w:after="20"/>
+            </w:pPr>
             <w:r/>
             <w:r>
               <w:rPr>
@@ -5630,6 +7459,9 @@
             <w:tcW w:type="dxa" w:w="5046"/>
           </w:tcPr>
           <w:p>
+            <w:pPr>
+              <w:spacing w:before="20" w:after="20"/>
+            </w:pPr>
             <w:r/>
             <w:r>
               <w:rPr>
@@ -5642,11 +7474,17 @@
         </w:tc>
       </w:tr>
       <w:tr>
-        <w:tc>
-          <w:tcPr>
-            <w:tcW w:type="dxa" w:w="5046"/>
-          </w:tcPr>
-          <w:p>
+        <w:trPr>
+          <w:cantSplit/>
+        </w:trPr>
+        <w:tc>
+          <w:tcPr>
+            <w:tcW w:type="dxa" w:w="5046"/>
+          </w:tcPr>
+          <w:p>
+            <w:pPr>
+              <w:spacing w:before="20" w:after="20"/>
+            </w:pPr>
             <w:r/>
             <w:r>
               <w:rPr>
@@ -5663,6 +7501,9 @@
             <w:tcW w:type="dxa" w:w="5046"/>
           </w:tcPr>
           <w:p>
+            <w:pPr>
+              <w:spacing w:before="20" w:after="20"/>
+            </w:pPr>
             <w:r/>
             <w:r>
               <w:rPr>
@@ -5679,6 +7520,9 @@
             <w:tcW w:type="dxa" w:w="5046"/>
           </w:tcPr>
           <w:p>
+            <w:pPr>
+              <w:spacing w:before="20" w:after="20"/>
+            </w:pPr>
             <w:r/>
             <w:r>
               <w:rPr>
@@ -5691,11 +7535,17 @@
         </w:tc>
       </w:tr>
       <w:tr>
-        <w:tc>
-          <w:tcPr>
-            <w:tcW w:type="dxa" w:w="5046"/>
-          </w:tcPr>
-          <w:p>
+        <w:trPr>
+          <w:cantSplit/>
+        </w:trPr>
+        <w:tc>
+          <w:tcPr>
+            <w:tcW w:type="dxa" w:w="5046"/>
+          </w:tcPr>
+          <w:p>
+            <w:pPr>
+              <w:spacing w:before="20" w:after="20"/>
+            </w:pPr>
             <w:r/>
             <w:r>
               <w:rPr>
@@ -5712,6 +7562,9 @@
             <w:tcW w:type="dxa" w:w="5046"/>
           </w:tcPr>
           <w:p>
+            <w:pPr>
+              <w:spacing w:before="20" w:after="20"/>
+            </w:pPr>
             <w:r/>
             <w:r>
               <w:rPr>
@@ -5728,6 +7581,9 @@
             <w:tcW w:type="dxa" w:w="5046"/>
           </w:tcPr>
           <w:p>
+            <w:pPr>
+              <w:spacing w:before="20" w:after="20"/>
+            </w:pPr>
             <w:r/>
             <w:r>
               <w:rPr>

--- a/docx/fr/BUFRCREX_CodeFlag_fr_35.docx
+++ b/docx/fr/BUFRCREX_CodeFlag_fr_35.docx
@@ -7037,567 +7037,6 @@
       </w:tr>
     </w:tbl>
     <w:p/>
-    <w:p/>
-    <w:p>
-      <w:r>
-        <w:rPr>
-          <w:rFonts w:ascii="Verdana" w:hAnsi="Verdana"/>
-          <w:i/>
-          <w:sz w:val="14"/>
-        </w:rPr>
-        <w:t>Note 2: (voir Note 1) 1) Pour l’emploi du chiffre du code 15, voir la règle 12.1.4. 2) «Clair» et «couvert» portent les chiffres 0 et 8 respectivement.</w:t>
-      </w:r>
-    </w:p>
-    <w:p>
-      <w:r>
-        <w:rPr>
-          <w:rFonts w:ascii="Verdana" w:hAnsi="Verdana"/>
-          <w:i/>
-          <w:sz w:val="14"/>
-        </w:rPr>
-        <w:t>Note 5: (0 = bonne; 1 = mauvaise)</w:t>
-      </w:r>
-    </w:p>
-    <w:p>
-      <w:r>
-        <w:rPr>
-          <w:rFonts w:ascii="Verdana" w:hAnsi="Verdana"/>
-          <w:i/>
-          <w:sz w:val="14"/>
-        </w:rPr>
-        <w:t>Note 6: (Voir la table de code commune C-1 dans la Partie C/c.)</w:t>
-      </w:r>
-    </w:p>
-    <w:p>
-      <w:r>
-        <w:rPr>
-          <w:rFonts w:ascii="Verdana" w:hAnsi="Verdana"/>
-          <w:i/>
-          <w:sz w:val="14"/>
-        </w:rPr>
-        <w:t>Note 7: (Voir la table de code commune C-2 dans la Partie C/c.)</w:t>
-      </w:r>
-    </w:p>
-    <w:p>
-      <w:r>
-        <w:rPr>
-          <w:rFonts w:ascii="Verdana" w:hAnsi="Verdana"/>
-          <w:i/>
-          <w:sz w:val="14"/>
-        </w:rPr>
-        <w:t>Note 8: (Voir la table de code commune C-3)</w:t>
-      </w:r>
-    </w:p>
-    <w:p>
-      <w:r>
-        <w:rPr>
-          <w:rFonts w:ascii="Verdana" w:hAnsi="Verdana"/>
-          <w:i/>
-          <w:sz w:val="14"/>
-        </w:rPr>
-        <w:t>Note 9: (Voir la table de code commune C-4)</w:t>
-      </w:r>
-    </w:p>
-    <w:p>
-      <w:r>
-        <w:rPr>
-          <w:rFonts w:ascii="Verdana" w:hAnsi="Verdana"/>
-          <w:i/>
-          <w:sz w:val="14"/>
-        </w:rPr>
-        <w:t>Note 10: (Voir la table de code commune C-5 dans la Partie C/c.)</w:t>
-      </w:r>
-    </w:p>
-    <w:p>
-      <w:r>
-        <w:rPr>
-          <w:rFonts w:ascii="Verdana" w:hAnsi="Verdana"/>
-          <w:i/>
-          <w:sz w:val="14"/>
-        </w:rPr>
-        <w:t>Note 11: (Voir la table de code commune C-7 dans la Partie C/c.)</w:t>
-      </w:r>
-    </w:p>
-    <w:p>
-      <w:r>
-        <w:rPr>
-          <w:rFonts w:ascii="Verdana" w:hAnsi="Verdana"/>
-          <w:i/>
-          <w:sz w:val="14"/>
-        </w:rPr>
-        <w:t>Note 12: (Voir la table de code commune C-8 dans la Partie C/c.)</w:t>
-      </w:r>
-    </w:p>
-    <w:p>
-      <w:r>
-        <w:rPr>
-          <w:rFonts w:ascii="Verdana" w:hAnsi="Verdana"/>
-          <w:i/>
-          <w:sz w:val="14"/>
-        </w:rPr>
-        <w:t>Note 13: (See Common Code table C-14 Part C/c.)</w:t>
-      </w:r>
-    </w:p>
-    <w:p>
-      <w:r>
-        <w:rPr>
-          <w:rFonts w:ascii="Verdana" w:hAnsi="Verdana"/>
-          <w:i/>
-          <w:sz w:val="14"/>
-        </w:rPr>
-        <w:t>Note 14: (A definir par les centres proprement dits - Voir la table de code commune C-12 dans la Partie C/c.)</w:t>
-      </w:r>
-    </w:p>
-    <w:p>
-      <w:r>
-        <w:rPr>
-          <w:rFonts w:ascii="Verdana" w:hAnsi="Verdana"/>
-          <w:i/>
-          <w:sz w:val="14"/>
-        </w:rPr>
-        <w:t>Note 15: (A etablir)</w:t>
-      </w:r>
-    </w:p>
-    <w:p>
-      <w:r>
-        <w:rPr>
-          <w:rFonts w:ascii="Verdana" w:hAnsi="Verdana"/>
-          <w:i/>
-          <w:sz w:val="14"/>
-        </w:rPr>
-        <w:t>Note 16: Une séquence d’au moins deux paires de coordonnées de position, telles que latitude et longitude, définit une ligne ou un polygone. Les points sont reliés dans l’ordre indiqué dans le message. Toute zone décrite se situera à gauche de la ligne dessinée dans le sens indiqué. Cette définition s’applique à des polygones simples, non intersectants et sans trou.</w:t>
-      </w:r>
-    </w:p>
-    <w:p>
-      <w:r>
-        <w:rPr>
-          <w:rFonts w:ascii="Verdana" w:hAnsi="Verdana"/>
-          <w:i/>
-          <w:sz w:val="14"/>
-        </w:rPr>
-        <w:t>Note 17: Si tous les bits sont mis à 0, cela signifie que l’étalonnage est correct.</w:t>
-      </w:r>
-    </w:p>
-    <w:p>
-      <w:r>
-        <w:rPr>
-          <w:rFonts w:ascii="Verdana" w:hAnsi="Verdana"/>
-          <w:i/>
-          <w:sz w:val="14"/>
-        </w:rPr>
-        <w:t>Note 18: Toutes les statistiques de premier ordre sont exprimees dans les unites definies par les descripteurs de donnees d'origine.</w:t>
-      </w:r>
-    </w:p>
-    <w:p>
-      <w:r>
-        <w:rPr>
-          <w:rFonts w:ascii="Verdana" w:hAnsi="Verdana"/>
-          <w:i/>
-          <w:sz w:val="14"/>
-        </w:rPr>
-        <w:t>Note 19: 1) La signification du champ associé correspond, au début, à la qualité des données observées. 2) Le chiffre du code 21 peut être utilisé dans des messages corrigés où les valeurs substituées/corrigées sont déterminées. 3) D’autres applications peuvent être prévues.</w:t>
-      </w:r>
-    </w:p>
-    <w:p>
-      <w:r>
-        <w:rPr>
-          <w:rFonts w:ascii="Verdana" w:hAnsi="Verdana"/>
-          <w:i/>
-          <w:sz w:val="14"/>
-        </w:rPr>
-        <w:t>Note 21: En commençant par la position du premier bit (bit de plus fort poids), si le bit est mis à 1, le canal est utilisé. Si le bit est mis à zéro, le canal n’est pas utilisé.</w:t>
-      </w:r>
-    </w:p>
-    <w:p>
-      <w:r>
-        <w:rPr>
-          <w:rFonts w:ascii="Verdana" w:hAnsi="Verdana"/>
-          <w:i/>
-          <w:sz w:val="14"/>
-        </w:rPr>
-        <w:t>Note 22: L'expression 'mesure ciel couvert' indique que les valeurs de sondage sont obtenues uniquement a partir de donnees HIRS stratospheriques, de donnees MSU et de donnees SSU. Le ciel etant couvert, on n'a pas utilise de donnees HIRS tropospheriques.</w:t>
-      </w:r>
-    </w:p>
-    <w:p>
-      <w:r>
-        <w:rPr>
-          <w:rFonts w:ascii="Verdana" w:hAnsi="Verdana"/>
-          <w:i/>
-          <w:sz w:val="14"/>
-        </w:rPr>
-        <w:t>Note 23: HIRS* signifie: canaux HIRS 1 (669 cm–1) 2 (679 cm–1) 3 (690 cm–1) 4 (2358 cm–1)</w:t>
-      </w:r>
-    </w:p>
-    <w:p>
-      <w:r>
-        <w:rPr>
-          <w:rFonts w:ascii="Verdana" w:hAnsi="Verdana"/>
-          <w:i/>
-          <w:sz w:val="14"/>
-        </w:rPr>
-        <w:t>Note 24: Bits 1 a 4: INDICATIF DE DEFAUT DE L'HEURE. Lorsque tous les bits sont mis a 0, cela signifie que l'heure de balayage correspond a l'heure prevue.</w:t>
-      </w:r>
-    </w:p>
-    <w:p>
-      <w:r>
-        <w:rPr>
-          <w:rFonts w:ascii="Verdana" w:hAnsi="Verdana"/>
-          <w:i/>
-          <w:sz w:val="14"/>
-        </w:rPr>
-        <w:t>Note 25: Bits 11 a 17: INDICATIF DE DEFAUT DE LOCALISATION GEOGRAPHIQUE. Lorsque tous les bits sont mis a 0, cela signifie que la localisation geographique est normale.</w:t>
-      </w:r>
-    </w:p>
-    <w:p>
-      <w:r>
-        <w:rPr>
-          <w:rFonts w:ascii="Verdana" w:hAnsi="Verdana"/>
-          <w:i/>
-          <w:sz w:val="14"/>
-        </w:rPr>
-        <w:t>Note 27: Bits 5 a 10: INDICATIF DE DEFAUT D'ETALONNAGE. Lorsque tous les bits sont mis a 0, cela signifie que l'etalonnage est normal. Lorsque l'un ou l'autre des bits 5, 7 et 10 est mis a 1, cela signifie que des coefficients secondaires d'etalonnage ont ete utilises.</w:t>
-      </w:r>
-    </w:p>
-    <w:p>
-      <w:r>
-        <w:rPr>
-          <w:rFonts w:ascii="Verdana" w:hAnsi="Verdana"/>
-          <w:i/>
-          <w:sz w:val="14"/>
-        </w:rPr>
-        <w:t>Note 32: 1) Chiffres du code 1 à 9:  durée et heure de la mesure du courant (méthode vectorielle ou méthode Doppler d’établissement du profil du courant). 2) Chiffres du code 11 à 19:  période de la mesure du courant (méthode de la dérive). 3) H = heure d’observation.</w:t>
-      </w:r>
-    </w:p>
-    <w:p>
-      <w:r>
-        <w:rPr>
-          <w:rFonts w:ascii="Verdana" w:hAnsi="Verdana"/>
-          <w:i/>
-          <w:sz w:val="14"/>
-        </w:rPr>
-        <w:t>Note 33: 1) Chiffres du code 1 à 9:  durée et heure de la mesure du courant (méthode vectorielle ou méthode Doppler d’établissement du profil du courant). 2) Chiffres du code 11 à 19:  période de la mesure du courant (méthode de la dérive). 3) H = heure d’observation.</w:t>
-      </w:r>
-    </w:p>
-    <w:p>
-      <w:r>
-        <w:rPr>
-          <w:rFonts w:ascii="Verdana" w:hAnsi="Verdana"/>
-          <w:i/>
-          <w:sz w:val="14"/>
-        </w:rPr>
-        <w:t>Note 34: 1) Entre les chiffres du code 100–199, la présente table de code comprend des termes à plusieurs niveaux afin de servir aux stations simples et aux stations automatiques devenant de plus en plus complexes. 2) Les termes génériques se rapportant au temps (par exemple brouillard, bruine) sont destinés à être utilisés dans des stations automatiques pouvant déterminer les types de temps sans pouvoir fournir d'autres informations.  Les termes génériques figurent tous dans la table de code en lettres majuscules. 3) Les chiffres du code pour les catégories de précipitations (chiffres du code 140 à 148) sont disposés par ordre de complexité croissante.  Par exemple, une station très simple qui ne peut déceler que la présence ou l'absence de précipitations utilise le chiffre du code 140 (précipitations).  Au niveau suivant, une station automatique pouvant déceler le volume, mais pas le type, utilise le chiffre du code 141 ou 142.  Une station automatique qui peut déceler le type général (liquide, solide, se congelant) et le volume général utilise les chiffres du code 143 à 148.  Une station automatique qui peut signaler les types réels de précipitations (par exemple bruine ou pluie), mais non leur volume, utilise le nombre entier de la dizaine correspondante (par exemple 150 pour la catégorie bruine; 160 pour la catégorie pluie).</w:t>
-      </w:r>
-    </w:p>
-    <w:p>
-      <w:r>
-        <w:rPr>
-          <w:rFonts w:ascii="Verdana" w:hAnsi="Verdana"/>
-          <w:i/>
-          <w:sz w:val="14"/>
-        </w:rPr>
-        <w:t>Note 35: Le descripteur 0 25 009 est caduc; le remplacer par le descripteur 0 25 029.</w:t>
-      </w:r>
-    </w:p>
-    <w:p>
-      <w:r>
-        <w:rPr>
-          <w:rFonts w:ascii="Verdana" w:hAnsi="Verdana"/>
-          <w:i/>
-          <w:sz w:val="14"/>
-        </w:rPr>
-        <w:t>Note 36: Les statistiques sur les differences sont des valeurs differentielles ayant des dimensions similaires a celles des valeurs observees correspondantes en ce qui concerne les unites, mais dont les limites sont centrees sur le zero.</w:t>
-      </w:r>
-    </w:p>
-    <w:p>
-      <w:r>
-        <w:rPr>
-          <w:rFonts w:ascii="Verdana" w:hAnsi="Verdana"/>
-          <w:i/>
-          <w:sz w:val="14"/>
-        </w:rPr>
-        <w:t>Note 39: 1) L’EPSG est un jeu de données sur les systèmes de coordonnées et les transformations qu’ils subissent, constitué et tenu à jour à l’origine par l’ European Petroleum Survey Group l’Association internationale des producteurs de pétrole et de gaz qui s’en occupe, par le biais du sous-comité à la géodésie relevant de son Comité de géomatique. 2) Lorsque le chiffre du code 4 est utilisé pour préciser un système de coordonnées de référence, la donnée ellipsoïdale est alors un ellipsoïde de révolution aplati, dont le grand axe s’oriente dans le même plan que le plan équatorial et le petit axe coupe le méridien d’origine près du pôle d’origine. Le Nord correspond à la direction de l’équateur au pôle d’origine. L’Est correspond au sens inverse des aiguilles d’une montre à partir du méridien d’origine vu depuis le pôle Nord. Dans ce cas, il faut préciser le demi-grand axe et le demi-petit axe (en se servant par exemple des descripteurs 0 01 152 et 0 01 153).</w:t>
-      </w:r>
-    </w:p>
-    <w:p>
-      <w:r>
-        <w:rPr>
-          <w:rFonts w:ascii="Verdana" w:hAnsi="Verdana"/>
-          <w:i/>
-          <w:sz w:val="14"/>
-        </w:rPr>
-        <w:t>Note 42: 1) La signification du champ associé correspond, au début, à la qualité des données observées. 2) Le chiffre du code 21 peut être utilisé dans des messages corrigés où les valeurs substituées/corrigées sont déterminées. 3) D’autres applications peuvent être prévues.</w:t>
-      </w:r>
-    </w:p>
-    <w:p>
-      <w:r>
-        <w:rPr>
-          <w:rFonts w:ascii="Verdana" w:hAnsi="Verdana"/>
-          <w:i/>
-          <w:sz w:val="14"/>
-        </w:rPr>
-        <w:t>Note 43: 1) Entre les chiffres du code 100–199, la présente table de code comprend des termes à plusieurs niveaux afin de servir aux stations simples et aux stations automatiques devenant de plus en plus complexes. 2) Les termes génériques se rapportant au temps (par exemple brouillard, bruine) sont destinés à être utilisés dans des stations automatiques pouvant déterminer les types de temps sans pouvoir fournir d'autres informations.  Les termes génériques figurent tous dans la table de code en lettres majuscules. 3) Les chiffres du code pour les catégories de précipitations (chiffres du code 140 à 148) sont disposés par ordre de complexité croissante.  Par exemple, une station très simple qui ne peut déceler que la présence ou l'absence de précipitations utilise le chiffre du code 140 (précipitations).  Au niveau suivant, une station automatique pouvant déceler le volume, mais pas le type, utilise le chiffre du code 141 ou 142.  Une station automatique qui peut déceler le type général (liquide, solide, se congelant) et le volume général utilise les chiffres du code 143 à 148.  Une station automatique qui peut signaler les types réels de précipitations (par exemple bruine ou pluie), mais non leur volume, utilise le nombre entier de la dizaine correspondante (par exemple 150 pour la catégorie bruine; 160 pour la catégorie pluie).</w:t>
-      </w:r>
-    </w:p>
-    <w:p>
-      <w:r>
-        <w:rPr>
-          <w:rFonts w:ascii="Verdana" w:hAnsi="Verdana"/>
-          <w:i/>
-          <w:sz w:val="14"/>
-        </w:rPr>
-        <w:t>Note 45: 1) Chiffres du code 1 à 9:  durée et heure de la mesure du courant (méthode vectorielle ou méthode Doppler d’établissement du profil du courant). 2) Chiffres du code 11 à 19:  période de la mesure du courant (méthode de la dérive). 3) H = heure d’observation.</w:t>
-      </w:r>
-    </w:p>
-    <w:p>
-      <w:r>
-        <w:rPr>
-          <w:rFonts w:ascii="Verdana" w:hAnsi="Verdana"/>
-          <w:i/>
-          <w:sz w:val="14"/>
-        </w:rPr>
-        <w:t>Note 49: Si le bit est mis à 1, l’indication est valable.</w:t>
-      </w:r>
-    </w:p>
-    <w:p>
-      <w:r>
-        <w:rPr>
-          <w:rFonts w:ascii="Verdana" w:hAnsi="Verdana"/>
-          <w:i/>
-          <w:sz w:val="14"/>
-        </w:rPr>
-        <w:t>Note 50: 1) Les définitions données pour les chiffres du code 0 à 2 et 4 s’appliquent à une superficie représentative de sol nu, et les chiffres 3, 5 à 9 et 10 à 19 à une zone dégagée représentative. 2) En toutes circonstances, on choisit le chiffre du code le plus élevé qui puisse s’appliquer. 3) Dans la table de code ci-dessus, toute référence à de la glace comprend aussi les précipitations solides autres que la neige.</w:t>
-      </w:r>
-    </w:p>
-    <w:p>
-      <w:r>
-        <w:rPr>
-          <w:rFonts w:ascii="Verdana" w:hAnsi="Verdana"/>
-          <w:i/>
-          <w:sz w:val="14"/>
-        </w:rPr>
-        <w:t>Note 52: 1) Dans les messages d'observation en provenance de stations météorologiques automatiques, on utilise le chiffre du code 2 si la tendance est à la hausse, 7 si la tendance est à la baisse, et 4 si la pression atmosphérique est la même que trois heures auparavant. 2) Dans les messages provenant de stations tropicales qui communiquent des données concernant les changements de pression sur 24 heures, le chiffre du code 2 indique que la tendance est positive, le chiffre 7 qu'elle est négative, et le chiffre 4 que la pression est la même que 24 heures auparavant.</w:t>
-      </w:r>
-    </w:p>
-    <w:p>
-      <w:r>
-        <w:rPr>
-          <w:rFonts w:ascii="Verdana" w:hAnsi="Verdana"/>
-          <w:i/>
-          <w:sz w:val="14"/>
-        </w:rPr>
-        <w:t>Note 53: 1) Dans les messages d'observation en provenance de stations météorologiques automatiques, on utilise le chiffre du code 2 si la tendance est à la hausse, 7 si la tendance est à la baisse, et 4 si la pression atmosphérique est la même que trois heures auparavant. 2) Dans les messages provenant de stations tropicales qui communiquent des données concernant les changements de pression sur 24 heures, le chiffre du code 2 indique que la tendance est positive, le chiffre 7 qu'elle est négative, et le chiffre 4 que la pression est la même que 24 heures auparavant.</w:t>
-      </w:r>
-    </w:p>
-    <w:p>
-      <w:r>
-        <w:rPr>
-          <w:rFonts w:ascii="Verdana" w:hAnsi="Verdana"/>
-          <w:i/>
-          <w:sz w:val="14"/>
-        </w:rPr>
-        <w:t>Note 54: 1) Les définitions données pour les chiffres du code 0 à 2 et 4 s’appliquent à une superficie représentative de sol nu, et les chiffres 3, 5 à 9 et 10 à 19 à une zone dégagée représentative. 2) En toutes circonstances, on choisit le chiffre du code le plus élevé qui puisse s’appliquer. 3) Dans la table de code ci-dessus, toute référence à de la glace comprend aussi les précipitations solides autres que la neige.</w:t>
-      </w:r>
-    </w:p>
-    <w:p>
-      <w:r>
-        <w:rPr>
-          <w:rFonts w:ascii="Verdana" w:hAnsi="Verdana"/>
-          <w:i/>
-          <w:sz w:val="14"/>
-        </w:rPr>
-        <w:t>Note 57: Le mélange de précipitation est indiqué en mettant à 1 les bits de tous les types de précipitation observés.</w:t>
-      </w:r>
-    </w:p>
-    <w:p>
-      <w:r>
-        <w:rPr>
-          <w:rFonts w:ascii="Verdana" w:hAnsi="Verdana"/>
-          <w:i/>
-          <w:sz w:val="14"/>
-        </w:rPr>
-        <w:t>Note 59: D’autres appellations locales utilisées pour des orages de diverses intensités sont ajoutées selon les besoins.</w:t>
-      </w:r>
-    </w:p>
-    <w:p>
-      <w:r>
-        <w:rPr>
-          <w:rFonts w:ascii="Verdana" w:hAnsi="Verdana"/>
-          <w:i/>
-          <w:sz w:val="14"/>
-        </w:rPr>
-        <w:t>Note 60: Aucun des chiffres du code n’exclut la possibilité, laissée à la discrétion du centre de production, d’ajouter des niveaux obtenus par interpolation.</w:t>
-      </w:r>
-    </w:p>
-    <w:p>
-      <w:r>
-        <w:rPr>
-          <w:rFonts w:ascii="Verdana" w:hAnsi="Verdana"/>
-          <w:i/>
-          <w:sz w:val="14"/>
-        </w:rPr>
-        <w:t>Note 63: Dans cette table d'indicateurs, 'phenomene' signifie tout phenomene, y compris les precipitations et l'obscurcissement.</w:t>
-      </w:r>
-    </w:p>
-    <w:p>
-      <w:r>
-        <w:rPr>
-          <w:rFonts w:ascii="Verdana" w:hAnsi="Verdana"/>
-          <w:i/>
-          <w:sz w:val="14"/>
-        </w:rPr>
-        <w:t>Note 75: 1) Les définitions données pour les chiffres du code 0 à 2 et 4 s’appliquent à une superficie représentative de sol nu, et les chiffres 3, 5 à 9 et 10 à 19 à une zone dégagée représentative. 2) En toutes circonstances, on choisit le chiffre du code le plus élevé qui puisse s’appliquer. 3) Dans la table de code ci-dessus, toute référence à de la glace comprend aussi les précipitations solides autres que la neige.</w:t>
-      </w:r>
-    </w:p>
-    <w:p>
-      <w:r>
-        <w:rPr>
-          <w:rFonts w:ascii="Verdana" w:hAnsi="Verdana"/>
-          <w:i/>
-          <w:sz w:val="14"/>
-        </w:rPr>
-        <w:t>Note 76: 1) Ces valeurs se réfèrent à des vagues de vent bien formées en haute mer. dée aux termes descriptifs, ces valeurs relatives à la hauteur peuvent être utilisées à titre d’indication par l’observateur lorsqu’il chiffre l’état total d’agitation de la mer résultant de divers facteurs tels que le vent, la houle, les courants, l’angle entre la houle et le vent, etc. 2) Pour chiffrer une hauteur correspondant à la limite entre deux chiffres du code, prendre le chiffre du code le moins élevé; par exemple, une hauteur de 4 m est signalée à l’aide du chiffre du code 5.</w:t>
-      </w:r>
-    </w:p>
-    <w:p>
-      <w:r>
-        <w:rPr>
-          <w:rFonts w:ascii="Verdana" w:hAnsi="Verdana"/>
-          <w:i/>
-          <w:sz w:val="14"/>
-        </w:rPr>
-        <w:t>Note 78: Les trois premiers chiffres representent le code ISO du pays.</w:t>
-      </w:r>
-    </w:p>
-    <w:p>
-      <w:r>
-        <w:rPr>
-          <w:rFonts w:ascii="Verdana" w:hAnsi="Verdana"/>
-          <w:i/>
-          <w:sz w:val="14"/>
-        </w:rPr>
-        <w:t>Note 79: La derniere colonne de la table indique le numero d’enregistrement correspondant emis par le Chemical Abstracts Service (CAS) de l’American Chemical Society.</w:t>
-      </w:r>
-    </w:p>
-    <w:p>
-      <w:r>
-        <w:rPr>
-          <w:rFonts w:ascii="Verdana" w:hAnsi="Verdana"/>
-          <w:i/>
-          <w:sz w:val="14"/>
-        </w:rPr>
-        <w:t>Note 80: 1) Entre les chiffres du code 100–199, la présente table de code comprend des termes à plusieurs niveaux afin de servir aux stations simples et aux stations automatiques devenant de plus en plus complexes. 2) Les termes génériques se rapportant au temps (par exemple brouillard, bruine) sont destinés à être utilisés dans des stations automatiques pouvant déterminer les types de temps sans pouvoir fournir d'autres informations.  Les termes génériques figurent tous dans la table de code en lettres majuscules. 3) Les chiffres du code pour les catégories de précipitations (chiffres du code 140 à 148) sont disposés par ordre de complexité croissante.  Par exemple, une station très simple qui ne peut déceler que la présence ou l'absence de précipitations utilise le chiffre du code 140 (précipitations).  Au niveau suivant, une station automatique pouvant déceler le volume, mais pas le type, utilise le chiffre du code 141 ou 142.  Une station automatique qui peut déceler le type général (liquide, solide, se congelant) et le volume général utilise les chiffres du code 143 à 148.  Une station automatique qui peut signaler les types réels de précipitations (par exemple bruine ou pluie), mais non leur volume, utilise le nombre entier de la dizaine correspondante (par exemple 150 pour la catégorie bruine; 160 pour la catégorie pluie).</w:t>
-      </w:r>
-    </w:p>
-    <w:p>
-      <w:r>
-        <w:rPr>
-          <w:rFonts w:ascii="Verdana" w:hAnsi="Verdana"/>
-          <w:i/>
-          <w:sz w:val="14"/>
-        </w:rPr>
-        <w:t>Note 81: L’échelle des valeurs nominales de l’humidité du sol en surface est comprise entre 0 et 100 %. Dans des cas extrêmes, il est possible néanmoins que la valeur extrapolée à partir de la rétrodiffusion suivant un angle d’incidence de 40 degrés soit inférieure à la valeur minimale de référence de 0 % (conditions sèches) ou supérieure à la valeur maximale de référence de 100 % (conditions humides).</w:t>
-      </w:r>
-    </w:p>
-    <w:p>
-      <w:r>
-        <w:rPr>
-          <w:rFonts w:ascii="Verdana" w:hAnsi="Verdana"/>
-          <w:i/>
-          <w:sz w:val="14"/>
-        </w:rPr>
-        <w:t>Note 84: 1) Ces valeurs se réfèrent à des vagues de vent bien formées en haute mer. dée aux termes descriptifs, ces valeurs relatives à la hauteur peuvent être utilisées à titre d’indication par l’observateur lorsqu’il chiffre l’état total d’agitation de la mer résultant de divers facteurs tels que le vent, la houle, les courants, l’angle entre la houle et le vent, etc. 2) Pour chiffrer une hauteur correspondant à la limite entre deux chiffres du code, prendre le chiffre du code le moins élevé; par exemple, une hauteur de 4 m est signalée à l’aide du chiffre du code 5.</w:t>
-      </w:r>
-    </w:p>
-    <w:p>
-      <w:r>
-        <w:rPr>
-          <w:rFonts w:ascii="Verdana" w:hAnsi="Verdana"/>
-          <w:i/>
-          <w:sz w:val="14"/>
-        </w:rPr>
-        <w:t>Note 85: Ce descripteur sera associé à des données relatives à la visibilité ou à la hauteur des nuages pour préciser si la valeur est bornée. Si la donnée transmise est la valeur vraie, le chiffre du code est 0. Toutefois, la mesure peut atteindre la limite de capacité de mesure de l’instrument. Si la valeur transmise est supérieure à la valeur vraie, le chiffre du code est 1; si la valeur transmise est inférieure à la valeur vraie, le chiffre du code est 2.</w:t>
-      </w:r>
-    </w:p>
-    <w:p>
-      <w:r>
-        <w:rPr>
-          <w:rFonts w:ascii="Verdana" w:hAnsi="Verdana"/>
-          <w:i/>
-          <w:sz w:val="14"/>
-        </w:rPr>
-        <w:t>Note 88: 1) L’expression «moyenne sur une certaine période» indique qu’il est établi en permanence une moyenne des valeurs sur une période donnée. 2) L’expression «moyenne d’ensemble» indique que l’on prend la moyenne d’un certain nombre de valeurs distinctes correspondant à une série de situations dans le temps. 3) Il faut préciser les périodes auxquelles correspondent les caractéristiques temporelles.</w:t>
-      </w:r>
-    </w:p>
-    <w:p>
-      <w:r>
-        <w:rPr>
-          <w:rFonts w:ascii="Verdana" w:hAnsi="Verdana"/>
-          <w:i/>
-          <w:sz w:val="14"/>
-        </w:rPr>
-        <w:t>Note 90: Type d'instrument et unites initiales pour la mesure du vent (en m s-1 sauf indication contraire).</w:t>
-      </w:r>
-    </w:p>
-    <w:p>
-      <w:r>
-        <w:rPr>
-          <w:rFonts w:ascii="Verdana" w:hAnsi="Verdana"/>
-          <w:i/>
-          <w:sz w:val="14"/>
-        </w:rPr>
-        <w:t>Note 94: Si la méthode de transmission d’origine est celle indiquée par le chiffre 1 du code, il est conseillé de faire appel à la table de conversion suivante pour obtenir une valeur correcte des données correspondant au descripteur 0 01 012: Valeur indiquée Valeur des données 0 0 1 45 2 90 3 135 4 180 5 225 6 270 7 315 8 360 9 511</w:t>
-      </w:r>
-    </w:p>
-    <w:p>
-      <w:r>
-        <w:rPr>
-          <w:rFonts w:ascii="Verdana" w:hAnsi="Verdana"/>
-          <w:i/>
-          <w:sz w:val="14"/>
-        </w:rPr>
-        <w:t>Note 95: Si la méthode de transmission d’origine est celle indiquée par le chiffre 1 du code, il est conseillé de faire appel à la table de conversion suivante pour obtenir une valeur correcte des données correspondant au descripteur 0 01 013: Valeur indiquée Valeur des données 0 0 1 1 2 4 3 7 4 9 5 12 6 14 7 17 8 19 9 21 / 1023</w:t>
-      </w:r>
-    </w:p>
-    <w:p>
-      <w:r>
-        <w:rPr>
-          <w:rFonts w:ascii="Verdana" w:hAnsi="Verdana"/>
-          <w:i/>
-          <w:sz w:val="14"/>
-        </w:rPr>
-        <w:t>Note 98: Code figures 1 - 24 are siting classifications and measurement quality classifications according to the Guide to Instruments and Methods of Observation (WMO-No. 8), Volume I, Chapter 1, Annex 1.D and Annex 1.G.</w:t>
-      </w:r>
-    </w:p>
-    <w:p>
-      <w:r>
-        <w:rPr>
-          <w:rFonts w:ascii="Verdana" w:hAnsi="Verdana"/>
-          <w:i/>
-          <w:sz w:val="14"/>
-        </w:rPr>
-        <w:t>Note 99: Code figures 26 - 30 are siting classifications according to the Guide to Instruments and Methods of Observation (WMO-No. 8), Volume I, Chapter 1, Annex 1.D.</w:t>
-      </w:r>
-    </w:p>
-    <w:p>
-      <w:r>
-        <w:rPr>
-          <w:rFonts w:ascii="Verdana" w:hAnsi="Verdana"/>
-          <w:i/>
-          <w:sz w:val="14"/>
-        </w:rPr>
-        <w:t>Note 100: Code figures 31 - 34 are measurement quality classifications according to the Guide to Instruments and Methods of Observation (WMO-No. 8), Volume I, Chapter 1, Annex 1.G.</w:t>
-      </w:r>
-    </w:p>
-    <w:p>
-      <w:r>
-        <w:rPr>
-          <w:rFonts w:ascii="Verdana" w:hAnsi="Verdana"/>
-          <w:i/>
-          <w:sz w:val="14"/>
-        </w:rPr>
-        <w:t>Note 101: Annex 1.G is a new annex that will be part of an updated version of WMO-No. 8 to be published in mid-2022.</w:t>
-      </w:r>
-    </w:p>
     <w:sectPr>
       <w:pgSz w:w="16838" w:h="11906" w:orient="landscape"/>
       <w:pgMar w:top="850" w:right="850" w:bottom="850" w:left="850" w:header="720" w:footer="720" w:gutter="0"/>
